--- a/Objets.docx
+++ b/Objets.docx
@@ -504,7 +504,7 @@
           <w:szCs w:val="22"/>
           <w:rFonts w:ascii="Times New Roman" w:hAnsi="Times New Roman" w:cs="Times New Roman"/>
         </w:rPr>
-        <w:t xml:space="preserve">L’AN MIL HUIT CENT QUATRE-VINGT-DIX-HUIT, le quinze octobre, à neuf heures du matin, par-devant nous, maire de la commune de la Grande Leuleu, officier de l’état civil, est comparu </w:t>
+        <w:t xml:space="preserve">L’AN MIL HUIT CENT QUATRE-VINGT-TREIZE, le quinze octobre, à neuf heures du matin, par-devant nous, maire de la commune de la Grande Leuleu, officier de l’état civil, est comparu </w:t>
       </w:r>
       <w:r>
         <w:rPr>
@@ -612,7 +612,7 @@
           <w:szCs w:val="16"/>
           <w:rFonts w:ascii="Times New Roman" w:hAnsi="Times New Roman" w:cs="Times New Roman"/>
         </w:rPr>
-        <w:t xml:space="preserve">✦  Mairie de la Grande Leuleu — 1898  ✦</w:t>
+        <w:t xml:space="preserve">✦  Mairie de la Grande Leuleu — 1893  ✦</w:t>
       </w:r>
     </w:p>
     <w:p>
@@ -1131,6 +1131,290 @@
     </w:p>
     <w:p>
       <w:pPr>
+        <w:pageBreakBefore/>
+        <w:jc w:val="center"/>
+        <w:spacing w:before="240" w:after="120"/>
+      </w:pPr>
+      <w:r>
+        <w:rPr>
+          <w:b/>
+          <w:sz w:val="28"/>
+        </w:rPr>
+        <w:t xml:space="preserve">OBJET 07b — Mot à Lady Cloé Fischer (Clochette)</w:t>
+      </w:r>
+    </w:p>
+    <w:p>
+      <w:pPr>
+        <w:jc w:val="center"/>
+      </w:pPr>
+      <w:r>
+        <w:rPr>
+          <w:i/>
+          <w:sz w:val="22"/>
+        </w:rPr>
+        <w:t xml:space="preserve">À placer : froissé dans le réticule de Clochette (la joueuse l’a fourré là ce matin après l’avoir reçu de Léa). Elle l’avoue si pressée sur ses dettes.</w:t>
+      </w:r>
+    </w:p>
+    <w:p>
+      <w:pPr>
+        <w:jc w:val="center"/>
+        <w:spacing w:before="240"/>
+      </w:pPr>
+      <w:r>
+        <w:rPr>
+          <w:sz w:val="24"/>
+        </w:rPr>
+        <w:t xml:space="preserve">Ma chère Cloé,</w:t>
+      </w:r>
+    </w:p>
+    <w:p>
+      <w:pPr>
+        <w:jc w:val="center"/>
+      </w:pPr>
+      <w:r>
+        <w:rPr>
+          <w:sz w:val="24"/>
+        </w:rPr>
+        <w:t xml:space="preserve">Mille livres avant ce soir. Dernier délai.</w:t>
+      </w:r>
+    </w:p>
+    <w:p>
+      <w:pPr>
+        <w:jc w:val="center"/>
+      </w:pPr>
+      <w:r>
+        <w:rPr>
+          <w:sz w:val="24"/>
+        </w:rPr>
+        <w:t xml:space="preserve">Je pars la semaine prochaine — vous ne me reverrez plus.</w:t>
+      </w:r>
+    </w:p>
+    <w:p>
+      <w:pPr>
+        <w:jc w:val="center"/>
+      </w:pPr>
+      <w:r>
+        <w:rPr>
+          <w:sz w:val="24"/>
+        </w:rPr>
+        <w:t xml:space="preserve">— L.</w:t>
+      </w:r>
+    </w:p>
+    <w:p>
+      <w:pPr>
+        <w:pageBreakBefore/>
+        <w:jc w:val="center"/>
+        <w:spacing w:before="240" w:after="120"/>
+      </w:pPr>
+      <w:r>
+        <w:rPr>
+          <w:b/>
+          <w:sz w:val="28"/>
+        </w:rPr>
+        <w:t xml:space="preserve">OBJET 07c — Mot à Lady Boulet de Myrtilles</w:t>
+      </w:r>
+    </w:p>
+    <w:p>
+      <w:pPr>
+        <w:jc w:val="center"/>
+      </w:pPr>
+      <w:r>
+        <w:rPr>
+          <w:i/>
+          <w:sz w:val="22"/>
+        </w:rPr>
+        <w:t xml:space="preserve">À placer : caché sous la couverture cuir d’un livre d’annuaires posé près de son fauteuil.</w:t>
+      </w:r>
+    </w:p>
+    <w:p>
+      <w:pPr>
+        <w:jc w:val="center"/>
+        <w:spacing w:before="240"/>
+      </w:pPr>
+      <w:r>
+        <w:rPr>
+          <w:sz w:val="24"/>
+        </w:rPr>
+        <w:t xml:space="preserve">Chère Boulet,</w:t>
+      </w:r>
+    </w:p>
+    <w:p>
+      <w:pPr>
+        <w:jc w:val="center"/>
+      </w:pPr>
+      <w:r>
+        <w:rPr>
+          <w:sz w:val="24"/>
+        </w:rPr>
+        <w:t xml:space="preserve">Un trimestre d’avance pour ce soir — deux cents livres.</w:t>
+      </w:r>
+    </w:p>
+    <w:p>
+      <w:pPr>
+        <w:jc w:val="center"/>
+      </w:pPr>
+      <w:r>
+        <w:rPr>
+          <w:sz w:val="24"/>
+        </w:rPr>
+        <w:t xml:space="preserve">Je pars bientôt, mais notre arrangement court jusqu’à mon départ.</w:t>
+      </w:r>
+    </w:p>
+    <w:p>
+      <w:pPr>
+        <w:jc w:val="center"/>
+      </w:pPr>
+      <w:r>
+        <w:rPr>
+          <w:sz w:val="24"/>
+        </w:rPr>
+        <w:t xml:space="preserve">— L.</w:t>
+      </w:r>
+    </w:p>
+    <w:p>
+      <w:pPr>
+        <w:pageBreakBefore/>
+        <w:jc w:val="center"/>
+        <w:spacing w:before="240" w:after="120"/>
+      </w:pPr>
+      <w:r>
+        <w:rPr>
+          <w:b/>
+          <w:sz w:val="28"/>
+        </w:rPr>
+        <w:t xml:space="preserve">OBJET 07d — Mot à Sir Tatoine</w:t>
+      </w:r>
+    </w:p>
+    <w:p>
+      <w:pPr>
+        <w:jc w:val="center"/>
+      </w:pPr>
+      <w:r>
+        <w:rPr>
+          <w:i/>
+          <w:sz w:val="22"/>
+        </w:rPr>
+        <w:t xml:space="preserve">À placer : NE PAS placer en prop visible. Tatoine l’a brûlé dans le cendrier du jardin avant la tournée des présentations. Note conservée ici uniquement pour mémoire/MJ.</w:t>
+      </w:r>
+    </w:p>
+    <w:p>
+      <w:pPr>
+        <w:jc w:val="center"/>
+        <w:spacing w:before="240"/>
+      </w:pPr>
+      <w:r>
+        <w:rPr>
+          <w:sz w:val="24"/>
+        </w:rPr>
+        <w:t xml:space="preserve">Mon cher Sir Tatoine,</w:t>
+      </w:r>
+    </w:p>
+    <w:p>
+      <w:pPr>
+        <w:jc w:val="center"/>
+      </w:pPr>
+      <w:r>
+        <w:rPr>
+          <w:sz w:val="24"/>
+        </w:rPr>
+        <w:t xml:space="preserve">Deux cents livres ce soir — votre rappel d’échéance.</w:t>
+      </w:r>
+    </w:p>
+    <w:p>
+      <w:pPr>
+        <w:jc w:val="center"/>
+      </w:pPr>
+      <w:r>
+        <w:rPr>
+          <w:sz w:val="24"/>
+        </w:rPr>
+        <w:t xml:space="preserve">Soyez tranquille : c’est la dernière fois.</w:t>
+      </w:r>
+    </w:p>
+    <w:p>
+      <w:pPr>
+        <w:jc w:val="center"/>
+      </w:pPr>
+      <w:r>
+        <w:rPr>
+          <w:sz w:val="24"/>
+        </w:rPr>
+        <w:t xml:space="preserve">— L.</w:t>
+      </w:r>
+    </w:p>
+    <w:p>
+      <w:pPr>
+        <w:pageBreakBefore/>
+        <w:jc w:val="center"/>
+        <w:spacing w:before="240" w:after="120"/>
+      </w:pPr>
+      <w:r>
+        <w:rPr>
+          <w:b/>
+          <w:sz w:val="28"/>
+        </w:rPr>
+        <w:t xml:space="preserve">OBJET 07e — Mot à Lord Nicolas</w:t>
+      </w:r>
+    </w:p>
+    <w:p>
+      <w:pPr>
+        <w:jc w:val="center"/>
+      </w:pPr>
+      <w:r>
+        <w:rPr>
+          <w:i/>
+          <w:sz w:val="22"/>
+        </w:rPr>
+        <w:t xml:space="preserve">À placer : NE PAS placer en prop visible. Nicolas l’a déchiré et jeté dans la cuvette des toilettes à son arrivée. Note conservée ici uniquement pour mémoire/MJ.</w:t>
+      </w:r>
+    </w:p>
+    <w:p>
+      <w:pPr>
+        <w:jc w:val="center"/>
+        <w:spacing w:before="240"/>
+      </w:pPr>
+      <w:r>
+        <w:rPr>
+          <w:sz w:val="24"/>
+        </w:rPr>
+        <w:t xml:space="preserve">M. Plumeau —</w:t>
+      </w:r>
+    </w:p>
+    <w:p>
+      <w:pPr>
+        <w:jc w:val="center"/>
+      </w:pPr>
+      <w:r>
+        <w:rPr>
+          <w:sz w:val="24"/>
+        </w:rPr>
+        <w:t xml:space="preserve">Deux cents livres ce soir, ou demain le tout-Londres saura.</w:t>
+      </w:r>
+    </w:p>
+    <w:p>
+      <w:pPr>
+        <w:jc w:val="center"/>
+      </w:pPr>
+      <w:r>
+        <w:rPr>
+          <w:sz w:val="24"/>
+        </w:rPr>
+        <w:t xml:space="preserve">Je quitte le continent dans huit jours.</w:t>
+      </w:r>
+    </w:p>
+    <w:p>
+      <w:pPr>
+        <w:jc w:val="center"/>
+      </w:pPr>
+      <w:r>
+        <w:rPr>
+          <w:sz w:val="24"/>
+        </w:rPr>
+        <w:t xml:space="preserve">— L.</w:t>
+      </w:r>
+    </w:p>
+    <w:p>
+      <w:pPr>
         <w:spacing w:before="0" w:after="200" w:line="320" w:lineRule="auto"/>
         <w:ind w:left="0" w:right="500"/>
         <w:jc w:val="right"/>
@@ -1958,16 +2242,16 @@
           <w:szCs w:val="22"/>
           <w:rFonts w:ascii="Garamond" w:hAnsi="Garamond" w:cs="Garamond"/>
         </w:rPr>
-        <w:t>M.R. — potager</w:t>
-      </w:r>
-      <w:r>
-        <w:rPr>
-          <w:color w:val="000000"/>
-          <w:sz w:val="22"/>
-          <w:szCs w:val="22"/>
-          <w:rFonts w:ascii="Garamond" w:hAnsi="Garamond" w:cs="Garamond"/>
-        </w:rPr>
-        <w:t xml:space="preserve">     </w:t>
+        <w:t xml:space="preserve">(annotation personnelle, en marge : « M.R. — potager — non, garder le silence »)</w:t>
+      </w:r>
+      <w:r>
+        <w:rPr>
+          <w:color w:val="000000"/>
+          <w:sz w:val="22"/>
+          <w:szCs w:val="22"/>
+          <w:rFonts w:ascii="Garamond" w:hAnsi="Garamond" w:cs="Garamond"/>
+        </w:rPr>
+        <w:t xml:space="preserve"/>
       </w:r>
       <w:r>
         <w:rPr>
@@ -1978,16 +2262,16 @@
           <w:szCs w:val="22"/>
           <w:rFonts w:ascii="Garamond" w:hAnsi="Garamond" w:cs="Garamond"/>
         </w:rPr>
-        <w:t>—</w:t>
-      </w:r>
-      <w:r>
-        <w:rPr>
-          <w:color w:val="000000"/>
-          <w:sz w:val="22"/>
-          <w:szCs w:val="22"/>
-          <w:rFonts w:ascii="Garamond" w:hAnsi="Garamond" w:cs="Garamond"/>
-        </w:rPr>
-        <w:t xml:space="preserve">     </w:t>
+        <w:t/>
+      </w:r>
+      <w:r>
+        <w:rPr>
+          <w:color w:val="000000"/>
+          <w:sz w:val="22"/>
+          <w:szCs w:val="22"/>
+          <w:rFonts w:ascii="Garamond" w:hAnsi="Garamond" w:cs="Garamond"/>
+        </w:rPr>
+        <w:t xml:space="preserve"/>
       </w:r>
       <w:r>
         <w:rPr>
@@ -2007,7 +2291,7 @@
           <w:szCs w:val="22"/>
           <w:rFonts w:ascii="Garamond" w:hAnsi="Garamond" w:cs="Garamond"/>
         </w:rPr>
-        <w:t xml:space="preserve">     </w:t>
+        <w:t xml:space="preserve"/>
       </w:r>
       <w:r>
         <w:rPr>
@@ -2018,7 +2302,7 @@
           <w:szCs w:val="20"/>
           <w:rFonts w:ascii="Garamond" w:hAnsi="Garamond" w:cs="Garamond"/>
         </w:rPr>
-        <w:t>non, garder le silence</w:t>
+        <w:t/>
       </w:r>
     </w:p>
     <w:p>

--- a/Objets.docx
+++ b/Objets.docx
@@ -2227,6 +2227,18 @@
           <w:rFonts w:ascii="Garamond" w:hAnsi="Garamond" w:cs="Garamond"/>
         </w:rPr>
         <w:t>✓ régulier</w:t>
+      </w:r>
+    </w:p>
+    <w:p>
+      <w:pPr>
+        <w:jc w:val="center"/>
+      </w:pPr>
+      <w:r>
+        <w:rPr>
+          <w:rFonts w:ascii="Courier New" w:hAnsi="Courier New"/>
+          <w:sz w:val="22"/>
+        </w:rPr>
+        <w:t xml:space="preserve">T.C. — Boulet     2 ✦ 0     (par trimestre)     ✓ régulier</w:t>
       </w:r>
     </w:p>
     <w:p>

--- a/Objets.docx
+++ b/Objets.docx
@@ -1665,7 +1665,7 @@
           <w:szCs w:val="22"/>
           <w:rFonts w:ascii="Garamond" w:hAnsi="Garamond" w:cs="Garamond"/>
         </w:rPr>
-        <w:t>« Pour mes cadenas et mes coffres, j’utilise les initiales du nom et je convertis chaque lettre en un seul chiffre (de 1 à 9). Si la lettre vaut plus de neuf, j’additionne (12 → 1+2 = 3). C’est ma méthode. »</w:t>
+        <w:t>« Pour mes coffres et mes serrures, je prends les initiales des trois mots de ma phrase du jour, dans mon journal de bord. Je convertis chaque lettre en un chiffre (de 1 à 9) ; si la lettre vaut plus de neuf, j’additionne (12 → 1+2 = 3). Le code change ainsi tous les jours. C’est ma méthode personnelle. »</w:t>
       </w:r>
     </w:p>
     <w:p>
@@ -1705,7 +1705,7 @@
           <w:szCs w:val="18"/>
           <w:rFonts w:ascii="Times New Roman" w:hAnsi="Times New Roman" w:cs="Times New Roman"/>
         </w:rPr>
-        <w:t>OBJET 09 — Carnet de Léa — page 2 : les chantages</w:t>
+        <w:t>OBJET 09 — Carnet de Léa — pages 2-3 : le journal de bord</w:t>
       </w:r>
     </w:p>
     <w:p>
@@ -1722,7 +1722,7 @@
           <w:szCs w:val="16"/>
           <w:rFonts w:ascii="Times New Roman" w:hAnsi="Times New Roman" w:cs="Times New Roman"/>
         </w:rPr>
-        <w:t>À placer : Verso de la page précédente, dans l’atelier-dépendance</w:t>
+        <w:t>À placer : Pages suivantes du carnet, dans l’atelier-dépendance. C’est CETTE page qui donne le code du jour.</w:t>
       </w:r>
     </w:p>
     <w:p>
@@ -1758,7 +1758,7 @@
           <w:szCs w:val="32"/>
           <w:rFonts w:ascii="Garamond" w:hAnsi="Garamond" w:cs="Garamond"/>
         </w:rPr>
-        <w:t>Mon carnet des affaires</w:t>
+        <w:t>JOURNAL DE BORD — Mes phrases du jour</w:t>
       </w:r>
     </w:p>
     <w:p>
@@ -1786,16 +1786,16 @@
           <w:szCs w:val="22"/>
           <w:rFonts w:ascii="Garamond" w:hAnsi="Garamond" w:cs="Garamond"/>
         </w:rPr>
-        <w:t>L.R. — Gautier</w:t>
-      </w:r>
-      <w:r>
-        <w:rPr>
-          <w:color w:val="000000"/>
-          <w:sz w:val="22"/>
-          <w:szCs w:val="22"/>
-          <w:rFonts w:ascii="Garamond" w:hAnsi="Garamond" w:cs="Garamond"/>
-        </w:rPr>
-        <w:t xml:space="preserve">     </w:t>
+        <w:t xml:space="preserve">Mardi 2 juin       —     « Bateau parle anglais »     (B-P-A)</w:t>
+      </w:r>
+      <w:r>
+        <w:rPr>
+          <w:color w:val="000000"/>
+          <w:sz w:val="22"/>
+          <w:szCs w:val="22"/>
+          <w:rFonts w:ascii="Garamond" w:hAnsi="Garamond" w:cs="Garamond"/>
+        </w:rPr>
+        <w:t xml:space="preserve"/>
       </w:r>
       <w:r>
         <w:rPr>
@@ -1806,16 +1806,16 @@
           <w:szCs w:val="22"/>
           <w:rFonts w:ascii="Garamond" w:hAnsi="Garamond" w:cs="Garamond"/>
         </w:rPr>
-        <w:t>5 ✦ 1 ✦ 7</w:t>
-      </w:r>
-      <w:r>
-        <w:rPr>
-          <w:color w:val="000000"/>
-          <w:sz w:val="22"/>
-          <w:szCs w:val="22"/>
-          <w:rFonts w:ascii="Garamond" w:hAnsi="Garamond" w:cs="Garamond"/>
-        </w:rPr>
-        <w:t xml:space="preserve">     </w:t>
+        <w:t/>
+      </w:r>
+      <w:r>
+        <w:rPr>
+          <w:color w:val="000000"/>
+          <w:sz w:val="22"/>
+          <w:szCs w:val="22"/>
+          <w:rFonts w:ascii="Garamond" w:hAnsi="Garamond" w:cs="Garamond"/>
+        </w:rPr>
+        <w:t xml:space="preserve"/>
       </w:r>
       <w:r>
         <w:rPr>
@@ -1826,16 +1826,16 @@
           <w:szCs w:val="20"/>
           <w:rFonts w:ascii="Garamond" w:hAnsi="Garamond" w:cs="Garamond"/>
         </w:rPr>
-        <w:t>(500 livres)</w:t>
-      </w:r>
-      <w:r>
-        <w:rPr>
-          <w:color w:val="000000"/>
-          <w:sz w:val="22"/>
-          <w:szCs w:val="22"/>
-          <w:rFonts w:ascii="Garamond" w:hAnsi="Garamond" w:cs="Garamond"/>
-        </w:rPr>
-        <w:t xml:space="preserve">     </w:t>
+        <w:t/>
+      </w:r>
+      <w:r>
+        <w:rPr>
+          <w:color w:val="000000"/>
+          <w:sz w:val="22"/>
+          <w:szCs w:val="22"/>
+          <w:rFonts w:ascii="Garamond" w:hAnsi="Garamond" w:cs="Garamond"/>
+        </w:rPr>
+        <w:t xml:space="preserve"/>
       </w:r>
       <w:r>
         <w:rPr>
@@ -1846,7 +1846,7 @@
           <w:szCs w:val="20"/>
           <w:rFonts w:ascii="Garamond" w:hAnsi="Garamond" w:cs="Garamond"/>
         </w:rPr>
-        <w:t>✓ payé</w:t>
+        <w:t/>
       </w:r>
     </w:p>
     <w:p>
@@ -1862,16 +1862,16 @@
           <w:szCs w:val="22"/>
           <w:rFonts w:ascii="Garamond" w:hAnsi="Garamond" w:cs="Garamond"/>
         </w:rPr>
-        <w:t>G.L. — Louis-Marc</w:t>
-      </w:r>
-      <w:r>
-        <w:rPr>
-          <w:color w:val="000000"/>
-          <w:sz w:val="22"/>
-          <w:szCs w:val="22"/>
-          <w:rFonts w:ascii="Garamond" w:hAnsi="Garamond" w:cs="Garamond"/>
-        </w:rPr>
-        <w:t xml:space="preserve">     </w:t>
+        <w:t xml:space="preserve">Mercredi 3 juin    —     « Vendre mes meubles »     (V-M-M)</w:t>
+      </w:r>
+      <w:r>
+        <w:rPr>
+          <w:color w:val="000000"/>
+          <w:sz w:val="22"/>
+          <w:szCs w:val="22"/>
+          <w:rFonts w:ascii="Garamond" w:hAnsi="Garamond" w:cs="Garamond"/>
+        </w:rPr>
+        <w:t xml:space="preserve"/>
       </w:r>
       <w:r>
         <w:rPr>
@@ -1882,16 +1882,16 @@
           <w:szCs w:val="22"/>
           <w:rFonts w:ascii="Garamond" w:hAnsi="Garamond" w:cs="Garamond"/>
         </w:rPr>
-        <w:t>5 ✦ 0</w:t>
-      </w:r>
-      <w:r>
-        <w:rPr>
-          <w:color w:val="000000"/>
-          <w:sz w:val="22"/>
-          <w:szCs w:val="22"/>
-          <w:rFonts w:ascii="Garamond" w:hAnsi="Garamond" w:cs="Garamond"/>
-        </w:rPr>
-        <w:t xml:space="preserve">     </w:t>
+        <w:t/>
+      </w:r>
+      <w:r>
+        <w:rPr>
+          <w:color w:val="000000"/>
+          <w:sz w:val="22"/>
+          <w:szCs w:val="22"/>
+          <w:rFonts w:ascii="Garamond" w:hAnsi="Garamond" w:cs="Garamond"/>
+        </w:rPr>
+        <w:t xml:space="preserve"/>
       </w:r>
       <w:r>
         <w:rPr>
@@ -1902,16 +1902,16 @@
           <w:szCs w:val="20"/>
           <w:rFonts w:ascii="Garamond" w:hAnsi="Garamond" w:cs="Garamond"/>
         </w:rPr>
-        <w:t>(5 000 livres)</w:t>
-      </w:r>
-      <w:r>
-        <w:rPr>
-          <w:color w:val="000000"/>
-          <w:sz w:val="22"/>
-          <w:szCs w:val="22"/>
-          <w:rFonts w:ascii="Garamond" w:hAnsi="Garamond" w:cs="Garamond"/>
-        </w:rPr>
-        <w:t xml:space="preserve">     </w:t>
+        <w:t/>
+      </w:r>
+      <w:r>
+        <w:rPr>
+          <w:color w:val="000000"/>
+          <w:sz w:val="22"/>
+          <w:szCs w:val="22"/>
+          <w:rFonts w:ascii="Garamond" w:hAnsi="Garamond" w:cs="Garamond"/>
+        </w:rPr>
+        <w:t xml:space="preserve"/>
       </w:r>
       <w:r>
         <w:rPr>
@@ -1922,7 +1922,7 @@
           <w:szCs w:val="20"/>
           <w:rFonts w:ascii="Garamond" w:hAnsi="Garamond" w:cs="Garamond"/>
         </w:rPr>
-        <w:t>en attente — rdv 17h30</w:t>
+        <w:t/>
       </w:r>
     </w:p>
     <w:p>
@@ -1938,16 +1938,16 @@
           <w:szCs w:val="22"/>
           <w:rFonts w:ascii="Garamond" w:hAnsi="Garamond" w:cs="Garamond"/>
         </w:rPr>
-        <w:t>N.P. — Plumeau</w:t>
-      </w:r>
-      <w:r>
-        <w:rPr>
-          <w:color w:val="000000"/>
-          <w:sz w:val="22"/>
-          <w:szCs w:val="22"/>
-          <w:rFonts w:ascii="Garamond" w:hAnsi="Garamond" w:cs="Garamond"/>
-        </w:rPr>
-        <w:t xml:space="preserve">     </w:t>
+        <w:t xml:space="preserve">Jeudi 4 juin       —     « Quatre jours avant »     (Q-J-A)</w:t>
+      </w:r>
+      <w:r>
+        <w:rPr>
+          <w:color w:val="000000"/>
+          <w:sz w:val="22"/>
+          <w:szCs w:val="22"/>
+          <w:rFonts w:ascii="Garamond" w:hAnsi="Garamond" w:cs="Garamond"/>
+        </w:rPr>
+        <w:t xml:space="preserve"/>
       </w:r>
       <w:r>
         <w:rPr>
@@ -1958,16 +1958,16 @@
           <w:szCs w:val="22"/>
           <w:rFonts w:ascii="Garamond" w:hAnsi="Garamond" w:cs="Garamond"/>
         </w:rPr>
-        <w:t>2 ✦ 7</w:t>
-      </w:r>
-      <w:r>
-        <w:rPr>
-          <w:color w:val="000000"/>
-          <w:sz w:val="22"/>
-          <w:szCs w:val="22"/>
-          <w:rFonts w:ascii="Garamond" w:hAnsi="Garamond" w:cs="Garamond"/>
-        </w:rPr>
-        <w:t xml:space="preserve">     </w:t>
+        <w:t/>
+      </w:r>
+      <w:r>
+        <w:rPr>
+          <w:color w:val="000000"/>
+          <w:sz w:val="22"/>
+          <w:szCs w:val="22"/>
+          <w:rFonts w:ascii="Garamond" w:hAnsi="Garamond" w:cs="Garamond"/>
+        </w:rPr>
+        <w:t xml:space="preserve"/>
       </w:r>
       <w:r>
         <w:rPr>
@@ -1978,16 +1978,16 @@
           <w:szCs w:val="20"/>
           <w:rFonts w:ascii="Garamond" w:hAnsi="Garamond" w:cs="Garamond"/>
         </w:rPr>
-        <w:t>(200 livres)</w:t>
-      </w:r>
-      <w:r>
-        <w:rPr>
-          <w:color w:val="000000"/>
-          <w:sz w:val="22"/>
-          <w:szCs w:val="22"/>
-          <w:rFonts w:ascii="Garamond" w:hAnsi="Garamond" w:cs="Garamond"/>
-        </w:rPr>
-        <w:t xml:space="preserve">     </w:t>
+        <w:t/>
+      </w:r>
+      <w:r>
+        <w:rPr>
+          <w:color w:val="000000"/>
+          <w:sz w:val="22"/>
+          <w:szCs w:val="22"/>
+          <w:rFonts w:ascii="Garamond" w:hAnsi="Garamond" w:cs="Garamond"/>
+        </w:rPr>
+        <w:t xml:space="preserve"/>
       </w:r>
       <w:r>
         <w:rPr>
@@ -1998,7 +1998,7 @@
           <w:szCs w:val="20"/>
           <w:rFonts w:ascii="Garamond" w:hAnsi="Garamond" w:cs="Garamond"/>
         </w:rPr>
-        <w:t>✓ payé</w:t>
+        <w:t/>
       </w:r>
     </w:p>
     <w:p>
@@ -2014,16 +2014,16 @@
           <w:szCs w:val="22"/>
           <w:rFonts w:ascii="Garamond" w:hAnsi="Garamond" w:cs="Garamond"/>
         </w:rPr>
-        <w:t>T.P. — Vienne</w:t>
-      </w:r>
-      <w:r>
-        <w:rPr>
-          <w:color w:val="000000"/>
-          <w:sz w:val="22"/>
-          <w:szCs w:val="22"/>
-          <w:rFonts w:ascii="Garamond" w:hAnsi="Garamond" w:cs="Garamond"/>
-        </w:rPr>
-        <w:t xml:space="preserve">     </w:t>
+        <w:t xml:space="preserve">Vendredi 5 juin    —     « Une lettre cachée »     (U-L-C)</w:t>
+      </w:r>
+      <w:r>
+        <w:rPr>
+          <w:color w:val="000000"/>
+          <w:sz w:val="22"/>
+          <w:szCs w:val="22"/>
+          <w:rFonts w:ascii="Garamond" w:hAnsi="Garamond" w:cs="Garamond"/>
+        </w:rPr>
+        <w:t xml:space="preserve"/>
       </w:r>
       <w:r>
         <w:rPr>
@@ -2034,16 +2034,16 @@
           <w:szCs w:val="22"/>
           <w:rFonts w:ascii="Garamond" w:hAnsi="Garamond" w:cs="Garamond"/>
         </w:rPr>
-        <w:t>1 ✦ 5</w:t>
-      </w:r>
-      <w:r>
-        <w:rPr>
-          <w:color w:val="000000"/>
-          <w:sz w:val="22"/>
-          <w:szCs w:val="22"/>
-          <w:rFonts w:ascii="Garamond" w:hAnsi="Garamond" w:cs="Garamond"/>
-        </w:rPr>
-        <w:t xml:space="preserve">     </w:t>
+        <w:t/>
+      </w:r>
+      <w:r>
+        <w:rPr>
+          <w:color w:val="000000"/>
+          <w:sz w:val="22"/>
+          <w:szCs w:val="22"/>
+          <w:rFonts w:ascii="Garamond" w:hAnsi="Garamond" w:cs="Garamond"/>
+        </w:rPr>
+        <w:t xml:space="preserve"/>
       </w:r>
       <w:r>
         <w:rPr>
@@ -2054,16 +2054,16 @@
           <w:szCs w:val="20"/>
           <w:rFonts w:ascii="Garamond" w:hAnsi="Garamond" w:cs="Garamond"/>
         </w:rPr>
-        <w:t>(1 500 livres)</w:t>
-      </w:r>
-      <w:r>
-        <w:rPr>
-          <w:color w:val="000000"/>
-          <w:sz w:val="22"/>
-          <w:szCs w:val="22"/>
-          <w:rFonts w:ascii="Garamond" w:hAnsi="Garamond" w:cs="Garamond"/>
-        </w:rPr>
-        <w:t xml:space="preserve">     </w:t>
+        <w:t/>
+      </w:r>
+      <w:r>
+        <w:rPr>
+          <w:color w:val="000000"/>
+          <w:sz w:val="22"/>
+          <w:szCs w:val="22"/>
+          <w:rFonts w:ascii="Garamond" w:hAnsi="Garamond" w:cs="Garamond"/>
+        </w:rPr>
+        <w:t xml:space="preserve"/>
       </w:r>
       <w:r>
         <w:rPr>
@@ -2074,7 +2074,7 @@
           <w:szCs w:val="20"/>
           <w:rFonts w:ascii="Garamond" w:hAnsi="Garamond" w:cs="Garamond"/>
         </w:rPr>
-        <w:t>en attente</w:t>
+        <w:t/>
       </w:r>
     </w:p>
     <w:p>
@@ -2090,16 +2090,16 @@
           <w:szCs w:val="22"/>
           <w:rFonts w:ascii="Garamond" w:hAnsi="Garamond" w:cs="Garamond"/>
         </w:rPr>
-        <w:t>C.C. — mardi</w:t>
-      </w:r>
-      <w:r>
-        <w:rPr>
-          <w:color w:val="000000"/>
-          <w:sz w:val="22"/>
-          <w:szCs w:val="22"/>
-          <w:rFonts w:ascii="Garamond" w:hAnsi="Garamond" w:cs="Garamond"/>
-        </w:rPr>
-        <w:t xml:space="preserve">     </w:t>
+        <w:t xml:space="preserve">SAMEDI 6 JUIN     —     « Au grand large »     (A-G-L)     ★ AUJOURD’HUI ★</w:t>
+      </w:r>
+      <w:r>
+        <w:rPr>
+          <w:color w:val="000000"/>
+          <w:sz w:val="22"/>
+          <w:szCs w:val="22"/>
+          <w:rFonts w:ascii="Garamond" w:hAnsi="Garamond" w:cs="Garamond"/>
+        </w:rPr>
+        <w:t xml:space="preserve"/>
       </w:r>
       <w:r>
         <w:rPr>
@@ -2110,16 +2110,16 @@
           <w:szCs w:val="22"/>
           <w:rFonts w:ascii="Garamond" w:hAnsi="Garamond" w:cs="Garamond"/>
         </w:rPr>
-        <w:t>1 ✦ 0</w:t>
-      </w:r>
-      <w:r>
-        <w:rPr>
-          <w:color w:val="000000"/>
-          <w:sz w:val="22"/>
-          <w:szCs w:val="22"/>
-          <w:rFonts w:ascii="Garamond" w:hAnsi="Garamond" w:cs="Garamond"/>
-        </w:rPr>
-        <w:t xml:space="preserve">     </w:t>
+        <w:t/>
+      </w:r>
+      <w:r>
+        <w:rPr>
+          <w:color w:val="000000"/>
+          <w:sz w:val="22"/>
+          <w:szCs w:val="22"/>
+          <w:rFonts w:ascii="Garamond" w:hAnsi="Garamond" w:cs="Garamond"/>
+        </w:rPr>
+        <w:t xml:space="preserve"/>
       </w:r>
       <w:r>
         <w:rPr>
@@ -2130,16 +2130,16 @@
           <w:szCs w:val="20"/>
           <w:rFonts w:ascii="Garamond" w:hAnsi="Garamond" w:cs="Garamond"/>
         </w:rPr>
-        <w:t>(1 000 livres)</w:t>
-      </w:r>
-      <w:r>
-        <w:rPr>
-          <w:color w:val="000000"/>
-          <w:sz w:val="22"/>
-          <w:szCs w:val="22"/>
-          <w:rFonts w:ascii="Garamond" w:hAnsi="Garamond" w:cs="Garamond"/>
-        </w:rPr>
-        <w:t xml:space="preserve">     </w:t>
+        <w:t/>
+      </w:r>
+      <w:r>
+        <w:rPr>
+          <w:color w:val="000000"/>
+          <w:sz w:val="22"/>
+          <w:szCs w:val="22"/>
+          <w:rFonts w:ascii="Garamond" w:hAnsi="Garamond" w:cs="Garamond"/>
+        </w:rPr>
+        <w:t xml:space="preserve"/>
       </w:r>
       <w:r>
         <w:rPr>
@@ -2150,7 +2150,7 @@
           <w:szCs w:val="20"/>
           <w:rFonts w:ascii="Garamond" w:hAnsi="Garamond" w:cs="Garamond"/>
         </w:rPr>
-        <w:t>en attente</w:t>
+        <w:t/>
       </w:r>
     </w:p>
     <w:p>
@@ -2166,95 +2166,7 @@
           <w:szCs w:val="22"/>
           <w:rFonts w:ascii="Garamond" w:hAnsi="Garamond" w:cs="Garamond"/>
         </w:rPr>
-        <w:t>B.M. — Tatoine</w:t>
-      </w:r>
-      <w:r>
-        <w:rPr>
-          <w:color w:val="000000"/>
-          <w:sz w:val="22"/>
-          <w:szCs w:val="22"/>
-          <w:rFonts w:ascii="Garamond" w:hAnsi="Garamond" w:cs="Garamond"/>
-        </w:rPr>
-        <w:t xml:space="preserve">     </w:t>
-      </w:r>
-      <w:r>
-        <w:rPr>
-          <w:b/>
-          <w:bCs/>
-          <w:color w:val="000000"/>
-          <w:sz w:val="22"/>
-          <w:szCs w:val="22"/>
-          <w:rFonts w:ascii="Garamond" w:hAnsi="Garamond" w:cs="Garamond"/>
-        </w:rPr>
-        <w:t>2 ✦ 0</w:t>
-      </w:r>
-      <w:r>
-        <w:rPr>
-          <w:color w:val="000000"/>
-          <w:sz w:val="22"/>
-          <w:szCs w:val="22"/>
-          <w:rFonts w:ascii="Garamond" w:hAnsi="Garamond" w:cs="Garamond"/>
-        </w:rPr>
-        <w:t xml:space="preserve">     </w:t>
-      </w:r>
-      <w:r>
-        <w:rPr>
-          <w:i/>
-          <w:iCs/>
-          <w:color w:val="606060"/>
-          <w:sz w:val="20"/>
-          <w:szCs w:val="20"/>
-          <w:rFonts w:ascii="Garamond" w:hAnsi="Garamond" w:cs="Garamond"/>
-        </w:rPr>
-        <w:t>(par trimestre)</w:t>
-      </w:r>
-      <w:r>
-        <w:rPr>
-          <w:color w:val="000000"/>
-          <w:sz w:val="22"/>
-          <w:szCs w:val="22"/>
-          <w:rFonts w:ascii="Garamond" w:hAnsi="Garamond" w:cs="Garamond"/>
-        </w:rPr>
-        <w:t xml:space="preserve">     </w:t>
-      </w:r>
-      <w:r>
-        <w:rPr>
-          <w:i/>
-          <w:iCs/>
-          <w:color w:val="000000"/>
-          <w:sz w:val="20"/>
-          <w:szCs w:val="20"/>
-          <w:rFonts w:ascii="Garamond" w:hAnsi="Garamond" w:cs="Garamond"/>
-        </w:rPr>
-        <w:t>✓ régulier</w:t>
-      </w:r>
-    </w:p>
-    <w:p>
-      <w:pPr>
-        <w:jc w:val="center"/>
-      </w:pPr>
-      <w:r>
-        <w:rPr>
-          <w:rFonts w:ascii="Courier New" w:hAnsi="Courier New"/>
-          <w:sz w:val="22"/>
-        </w:rPr>
-        <w:t xml:space="preserve">T.C. — Boulet     2 ✦ 0     (par trimestre)     ✓ régulier</w:t>
-      </w:r>
-    </w:p>
-    <w:p>
-      <w:pPr>
-        <w:spacing w:before="0" w:after="180" w:line="320" w:lineRule="auto"/>
-        <w:ind w:left="400" w:right="0"/>
-        <w:jc w:val="left"/>
-      </w:pPr>
-      <w:r>
-        <w:rPr>
-          <w:color w:val="000000"/>
-          <w:sz w:val="22"/>
-          <w:szCs w:val="22"/>
-          <w:rFonts w:ascii="Garamond" w:hAnsi="Garamond" w:cs="Garamond"/>
-        </w:rPr>
-        <w:t xml:space="preserve">(annotation personnelle, en marge : « M.R. — potager — non, garder le silence »)</w:t>
+        <w:t xml:space="preserve">(la méthode : initiales des trois mots, via la grille — voir page 1)</w:t>
       </w:r>
       <w:r>
         <w:rPr>
@@ -2328,25 +2240,6 @@
           <w:top w:val="single" w:sz="8" w:space="1" w:color="000000"/>
         </w:pBdr>
       </w:pPr>
-    </w:p>
-    <w:p>
-      <w:pPr>
-        <w:spacing w:before="0" w:after="200" w:line="320" w:lineRule="auto"/>
-        <w:jc w:val="center"/>
-      </w:pPr>
-      <w:r>
-        <w:rPr>
-          <w:b/>
-          <w:bCs/>
-          <w:i/>
-          <w:iCs/>
-          <w:color w:val="000000"/>
-          <w:sz w:val="28"/>
-          <w:szCs w:val="28"/>
-          <w:rFonts w:ascii="Garamond" w:hAnsi="Garamond" w:cs="Garamond"/>
-        </w:rPr>
-        <w:t xml:space="preserve">★   A.G.L. — VRAI NOM — coffret   ★</w:t>
-      </w:r>
     </w:p>
     <w:p>
       <w:pPr>

--- a/Objets.docx
+++ b/Objets.docx
@@ -1705,7 +1705,283 @@
           <w:szCs w:val="18"/>
           <w:rFonts w:ascii="Times New Roman" w:hAnsi="Times New Roman" w:cs="Times New Roman"/>
         </w:rPr>
-        <w:t>OBJET 09 — Carnet de Léa — pages 2-3 : le journal de bord</w:t>
+        <w:t>OBJET 09 — Carnet de Léa — pages 2 à 7 : le journal de bord (six poèmes datés)</w:t>
+      </w:r>
+    </w:p>
+    <w:p>
+      <w:pPr>
+        <w:spacing w:before="240" w:after="120"/>
+        <w:jc w:val="center"/>
+      </w:pPr>
+      <w:r>
+        <w:rPr>
+          <w:b/>
+          <w:sz w:val="28"/>
+        </w:rPr>
+        <w:t xml:space="preserve">JOURNAL DE BORD</w:t>
+      </w:r>
+    </w:p>
+    <w:p>
+      <w:pPr>
+        <w:spacing w:after="240"/>
+        <w:jc w:val="center"/>
+      </w:pPr>
+      <w:r>
+        <w:rPr>
+          <w:i/>
+          <w:sz w:val="22"/>
+        </w:rPr>
+        <w:t xml:space="preserve">(chaque jour, le titre du poème donne le code : initiales des trois mots, via ma grille)</w:t>
+      </w:r>
+    </w:p>
+    <w:p>
+      <w:pPr>
+        <w:spacing w:before="240" w:after="60"/>
+      </w:pPr>
+      <w:r>
+        <w:rPr>
+          <w:i/>
+          <w:sz w:val="22"/>
+          <w:color w:val="6D4C41"/>
+        </w:rPr>
+        <w:t xml:space="preserve">Lundi 1er juin</w:t>
+      </w:r>
+    </w:p>
+    <w:p>
+      <w:pPr>
+        <w:spacing w:after="120"/>
+      </w:pPr>
+      <w:r>
+        <w:rPr>
+          <w:b/>
+          <w:sz w:val="26"/>
+        </w:rPr>
+        <w:t xml:space="preserve">« Ma décision prise »   (M-D-P)</w:t>
+      </w:r>
+    </w:p>
+    <w:p>
+      <w:pPr>
+        <w:spacing w:after="120"/>
+        <w:jc w:val="both"/>
+      </w:pPr>
+      <w:r>
+        <w:rPr>
+          <w:sz w:val="22"/>
+        </w:rPr>
+        <w:t xml:space="preserve">J’ai pris ma décision hier soir, au creux d’un orage. Trop de noms portés dans ce carnet, trop de secrets pesés dans cette main qui écrit. Mon âme étouffe sous le poids des fortunes d’autrui — j’en ai gagné assez pour qu’on ne me retrouve plus. Demain je vendrai mes meubles. La semaine prochaine, je prendrai la mer. Je veux des terres où nul ne sait que j’écris. Une autre patrie pour mes plumes, et pour moi un nom plus léger. Sept ans à plumer les puissants à Londres : il est temps que cette comédie cesse, et qu’une autre commence, sans public.</w:t>
+      </w:r>
+    </w:p>
+    <w:p>
+      <w:pPr>
+        <w:spacing w:before="240" w:after="60"/>
+      </w:pPr>
+      <w:r>
+        <w:br w:type="page"/>
+      </w:r>
+      <w:r>
+        <w:rPr>
+          <w:i/>
+          <w:sz w:val="22"/>
+          <w:color w:val="6D4C41"/>
+        </w:rPr>
+        <w:t xml:space="preserve">Mardi 2 juin</w:t>
+      </w:r>
+    </w:p>
+    <w:p>
+      <w:pPr>
+        <w:spacing w:after="120"/>
+      </w:pPr>
+      <w:r>
+        <w:rPr>
+          <w:b/>
+          <w:sz w:val="26"/>
+        </w:rPr>
+        <w:t xml:space="preserve">« Bateau parle anglais »   (B-P-A)</w:t>
+      </w:r>
+    </w:p>
+    <w:p>
+      <w:pPr>
+        <w:spacing w:after="120"/>
+        <w:jc w:val="both"/>
+      </w:pPr>
+      <w:r>
+        <w:rPr>
+          <w:sz w:val="22"/>
+        </w:rPr>
+        <w:t xml:space="preserve">Je me suis présentée chez Thomas Cook ce matin, voilette baissée. Le commis souriait sans comprendre l’enjeu de mon billet. Le Berengaria appareille du Havre vendredi 12 juin, à dix heures. Première classe, cabine B-37. J’ai signé Mademoiselle Léa de Pavy — c’est peut-être la dernière fois que ce nom paraîtra sur un registre français. Sur la traversée, j’apprendrai à le perdre. New York, dit-on, accueille les femmes qui ont des choses à oublier. Je suis exactement cela : une femme qui a trop su, et qui s’en va.</w:t>
+      </w:r>
+    </w:p>
+    <w:p>
+      <w:pPr>
+        <w:spacing w:before="240" w:after="60"/>
+      </w:pPr>
+      <w:r>
+        <w:br w:type="page"/>
+      </w:r>
+      <w:r>
+        <w:rPr>
+          <w:i/>
+          <w:sz w:val="22"/>
+          <w:color w:val="6D4C41"/>
+        </w:rPr>
+        <w:t xml:space="preserve">Mercredi 3 juin</w:t>
+      </w:r>
+    </w:p>
+    <w:p>
+      <w:pPr>
+        <w:spacing w:after="120"/>
+      </w:pPr>
+      <w:r>
+        <w:rPr>
+          <w:b/>
+          <w:sz w:val="26"/>
+        </w:rPr>
+        <w:t xml:space="preserve">« Vendre mes meubles »   (V-M-M)</w:t>
+      </w:r>
+    </w:p>
+    <w:p>
+      <w:pPr>
+        <w:spacing w:after="120"/>
+        <w:jc w:val="both"/>
+      </w:pPr>
+      <w:r>
+        <w:rPr>
+          <w:sz w:val="22"/>
+        </w:rPr>
+        <w:t xml:space="preserve">L’antiquaire est venu cet après-midi. Il a touché du doigt la commode héritée de Maman, sans un mot. Il m’a offert trois cents livres pour le tout — la commode, le secrétaire, les fauteuils, les tapis. J’ai accepté sans marchander. Ce qu’une vie d’avare m’a rapporté, un soir d’antiquaire le défait. Je n’emporterai qu’une malle et mes plumes. Les Servantes, mon roman, partira sous mon bras — c’est la seule chose qui ne se vend pas. À ses pages je dois ma révélation : c’est en cherchant pour ce livre qu’une vérité m’est revenue, qui changera tout dans quelques jours.</w:t>
+      </w:r>
+    </w:p>
+    <w:p>
+      <w:pPr>
+        <w:spacing w:before="240" w:after="60"/>
+      </w:pPr>
+      <w:r>
+        <w:br w:type="page"/>
+      </w:r>
+      <w:r>
+        <w:rPr>
+          <w:i/>
+          <w:sz w:val="22"/>
+          <w:color w:val="6D4C41"/>
+        </w:rPr>
+        <w:t xml:space="preserve">Jeudi 4 juin</w:t>
+      </w:r>
+    </w:p>
+    <w:p>
+      <w:pPr>
+        <w:spacing w:after="120"/>
+      </w:pPr>
+      <w:r>
+        <w:rPr>
+          <w:b/>
+          <w:sz w:val="26"/>
+        </w:rPr>
+        <w:t xml:space="preserve">« Quatre jours avant »   (Q-J-A)</w:t>
+      </w:r>
+    </w:p>
+    <w:p>
+      <w:pPr>
+        <w:spacing w:after="120"/>
+        <w:jc w:val="both"/>
+      </w:pPr>
+      <w:r>
+        <w:rPr>
+          <w:sz w:val="22"/>
+        </w:rPr>
+        <w:t xml:space="preserve">Quatre jours. Je relis pour la dernière fois mes dossiers, et je prépare mes adieux. Sept enveloppes posées sur le secrétaire — sept noms, sept ardoises à solder. Mes derniers rappels d’échéance, pour samedi matin chez les Beuhaies. Quand je serai en mer, ils dormiront mieux. Moi aussi. Ce soir, je dîne seule. Sir Amaury m’a fait porter un panier de framboises de son jardin — comme une dernière offrande dont il ignore le poids. Le Domaine des Beuhaies fut, ces dernières années, ma scène préférée. C’est là que tout finira.</w:t>
+      </w:r>
+    </w:p>
+    <w:p>
+      <w:pPr>
+        <w:spacing w:before="240" w:after="60"/>
+      </w:pPr>
+      <w:r>
+        <w:br w:type="page"/>
+      </w:r>
+      <w:r>
+        <w:rPr>
+          <w:i/>
+          <w:sz w:val="22"/>
+          <w:color w:val="6D4C41"/>
+        </w:rPr>
+        <w:t xml:space="preserve">Vendredi 5 juin</w:t>
+      </w:r>
+    </w:p>
+    <w:p>
+      <w:pPr>
+        <w:spacing w:after="120"/>
+      </w:pPr>
+      <w:r>
+        <w:rPr>
+          <w:b/>
+          <w:sz w:val="26"/>
+        </w:rPr>
+        <w:t xml:space="preserve">« Une lettre cachée »   (U-L-C)</w:t>
+      </w:r>
+    </w:p>
+    <w:p>
+      <w:pPr>
+        <w:spacing w:after="120"/>
+        <w:jc w:val="both"/>
+      </w:pPr>
+      <w:r>
+        <w:rPr>
+          <w:sz w:val="22"/>
+        </w:rPr>
+        <w:t xml:space="preserve">J’ai écrit ce soir une lettre que je ne remettrai pas. Elle attendra. Je l’ai pliée dans le coffret, sous la malle de rotin du jardin, avec un autre papier — plus ancien, plus brûlant. Un acte de naissance que personne ne devrait jamais lire, et qui pourtant porte le nom d’une femme que tout Londres a applaudie sous un faux titre. Demain, à la soirée de Chloé, je laisserai entendre. Une phrase, peut-être. Un regard. Le Duc comprendra avant que je ne parte. Je dois cesser de protéger les imposteurs. Cette femme a volé une vie en mai 1910 — je vais la rendre à celle qui n’est plus.</w:t>
+      </w:r>
+    </w:p>
+    <w:p>
+      <w:pPr>
+        <w:spacing w:before="240" w:after="60"/>
+      </w:pPr>
+      <w:r>
+        <w:br w:type="page"/>
+      </w:r>
+      <w:r>
+        <w:rPr>
+          <w:i/>
+          <w:sz w:val="22"/>
+          <w:color w:val="6D4C41"/>
+        </w:rPr>
+        <w:t xml:space="preserve">SAMEDI 6 JUIN</w:t>
+      </w:r>
+    </w:p>
+    <w:p>
+      <w:pPr>
+        <w:spacing w:after="120"/>
+      </w:pPr>
+      <w:r>
+        <w:rPr>
+          <w:b/>
+          <w:sz w:val="28"/>
+        </w:rPr>
+        <w:t xml:space="preserve">« Au grand large »   (A-G-L)   ★ AUJOURD’HUI ★</w:t>
+      </w:r>
+    </w:p>
+    <w:p>
+      <w:pPr>
+        <w:spacing w:after="120"/>
+        <w:jc w:val="both"/>
+      </w:pPr>
+      <w:r>
+        <w:rPr>
+          <w:sz w:val="22"/>
+        </w:rPr>
+        <w:t xml:space="preserve">Aujourd’hui. Sept rappels distribués ce matin dans le hall — pliés, scellés, glissés en mains propres avec un sourire de cire. Chacun les rangera comme on range une braise. Chloé fête ses trente ans. J’ai mis mes plus beaux gants, ma plus belle robe, comme une révérence d’adieu. Aux Beuhaies, on prendra le thé, on se complimentera, et l’on s’ignorera savamment — la chorégraphie qu’ils connaissent tous par cœur. Je danserai la dernière. Demain matin, six heures, le train du Havre. Je quitterai ce pays sans regret. J’emporte mes Servantes, mes plumes, et une cabine au nom d’une autre. Au grand large.</w:t>
+      </w:r>
+    </w:p>
+    <w:p>
+      <w:pPr>
+        <w:spacing w:before="240"/>
+        <w:jc w:val="center"/>
+      </w:pPr>
+      <w:r>
+        <w:rPr>
+          <w:i/>
+          <w:sz w:val="20"/>
+        </w:rPr>
+        <w:t xml:space="preserve">(Les comptes de chantage sont sur un autre cahier dans le tiroir du bureau. Ils ne servent pas au code.)</w:t>
       </w:r>
     </w:p>
     <w:p>
@@ -1722,7 +1998,7 @@
           <w:szCs w:val="16"/>
           <w:rFonts w:ascii="Times New Roman" w:hAnsi="Times New Roman" w:cs="Times New Roman"/>
         </w:rPr>
-        <w:t>À placer : Pages suivantes du carnet, dans l’atelier-dépendance. C’est CETTE page qui donne le code du jour.</w:t>
+        <w:t>À placer : Pages suivantes du carnet, dans l’atelier-dépendance. Chaque jour est une page, avec un titre de trois mots (le code du jour, via la grille) et un poème en prose. La page du samedi 6 juin contient le code de ce soir : « Au grand large » → A-G-L → 1-7-3.</w:t>
       </w:r>
     </w:p>
     <w:p>
@@ -1744,25 +2020,6 @@
     </w:p>
     <w:p>
       <w:pPr>
-        <w:spacing w:before="0" w:after="200" w:line="320" w:lineRule="auto"/>
-        <w:jc w:val="center"/>
-      </w:pPr>
-      <w:r>
-        <w:rPr>
-          <w:b/>
-          <w:bCs/>
-          <w:i/>
-          <w:iCs/>
-          <w:color w:val="000000"/>
-          <w:sz w:val="32"/>
-          <w:szCs w:val="32"/>
-          <w:rFonts w:ascii="Garamond" w:hAnsi="Garamond" w:cs="Garamond"/>
-        </w:rPr>
-        <w:t>JOURNAL DE BORD — Mes phrases du jour</w:t>
-      </w:r>
-    </w:p>
-    <w:p>
-      <w:pPr>
         <w:pBdr>
           <w:top w:val="single" w:sz="4" w:space="1" w:color="606060"/>
         </w:pBdr>
@@ -1772,462 +2029,6 @@
       <w:pPr>
         <w:spacing w:after="120"/>
       </w:pPr>
-    </w:p>
-    <w:p>
-      <w:pPr>
-        <w:spacing w:before="0" w:after="180" w:line="320" w:lineRule="auto"/>
-        <w:ind w:left="400" w:right="0"/>
-        <w:jc w:val="left"/>
-      </w:pPr>
-      <w:r>
-        <w:rPr>
-          <w:color w:val="000000"/>
-          <w:sz w:val="22"/>
-          <w:szCs w:val="22"/>
-          <w:rFonts w:ascii="Garamond" w:hAnsi="Garamond" w:cs="Garamond"/>
-        </w:rPr>
-        <w:t xml:space="preserve">Mardi 2 juin       —     « Bateau parle anglais »     (B-P-A)</w:t>
-      </w:r>
-      <w:r>
-        <w:rPr>
-          <w:color w:val="000000"/>
-          <w:sz w:val="22"/>
-          <w:szCs w:val="22"/>
-          <w:rFonts w:ascii="Garamond" w:hAnsi="Garamond" w:cs="Garamond"/>
-        </w:rPr>
-        <w:t xml:space="preserve"/>
-      </w:r>
-      <w:r>
-        <w:rPr>
-          <w:b/>
-          <w:bCs/>
-          <w:color w:val="000000"/>
-          <w:sz w:val="22"/>
-          <w:szCs w:val="22"/>
-          <w:rFonts w:ascii="Garamond" w:hAnsi="Garamond" w:cs="Garamond"/>
-        </w:rPr>
-        <w:t/>
-      </w:r>
-      <w:r>
-        <w:rPr>
-          <w:color w:val="000000"/>
-          <w:sz w:val="22"/>
-          <w:szCs w:val="22"/>
-          <w:rFonts w:ascii="Garamond" w:hAnsi="Garamond" w:cs="Garamond"/>
-        </w:rPr>
-        <w:t xml:space="preserve"/>
-      </w:r>
-      <w:r>
-        <w:rPr>
-          <w:i/>
-          <w:iCs/>
-          <w:color w:val="606060"/>
-          <w:sz w:val="20"/>
-          <w:szCs w:val="20"/>
-          <w:rFonts w:ascii="Garamond" w:hAnsi="Garamond" w:cs="Garamond"/>
-        </w:rPr>
-        <w:t/>
-      </w:r>
-      <w:r>
-        <w:rPr>
-          <w:color w:val="000000"/>
-          <w:sz w:val="22"/>
-          <w:szCs w:val="22"/>
-          <w:rFonts w:ascii="Garamond" w:hAnsi="Garamond" w:cs="Garamond"/>
-        </w:rPr>
-        <w:t xml:space="preserve"/>
-      </w:r>
-      <w:r>
-        <w:rPr>
-          <w:i/>
-          <w:iCs/>
-          <w:color w:val="000000"/>
-          <w:sz w:val="20"/>
-          <w:szCs w:val="20"/>
-          <w:rFonts w:ascii="Garamond" w:hAnsi="Garamond" w:cs="Garamond"/>
-        </w:rPr>
-        <w:t/>
-      </w:r>
-    </w:p>
-    <w:p>
-      <w:pPr>
-        <w:spacing w:before="0" w:after="180" w:line="320" w:lineRule="auto"/>
-        <w:ind w:left="400" w:right="0"/>
-        <w:jc w:val="left"/>
-      </w:pPr>
-      <w:r>
-        <w:rPr>
-          <w:color w:val="000000"/>
-          <w:sz w:val="22"/>
-          <w:szCs w:val="22"/>
-          <w:rFonts w:ascii="Garamond" w:hAnsi="Garamond" w:cs="Garamond"/>
-        </w:rPr>
-        <w:t xml:space="preserve">Mercredi 3 juin    —     « Vendre mes meubles »     (V-M-M)</w:t>
-      </w:r>
-      <w:r>
-        <w:rPr>
-          <w:color w:val="000000"/>
-          <w:sz w:val="22"/>
-          <w:szCs w:val="22"/>
-          <w:rFonts w:ascii="Garamond" w:hAnsi="Garamond" w:cs="Garamond"/>
-        </w:rPr>
-        <w:t xml:space="preserve"/>
-      </w:r>
-      <w:r>
-        <w:rPr>
-          <w:b/>
-          <w:bCs/>
-          <w:color w:val="000000"/>
-          <w:sz w:val="22"/>
-          <w:szCs w:val="22"/>
-          <w:rFonts w:ascii="Garamond" w:hAnsi="Garamond" w:cs="Garamond"/>
-        </w:rPr>
-        <w:t/>
-      </w:r>
-      <w:r>
-        <w:rPr>
-          <w:color w:val="000000"/>
-          <w:sz w:val="22"/>
-          <w:szCs w:val="22"/>
-          <w:rFonts w:ascii="Garamond" w:hAnsi="Garamond" w:cs="Garamond"/>
-        </w:rPr>
-        <w:t xml:space="preserve"/>
-      </w:r>
-      <w:r>
-        <w:rPr>
-          <w:i/>
-          <w:iCs/>
-          <w:color w:val="606060"/>
-          <w:sz w:val="20"/>
-          <w:szCs w:val="20"/>
-          <w:rFonts w:ascii="Garamond" w:hAnsi="Garamond" w:cs="Garamond"/>
-        </w:rPr>
-        <w:t/>
-      </w:r>
-      <w:r>
-        <w:rPr>
-          <w:color w:val="000000"/>
-          <w:sz w:val="22"/>
-          <w:szCs w:val="22"/>
-          <w:rFonts w:ascii="Garamond" w:hAnsi="Garamond" w:cs="Garamond"/>
-        </w:rPr>
-        <w:t xml:space="preserve"/>
-      </w:r>
-      <w:r>
-        <w:rPr>
-          <w:i/>
-          <w:iCs/>
-          <w:color w:val="000000"/>
-          <w:sz w:val="20"/>
-          <w:szCs w:val="20"/>
-          <w:rFonts w:ascii="Garamond" w:hAnsi="Garamond" w:cs="Garamond"/>
-        </w:rPr>
-        <w:t/>
-      </w:r>
-    </w:p>
-    <w:p>
-      <w:pPr>
-        <w:spacing w:before="0" w:after="180" w:line="320" w:lineRule="auto"/>
-        <w:ind w:left="400" w:right="0"/>
-        <w:jc w:val="left"/>
-      </w:pPr>
-      <w:r>
-        <w:rPr>
-          <w:color w:val="000000"/>
-          <w:sz w:val="22"/>
-          <w:szCs w:val="22"/>
-          <w:rFonts w:ascii="Garamond" w:hAnsi="Garamond" w:cs="Garamond"/>
-        </w:rPr>
-        <w:t xml:space="preserve">Jeudi 4 juin       —     « Quatre jours avant »     (Q-J-A)</w:t>
-      </w:r>
-      <w:r>
-        <w:rPr>
-          <w:color w:val="000000"/>
-          <w:sz w:val="22"/>
-          <w:szCs w:val="22"/>
-          <w:rFonts w:ascii="Garamond" w:hAnsi="Garamond" w:cs="Garamond"/>
-        </w:rPr>
-        <w:t xml:space="preserve"/>
-      </w:r>
-      <w:r>
-        <w:rPr>
-          <w:b/>
-          <w:bCs/>
-          <w:color w:val="000000"/>
-          <w:sz w:val="22"/>
-          <w:szCs w:val="22"/>
-          <w:rFonts w:ascii="Garamond" w:hAnsi="Garamond" w:cs="Garamond"/>
-        </w:rPr>
-        <w:t/>
-      </w:r>
-      <w:r>
-        <w:rPr>
-          <w:color w:val="000000"/>
-          <w:sz w:val="22"/>
-          <w:szCs w:val="22"/>
-          <w:rFonts w:ascii="Garamond" w:hAnsi="Garamond" w:cs="Garamond"/>
-        </w:rPr>
-        <w:t xml:space="preserve"/>
-      </w:r>
-      <w:r>
-        <w:rPr>
-          <w:i/>
-          <w:iCs/>
-          <w:color w:val="606060"/>
-          <w:sz w:val="20"/>
-          <w:szCs w:val="20"/>
-          <w:rFonts w:ascii="Garamond" w:hAnsi="Garamond" w:cs="Garamond"/>
-        </w:rPr>
-        <w:t/>
-      </w:r>
-      <w:r>
-        <w:rPr>
-          <w:color w:val="000000"/>
-          <w:sz w:val="22"/>
-          <w:szCs w:val="22"/>
-          <w:rFonts w:ascii="Garamond" w:hAnsi="Garamond" w:cs="Garamond"/>
-        </w:rPr>
-        <w:t xml:space="preserve"/>
-      </w:r>
-      <w:r>
-        <w:rPr>
-          <w:i/>
-          <w:iCs/>
-          <w:color w:val="000000"/>
-          <w:sz w:val="20"/>
-          <w:szCs w:val="20"/>
-          <w:rFonts w:ascii="Garamond" w:hAnsi="Garamond" w:cs="Garamond"/>
-        </w:rPr>
-        <w:t/>
-      </w:r>
-    </w:p>
-    <w:p>
-      <w:pPr>
-        <w:spacing w:before="0" w:after="180" w:line="320" w:lineRule="auto"/>
-        <w:ind w:left="400" w:right="0"/>
-        <w:jc w:val="left"/>
-      </w:pPr>
-      <w:r>
-        <w:rPr>
-          <w:color w:val="000000"/>
-          <w:sz w:val="22"/>
-          <w:szCs w:val="22"/>
-          <w:rFonts w:ascii="Garamond" w:hAnsi="Garamond" w:cs="Garamond"/>
-        </w:rPr>
-        <w:t xml:space="preserve">Vendredi 5 juin    —     « Une lettre cachée »     (U-L-C)</w:t>
-      </w:r>
-      <w:r>
-        <w:rPr>
-          <w:color w:val="000000"/>
-          <w:sz w:val="22"/>
-          <w:szCs w:val="22"/>
-          <w:rFonts w:ascii="Garamond" w:hAnsi="Garamond" w:cs="Garamond"/>
-        </w:rPr>
-        <w:t xml:space="preserve"/>
-      </w:r>
-      <w:r>
-        <w:rPr>
-          <w:b/>
-          <w:bCs/>
-          <w:color w:val="000000"/>
-          <w:sz w:val="22"/>
-          <w:szCs w:val="22"/>
-          <w:rFonts w:ascii="Garamond" w:hAnsi="Garamond" w:cs="Garamond"/>
-        </w:rPr>
-        <w:t/>
-      </w:r>
-      <w:r>
-        <w:rPr>
-          <w:color w:val="000000"/>
-          <w:sz w:val="22"/>
-          <w:szCs w:val="22"/>
-          <w:rFonts w:ascii="Garamond" w:hAnsi="Garamond" w:cs="Garamond"/>
-        </w:rPr>
-        <w:t xml:space="preserve"/>
-      </w:r>
-      <w:r>
-        <w:rPr>
-          <w:i/>
-          <w:iCs/>
-          <w:color w:val="606060"/>
-          <w:sz w:val="20"/>
-          <w:szCs w:val="20"/>
-          <w:rFonts w:ascii="Garamond" w:hAnsi="Garamond" w:cs="Garamond"/>
-        </w:rPr>
-        <w:t/>
-      </w:r>
-      <w:r>
-        <w:rPr>
-          <w:color w:val="000000"/>
-          <w:sz w:val="22"/>
-          <w:szCs w:val="22"/>
-          <w:rFonts w:ascii="Garamond" w:hAnsi="Garamond" w:cs="Garamond"/>
-        </w:rPr>
-        <w:t xml:space="preserve"/>
-      </w:r>
-      <w:r>
-        <w:rPr>
-          <w:i/>
-          <w:iCs/>
-          <w:color w:val="000000"/>
-          <w:sz w:val="20"/>
-          <w:szCs w:val="20"/>
-          <w:rFonts w:ascii="Garamond" w:hAnsi="Garamond" w:cs="Garamond"/>
-        </w:rPr>
-        <w:t/>
-      </w:r>
-    </w:p>
-    <w:p>
-      <w:pPr>
-        <w:spacing w:before="0" w:after="180" w:line="320" w:lineRule="auto"/>
-        <w:ind w:left="400" w:right="0"/>
-        <w:jc w:val="left"/>
-      </w:pPr>
-      <w:r>
-        <w:rPr>
-          <w:color w:val="000000"/>
-          <w:sz w:val="22"/>
-          <w:szCs w:val="22"/>
-          <w:rFonts w:ascii="Garamond" w:hAnsi="Garamond" w:cs="Garamond"/>
-        </w:rPr>
-        <w:t xml:space="preserve">SAMEDI 6 JUIN     —     « Au grand large »     (A-G-L)     ★ AUJOURD’HUI ★</w:t>
-      </w:r>
-      <w:r>
-        <w:rPr>
-          <w:color w:val="000000"/>
-          <w:sz w:val="22"/>
-          <w:szCs w:val="22"/>
-          <w:rFonts w:ascii="Garamond" w:hAnsi="Garamond" w:cs="Garamond"/>
-        </w:rPr>
-        <w:t xml:space="preserve"/>
-      </w:r>
-      <w:r>
-        <w:rPr>
-          <w:b/>
-          <w:bCs/>
-          <w:color w:val="000000"/>
-          <w:sz w:val="22"/>
-          <w:szCs w:val="22"/>
-          <w:rFonts w:ascii="Garamond" w:hAnsi="Garamond" w:cs="Garamond"/>
-        </w:rPr>
-        <w:t/>
-      </w:r>
-      <w:r>
-        <w:rPr>
-          <w:color w:val="000000"/>
-          <w:sz w:val="22"/>
-          <w:szCs w:val="22"/>
-          <w:rFonts w:ascii="Garamond" w:hAnsi="Garamond" w:cs="Garamond"/>
-        </w:rPr>
-        <w:t xml:space="preserve"/>
-      </w:r>
-      <w:r>
-        <w:rPr>
-          <w:i/>
-          <w:iCs/>
-          <w:color w:val="606060"/>
-          <w:sz w:val="20"/>
-          <w:szCs w:val="20"/>
-          <w:rFonts w:ascii="Garamond" w:hAnsi="Garamond" w:cs="Garamond"/>
-        </w:rPr>
-        <w:t/>
-      </w:r>
-      <w:r>
-        <w:rPr>
-          <w:color w:val="000000"/>
-          <w:sz w:val="22"/>
-          <w:szCs w:val="22"/>
-          <w:rFonts w:ascii="Garamond" w:hAnsi="Garamond" w:cs="Garamond"/>
-        </w:rPr>
-        <w:t xml:space="preserve"/>
-      </w:r>
-      <w:r>
-        <w:rPr>
-          <w:i/>
-          <w:iCs/>
-          <w:color w:val="000000"/>
-          <w:sz w:val="20"/>
-          <w:szCs w:val="20"/>
-          <w:rFonts w:ascii="Garamond" w:hAnsi="Garamond" w:cs="Garamond"/>
-        </w:rPr>
-        <w:t/>
-      </w:r>
-    </w:p>
-    <w:p>
-      <w:pPr>
-        <w:spacing w:before="0" w:after="180" w:line="320" w:lineRule="auto"/>
-        <w:ind w:left="400" w:right="0"/>
-        <w:jc w:val="left"/>
-      </w:pPr>
-      <w:r>
-        <w:rPr>
-          <w:color w:val="000000"/>
-          <w:sz w:val="22"/>
-          <w:szCs w:val="22"/>
-          <w:rFonts w:ascii="Garamond" w:hAnsi="Garamond" w:cs="Garamond"/>
-        </w:rPr>
-        <w:t xml:space="preserve">(la méthode : initiales des trois mots, via la grille — voir page 1)</w:t>
-      </w:r>
-      <w:r>
-        <w:rPr>
-          <w:color w:val="000000"/>
-          <w:sz w:val="22"/>
-          <w:szCs w:val="22"/>
-          <w:rFonts w:ascii="Garamond" w:hAnsi="Garamond" w:cs="Garamond"/>
-        </w:rPr>
-        <w:t xml:space="preserve"/>
-      </w:r>
-      <w:r>
-        <w:rPr>
-          <w:b/>
-          <w:bCs/>
-          <w:color w:val="000000"/>
-          <w:sz w:val="22"/>
-          <w:szCs w:val="22"/>
-          <w:rFonts w:ascii="Garamond" w:hAnsi="Garamond" w:cs="Garamond"/>
-        </w:rPr>
-        <w:t/>
-      </w:r>
-      <w:r>
-        <w:rPr>
-          <w:color w:val="000000"/>
-          <w:sz w:val="22"/>
-          <w:szCs w:val="22"/>
-          <w:rFonts w:ascii="Garamond" w:hAnsi="Garamond" w:cs="Garamond"/>
-        </w:rPr>
-        <w:t xml:space="preserve"/>
-      </w:r>
-      <w:r>
-        <w:rPr>
-          <w:i/>
-          <w:iCs/>
-          <w:color w:val="606060"/>
-          <w:sz w:val="20"/>
-          <w:szCs w:val="20"/>
-          <w:rFonts w:ascii="Garamond" w:hAnsi="Garamond" w:cs="Garamond"/>
-        </w:rPr>
-        <w:t/>
-      </w:r>
-      <w:r>
-        <w:rPr>
-          <w:color w:val="000000"/>
-          <w:sz w:val="22"/>
-          <w:szCs w:val="22"/>
-          <w:rFonts w:ascii="Garamond" w:hAnsi="Garamond" w:cs="Garamond"/>
-        </w:rPr>
-        <w:t xml:space="preserve"/>
-      </w:r>
-      <w:r>
-        <w:rPr>
-          <w:i/>
-          <w:iCs/>
-          <w:color w:val="000000"/>
-          <w:sz w:val="20"/>
-          <w:szCs w:val="20"/>
-          <w:rFonts w:ascii="Garamond" w:hAnsi="Garamond" w:cs="Garamond"/>
-        </w:rPr>
-        <w:t/>
-      </w:r>
     </w:p>
     <w:p>
       <w:pPr>

--- a/Objets.docx
+++ b/Objets.docx
@@ -193,7 +193,7 @@
           <w:szCs w:val="34"/>
           <w:rFonts w:ascii="Garamond" w:hAnsi="Garamond" w:cs="Garamond"/>
         </w:rPr>
-        <w:t>Mon cher Louis,</w:t>
+        <w:t>Mon cher Lord Louis-Marc,</w:t>
       </w:r>
     </w:p>
     <w:p>
@@ -210,7 +210,7 @@
           <w:szCs w:val="38"/>
           <w:rFonts w:ascii="Garamond" w:hAnsi="Garamond" w:cs="Garamond"/>
         </w:rPr>
-        <w:t>Je sais pour Gautier.</w:t>
+        <w:t>On porte certains secrets cinq années entières avant qu’une plume étrangère ne les surprenne. Je sais — pour Gautier, et pour vous.</w:t>
       </w:r>
     </w:p>
     <w:p>
@@ -227,7 +227,7 @@
           <w:szCs w:val="32"/>
           <w:rFonts w:ascii="Garamond" w:hAnsi="Garamond" w:cs="Garamond"/>
         </w:rPr>
-        <w:t>Cinq cents livres pour mon silence.</w:t>
+        <w:t>Cinq cents livres, samedi soir sans faute, et la rumeur s’éteint dans l’œuf. Marie ne saura jamais — si vous savez payer.</w:t>
       </w:r>
     </w:p>
     <w:p>
@@ -686,7 +686,7 @@
           <w:szCs w:val="22"/>
           <w:rFonts w:ascii="Garamond" w:hAnsi="Garamond" w:cs="Garamond"/>
         </w:rPr>
-        <w:t>Les Beuhaies, le 5 juin</w:t>
+        <w:t>Les Beuhaies, le 5 juin — au crépuscule</w:t>
       </w:r>
     </w:p>
     <w:p>
@@ -722,7 +722,7 @@
           <w:szCs w:val="28"/>
           <w:rFonts w:ascii="Garamond" w:hAnsi="Garamond" w:cs="Garamond"/>
         </w:rPr>
-        <w:t>J’ai tergiversé six mois. Je ne peux plus garder ce silence. Théodorette mérite de savoir qui vous êtes vraiment. Je lui parlerai ce week-end.</w:t>
+        <w:t>Voici six longs mois que je tergiverse — six mois que je remets à demain ce qui devrait être dit dès l’aube. Mes nuits, vois-tu, s’en lassent. Théodorette est un homme d’honneur ; il mérite de connaître la femme qu’il aime — et non l’autre, celle qui en porte le nom comme un châle qui ne lui appartient pas. Je lui parlerai ce week-end, à la soirée de Chloé. Une phrase, un regard suffira.</w:t>
       </w:r>
     </w:p>
     <w:p>
@@ -742,7 +742,7 @@
           <w:szCs w:val="30"/>
           <w:rFonts w:ascii="Garamond" w:hAnsi="Garamond" w:cs="Garamond"/>
         </w:rPr>
-        <w:t>Pour vous, c’est la fin du jeu.</w:t>
+        <w:t>Pour vous, c’est la fin du jeu. Pour moi aussi, mais d’une autre manière : je traverserai l’Atlantique le vendredi suivant, et plus jamais vous n’entendrez parler de moi.</w:t>
       </w:r>
     </w:p>
     <w:p>
@@ -963,7 +963,7 @@
           <w:szCs w:val="32"/>
           <w:rFonts w:ascii="Garamond" w:hAnsi="Garamond" w:cs="Garamond"/>
         </w:rPr>
-        <w:t>Mon cher Duc,</w:t>
+        <w:t>Monsieur le Duc,</w:t>
       </w:r>
     </w:p>
     <w:p>
@@ -982,7 +982,7 @@
           <w:szCs w:val="36"/>
           <w:rFonts w:ascii="Garamond" w:hAnsi="Garamond" w:cs="Garamond"/>
         </w:rPr>
-        <w:t>Je sais pour Vienne.</w:t>
+        <w:t>La diplomatie de Vienne, vous le savez, n’épargne jamais les imprudents — et je crains qu’une certaine dame, et une certaine note confidentielle, n’aient laissé plus de traces qu’on ne le souhaiterait.</w:t>
       </w:r>
     </w:p>
     <w:p>
@@ -999,7 +999,7 @@
           <w:szCs w:val="30"/>
           <w:rFonts w:ascii="Garamond" w:hAnsi="Garamond" w:cs="Garamond"/>
         </w:rPr>
-        <w:t>Mille cinq cents livres pour mon silence.</w:t>
+        <w:t>Mille cinq cents livres me feront perdre le fil de cette malheureuse rumeur. Samedi soir, à votre convenance. Vous comprendrez que mes patiences ont leurs limites.</w:t>
       </w:r>
     </w:p>
     <w:p>
@@ -1092,7 +1092,7 @@
           <w:szCs w:val="36"/>
           <w:rFonts w:ascii="Garamond" w:hAnsi="Garamond" w:cs="Garamond"/>
         </w:rPr>
-        <w:t>6 juin</w:t>
+        <w:t>Mon cher Lord,</w:t>
       </w:r>
     </w:p>
     <w:p>
@@ -1109,7 +1109,7 @@
           <w:szCs w:val="32"/>
           <w:rFonts w:ascii="Garamond" w:hAnsi="Garamond" w:cs="Garamond"/>
         </w:rPr>
-        <w:t>17h30 — dépendance</w:t>
+        <w:t>Samedi six juin, dix-sept heures trente, à la dépendance du Domaine.</w:t>
       </w:r>
     </w:p>
     <w:p>
@@ -1126,7 +1126,7 @@
           <w:szCs w:val="28"/>
           <w:rFonts w:ascii="Garamond" w:hAnsi="Garamond" w:cs="Garamond"/>
         </w:rPr>
-        <w:t>apporter la totalité</w:t>
+        <w:t>La totalité, je vous prie — point une livre de moins. Soyez ponctuel : ma patience a des bornes que je préfère vous épargner. — L.</w:t>
       </w:r>
     </w:p>
     <w:p>
@@ -1164,7 +1164,7 @@
         <w:rPr>
           <w:sz w:val="24"/>
         </w:rPr>
-        <w:t xml:space="preserve">Ma chère Cloé,</w:t>
+        <w:t xml:space="preserve">Ma chère Lady Cloé,</w:t>
       </w:r>
     </w:p>
     <w:p>
@@ -1175,7 +1175,7 @@
         <w:rPr>
           <w:sz w:val="24"/>
         </w:rPr>
-        <w:t xml:space="preserve">Mille livres avant ce soir. Dernier délai.</w:t>
+        <w:t xml:space="preserve">On peut tout perdre aux cartes, vois-tu, sauf l’art de feindre la sérénité — et même celui-là, ces derniers temps, m’a semblé vous échapper. Mille livres ce soir, dans le hall : un dernier service entre amies.</w:t>
       </w:r>
     </w:p>
     <w:p>
@@ -1186,7 +1186,7 @@
         <w:rPr>
           <w:sz w:val="24"/>
         </w:rPr>
-        <w:t xml:space="preserve">Je pars la semaine prochaine — vous ne me reverrez plus.</w:t>
+        <w:t xml:space="preserve">Je m’embarque vendredi prochain et ne reviendrai plus vous fatiguer de mes rappels. Tatoine ne saura rien — si vous savez payer.</w:t>
       </w:r>
     </w:p>
     <w:p>
@@ -1235,7 +1235,7 @@
         <w:rPr>
           <w:sz w:val="24"/>
         </w:rPr>
-        <w:t xml:space="preserve">Chère Boulet,</w:t>
+        <w:t xml:space="preserve">Chère Lady de Myrtilles,</w:t>
       </w:r>
     </w:p>
     <w:p>
@@ -1246,7 +1246,7 @@
         <w:rPr>
           <w:sz w:val="24"/>
         </w:rPr>
-        <w:t xml:space="preserve">Un trimestre d’avance pour ce soir — deux cents livres.</w:t>
+        <w:t xml:space="preserve">Un jardin, six étés en arrière, et quelques lignes échangées avec un jeune diplomate qui n’avait point encore d’épouse : rien que de très innocent — sauf à le lire. Deux cents livres ce soir, un trimestre d’avance, et le silence se renouvelle comme à l’accoutumée.</w:t>
       </w:r>
     </w:p>
     <w:p>
@@ -1257,7 +1257,7 @@
         <w:rPr>
           <w:sz w:val="24"/>
         </w:rPr>
-        <w:t xml:space="preserve">Je pars bientôt, mais notre arrangement court jusqu’à mon départ.</w:t>
+        <w:t xml:space="preserve">Je m’embarque sous peu : ce sera notre dernière transaction. Clochette ne saura jamais. Vous y veillez ; moi aussi.</w:t>
       </w:r>
     </w:p>
     <w:p>
@@ -1306,7 +1306,7 @@
         <w:rPr>
           <w:sz w:val="24"/>
         </w:rPr>
-        <w:t xml:space="preserve">Mon cher Sir Tatoine,</w:t>
+        <w:t xml:space="preserve">Mon très cher Sir Tatoine,</w:t>
       </w:r>
     </w:p>
     <w:p>
@@ -1317,7 +1317,7 @@
         <w:rPr>
           <w:sz w:val="24"/>
         </w:rPr>
-        <w:t xml:space="preserve">Deux cents livres ce soir — votre rappel d’échéance.</w:t>
+        <w:t xml:space="preserve">Une promenade, jadis, dans un jardin qui n’avait pas encore vu d’épousailles. Six ans, et la lettre tendre que vous y avez laissée ne s’est jamais perdue tout à fait. Deux cents livres ce soir, par fidélité à notre petit pacte.</w:t>
       </w:r>
     </w:p>
     <w:p>
@@ -1328,7 +1328,7 @@
         <w:rPr>
           <w:sz w:val="24"/>
         </w:rPr>
-        <w:t xml:space="preserve">Soyez tranquille : c’est la dernière fois.</w:t>
+        <w:t xml:space="preserve">Je quitte le continent sous peu — ce sera notre adieu en chiffres. Clochette dormira mieux dans son ignorance.</w:t>
       </w:r>
     </w:p>
     <w:p>
@@ -1377,7 +1377,7 @@
         <w:rPr>
           <w:sz w:val="24"/>
         </w:rPr>
-        <w:t xml:space="preserve">M. Plumeau —</w:t>
+        <w:t xml:space="preserve">À l’attention de Monsieur Plumeau,</w:t>
       </w:r>
     </w:p>
     <w:p>
@@ -1388,7 +1388,7 @@
         <w:rPr>
           <w:sz w:val="24"/>
         </w:rPr>
-        <w:t xml:space="preserve">Deux cents livres ce soir, ou demain le tout-Londres saura.</w:t>
+        <w:t xml:space="preserve">La satire, mon cher, est un art noble — sauf lorsqu’elle pèche par anonymat. J’ai sous la main la liste des éditeurs qui vous tiennent à leur main droite, et plus encore : votre véritable nom. Deux cents livres samedi soir, et la rumeur s’éteint dans l’œuf.</w:t>
       </w:r>
     </w:p>
     <w:p>
@@ -1399,7 +1399,7 @@
         <w:rPr>
           <w:sz w:val="24"/>
         </w:rPr>
-        <w:t xml:space="preserve">Je quitte le continent dans huit jours.</w:t>
+        <w:t xml:space="preserve">Refusez, et lundi matin trouvera le Times prêt à l’impression — votre identité tout entière en première page. Romanette comprendra peut-être ; mais à vos risques. Je m’embarque dans huit jours : c’est notre dernière danse.</w:t>
       </w:r>
     </w:p>
     <w:p>
@@ -1411,24 +1411,6 @@
           <w:sz w:val="24"/>
         </w:rPr>
         <w:t xml:space="preserve">— L.</w:t>
-      </w:r>
-    </w:p>
-    <w:p>
-      <w:pPr>
-        <w:spacing w:before="0" w:after="200" w:line="320" w:lineRule="auto"/>
-        <w:ind w:left="0" w:right="500"/>
-        <w:jc w:val="right"/>
-      </w:pPr>
-      <w:r>
-        <w:rPr>
-          <w:i/>
-          <w:iCs/>
-          <w:color w:val="000000"/>
-          <w:sz w:val="34"/>
-          <w:szCs w:val="34"/>
-          <w:rFonts w:ascii="Garamond" w:hAnsi="Garamond" w:cs="Garamond"/>
-        </w:rPr>
-        <w:t>— L.</w:t>
       </w:r>
     </w:p>
     <w:p>
@@ -1998,7 +1980,7 @@
           <w:szCs w:val="16"/>
           <w:rFonts w:ascii="Times New Roman" w:hAnsi="Times New Roman" w:cs="Times New Roman"/>
         </w:rPr>
-        <w:t>À placer : Pages suivantes du carnet, dans l’atelier-dépendance. Chaque jour est une page, avec un titre de trois mots (le code du jour, via la grille) et un poème en prose. La page du samedi 6 juin contient le code de ce soir : « Au grand large » → A-G-L → 1-7-3.</w:t>
+        <w:t>À placer : Pages suivantes du carnet, dans l’atelier-dépendance. Chaque jour est une page, avec un titre de trois mots (le code du jour, via la grille) et un poème en prose. La page du samedi Mon cher Lord, contient le code de ce soir : « Au grand large » → A-G-L → 1-7-3.</w:t>
       </w:r>
     </w:p>
     <w:p>
@@ -2368,7 +2350,7 @@
           <w:szCs w:val="24"/>
           <w:rFonts w:ascii="Garamond" w:hAnsi="Garamond" w:cs="Garamond"/>
         </w:rPr>
-        <w:t>Doit en parler à Théodorette dans la semaine —</w:t>
+        <w:t>Doit en parler à Théodorette cette semaine —</w:t>
       </w:r>
     </w:p>
     <w:p>
@@ -2387,7 +2369,7 @@
           <w:szCs w:val="26"/>
           <w:rFonts w:ascii="Garamond" w:hAnsi="Garamond" w:cs="Garamond"/>
         </w:rPr>
-        <w:t>je ne peux plus garder ce silence.</w:t>
+        <w:t>je ne peux plus garder ce silence, et je ne le porterai pas avec moi sur l’Atlantique.</w:t>
       </w:r>
     </w:p>
     <w:p>
@@ -2533,7 +2515,7 @@
           <w:szCs w:val="24"/>
           <w:rFonts w:ascii="Garamond" w:hAnsi="Garamond" w:cs="Garamond"/>
         </w:rPr>
-        <w:t>Je ne dors plus depuis votre dernière lettre. Vos mots me hantent. La nuit, je revois vos yeux, votre rire, ce moment dans le jardin de votre tante où vous m’avez tendu la main.</w:t>
+        <w:t>Je ne dors plus depuis votre dernière lettre. Vos mots me hantent — ils dansent en moi comme une mélodie qu’on n’oserait fredonner en société. La nuit, je revois vos yeux, votre rire, ce moment dans le jardin de votre tante où vous m’avez tendu la main, et où le monde a cessé pour un trop court instant.</w:t>
       </w:r>
     </w:p>
     <w:p>
@@ -2551,7 +2533,7 @@
           <w:szCs w:val="24"/>
           <w:rFonts w:ascii="Garamond" w:hAnsi="Garamond" w:cs="Garamond"/>
         </w:rPr>
-        <w:t>Je sais que rien ne se peut entre nous — Gautier, votre nom, le monde — et pourtant je ne sais plus comment vivre sans cette correspondance.</w:t>
+        <w:t>Je sais que rien ne se peut entre nous — Gautier, votre nom, le monde, les bienséances qui nous font et nous défont. Et pourtant je ne sais plus vivre sans cette correspondance qui passe en cachette d’un courrier à l’autre.</w:t>
       </w:r>
     </w:p>
     <w:p>
@@ -2717,7 +2699,7 @@
           <w:szCs w:val="24"/>
           <w:rFonts w:ascii="Garamond" w:hAnsi="Garamond" w:cs="Garamond"/>
         </w:rPr>
-        <w:t>Tu n’imagines pas combien de fois j’écris ton nom dans la marge de mes manuscrits — comme si l’encre, en formant tes lettres, pouvait te rapprocher de moi.</w:t>
+        <w:t>Tu n’imagines pas combien de fois j’écris ton nom dans la marge de mes manuscrits — comme si l’encre, en formant tes lettres, pouvait te rapprocher de moi à travers ces pages.</w:t>
       </w:r>
     </w:p>
     <w:p>
@@ -2735,7 +2717,7 @@
           <w:szCs w:val="24"/>
           <w:rFonts w:ascii="Garamond" w:hAnsi="Garamond" w:cs="Garamond"/>
         </w:rPr>
-        <w:t>Je garde précieusement ce que tu m’as confié. Personne, jamais, ne posera les yeux dessus. Je te le promets sur les rosiers que nous avons plantés ensemble.</w:t>
+        <w:t>Je garde précieusement ce que tu m’as confié. Personne, jamais, ne posera les yeux dessus — je te le promets sur les rosiers que nous avons plantés ensemble, l’an dernier, derrière la dépendance.</w:t>
       </w:r>
     </w:p>
     <w:p>
@@ -2755,7 +2737,7 @@
           <w:szCs w:val="26"/>
           <w:rFonts w:ascii="Garamond" w:hAnsi="Garamond" w:cs="Garamond"/>
         </w:rPr>
-        <w:t>Mardi prochain, derrière les framboisiers ?</w:t>
+        <w:t>Mardi prochain, derrière les framboisiers ? Le soleil y est plus doux qu’aux salons, et nul n’y va qu’avec un panier à la main.</w:t>
       </w:r>
     </w:p>
     <w:p>

--- a/Objets.docx
+++ b/Objets.docx
@@ -1964,6 +1964,132 @@
           <w:sz w:val="20"/>
         </w:rPr>
         <w:t xml:space="preserve">(Les comptes de chantage sont sur un autre cahier dans le tiroir du bureau. Ils ne servent pas au code.)</w:t>
+      </w:r>
+    </w:p>
+    <w:p>
+      <w:pPr>
+        <w:pageBreakBefore/>
+        <w:jc w:val="center"/>
+        <w:spacing w:before="240" w:after="120"/>
+      </w:pPr>
+      <w:r>
+        <w:rPr>
+          <w:b/>
+          <w:sz w:val="28"/>
+        </w:rPr>
+        <w:t xml:space="preserve">OBJET 09b — Cahier des comptes de Léa</w:t>
+      </w:r>
+    </w:p>
+    <w:p>
+      <w:pPr>
+        <w:jc w:val="center"/>
+      </w:pPr>
+      <w:r>
+        <w:rPr>
+          <w:i/>
+          <w:sz w:val="22"/>
+        </w:rPr>
+        <w:t xml:space="preserve">À placer : dans le tiroir du bureau de Léa (atelier-dépendance). Petit cahier de comptable, séparé du carnet/journal de bord. Chloé peut le découvrir en Acte IV en fouillant les tiroirs.</w:t>
+      </w:r>
+    </w:p>
+    <w:p>
+      <w:pPr>
+        <w:jc w:val="center"/>
+        <w:spacing w:before="240" w:after="120"/>
+      </w:pPr>
+      <w:r>
+        <w:rPr>
+          <w:b/>
+          <w:sz w:val="24"/>
+        </w:rPr>
+        <w:t xml:space="preserve">Mon carnet des affaires — état des comptes</w:t>
+      </w:r>
+    </w:p>
+    <w:p>
+      <w:r>
+        <w:rPr>
+          <w:rFonts w:ascii="Courier New" w:hAnsi="Courier New"/>
+          <w:sz w:val="22"/>
+        </w:rPr>
+        <w:t xml:space="preserve">L.R. — Gautier          5 ✦ 1 ✦ 7     (500 livres)         ✓ payé</w:t>
+      </w:r>
+    </w:p>
+    <w:p>
+      <w:r>
+        <w:rPr>
+          <w:rFonts w:ascii="Courier New" w:hAnsi="Courier New"/>
+          <w:sz w:val="22"/>
+        </w:rPr>
+        <w:t xml:space="preserve">G.L. — Louis-Marc       5 ✦ 0           (5 000 livres)       en attente — rdv 17h30</w:t>
+      </w:r>
+    </w:p>
+    <w:p>
+      <w:r>
+        <w:rPr>
+          <w:rFonts w:ascii="Courier New" w:hAnsi="Courier New"/>
+          <w:sz w:val="22"/>
+        </w:rPr>
+        <w:t xml:space="preserve">N.P. — Plumeau          2 ✦ 7           (200 livres)         ✓ payé</w:t>
+      </w:r>
+    </w:p>
+    <w:p>
+      <w:r>
+        <w:rPr>
+          <w:rFonts w:ascii="Courier New" w:hAnsi="Courier New"/>
+          <w:sz w:val="22"/>
+        </w:rPr>
+        <w:t xml:space="preserve">T.P. — Vienne           1 ✦ 5           (1 500 livres)       en attente</w:t>
+      </w:r>
+    </w:p>
+    <w:p>
+      <w:r>
+        <w:rPr>
+          <w:rFonts w:ascii="Courier New" w:hAnsi="Courier New"/>
+          <w:sz w:val="22"/>
+        </w:rPr>
+        <w:t xml:space="preserve">C.C. — mardi            1 ✦ 0           (1 000 livres)       en attente</w:t>
+      </w:r>
+    </w:p>
+    <w:p>
+      <w:r>
+        <w:rPr>
+          <w:rFonts w:ascii="Courier New" w:hAnsi="Courier New"/>
+          <w:sz w:val="22"/>
+        </w:rPr>
+        <w:t xml:space="preserve">B.M. — Tatoine          2 ✦ 0           (200 livres / trim.) ✓ régulier</w:t>
+      </w:r>
+    </w:p>
+    <w:p>
+      <w:r>
+        <w:rPr>
+          <w:rFonts w:ascii="Courier New" w:hAnsi="Courier New"/>
+          <w:sz w:val="22"/>
+        </w:rPr>
+        <w:t xml:space="preserve">T.C. — Boulet           2 ✦ 0           (200 livres / trim.) ✓ régulier</w:t>
+      </w:r>
+    </w:p>
+    <w:p>
+      <w:pPr>
+        <w:spacing w:before="180"/>
+      </w:pPr>
+      <w:r>
+        <w:rPr>
+          <w:i/>
+          <w:sz w:val="22"/>
+        </w:rPr>
+        <w:t xml:space="preserve">(annotation personnelle, en marge : « M.R. — potager — non, garder le silence »)</w:t>
+      </w:r>
+    </w:p>
+    <w:p>
+      <w:pPr>
+        <w:spacing w:before="180"/>
+      </w:pPr>
+      <w:r>
+        <w:rPr>
+          <w:b/>
+          <w:sz w:val="24"/>
+        </w:rPr>
+        <w:t xml:space="preserve">★ A.G.L. — affaire spéciale — voir notes de recherche ★</w:t>
       </w:r>
     </w:p>
     <w:p>

--- a/Objets.docx
+++ b/Objets.docx
@@ -1,6 +1,6 @@
 
 <file path=word/document.xml><?xml version="1.0" encoding="utf-8"?>
-<w:document xmlns:w="http://schemas.openxmlformats.org/wordprocessingml/2006/main" xmlns:r="http://schemas.openxmlformats.org/officeDocument/2006/relationships">
+<w:document xmlns:w="http://schemas.openxmlformats.org/wordprocessingml/2006/main">
   <w:body>
     <w:p>
       <w:pPr>
@@ -83,7 +83,7 @@
           <w:szCs w:val="22"/>
           <w:rFonts w:ascii="Garamond" w:hAnsi="Garamond" w:cs="Garamond"/>
         </w:rPr>
-        <w:t>Douze props à imprimer, découper, glisser dans les bons endroits</w:t>
+        <w:t xml:space="preserve">Les props numérotés ci-dessous, à imprimer, découper, glisser dans les bons endroits</w:t>
       </w:r>
     </w:p>
     <w:p>
@@ -782,7 +782,7 @@
           <w:szCs w:val="18"/>
           <w:rFonts w:ascii="Times New Roman" w:hAnsi="Times New Roman" w:cs="Times New Roman"/>
         </w:rPr>
-        <w:t>OBJET 05 — Étiquette de la fiole de digitaline</w:t>
+        <w:t xml:space="preserve">OBJET 04b — Note scellée pour Mademoiselle Maëlys Bouchard</w:t>
       </w:r>
     </w:p>
     <w:p>
@@ -799,102 +799,79 @@
           <w:szCs w:val="16"/>
           <w:rFonts w:ascii="Times New Roman" w:hAnsi="Times New Roman" w:cs="Times New Roman"/>
         </w:rPr>
-        <w:t>À placer : À coller sur une vraie fiole vide, poche extérieure du manteau de Lord Nicolas (sur un tabouret du bar)</w:t>
-      </w:r>
-    </w:p>
-    <w:p>
-      <w:pPr>
-        <w:pBdr>
-          <w:top w:val="single" w:sz="4" w:space="1" w:color="606060"/>
-        </w:pBdr>
-      </w:pPr>
-    </w:p>
-    <w:p>
-      <w:pPr>
-        <w:spacing w:after="400"/>
-      </w:pPr>
-    </w:p>
-    <w:p>
-      <w:pPr>
-        <w:spacing w:after="400"/>
-      </w:pPr>
-    </w:p>
-    <w:p>
-      <w:pPr>
-        <w:pBdr>
-          <w:top w:val="single" w:sz="8" w:space="1" w:color="000000"/>
-        </w:pBdr>
-      </w:pPr>
-    </w:p>
-    <w:p>
-      <w:pPr>
-        <w:spacing w:before="0" w:after="80" w:line="320" w:lineRule="auto"/>
-        <w:jc w:val="center"/>
-      </w:pPr>
-      <w:r>
-        <w:rPr>
-          <w:b/>
-          <w:bCs/>
-          <w:caps/>
-          <w:color w:val="000000"/>
-          <w:sz w:val="40"/>
-          <w:szCs w:val="40"/>
-          <w:rFonts w:ascii="Times New Roman" w:hAnsi="Times New Roman" w:cs="Times New Roman"/>
-        </w:rPr>
-        <w:t>DIGITALINE</w:t>
+        <w:t xml:space="preserve">À placer : Dans la boîte cadenassée (malle de rotin), avec l’acte de naissance et la lettre du 5 juin. Scellée à la cire — Chloé la lit à la révélation finale.</w:t>
+      </w:r>
+    </w:p>
+    <w:p>
+      <w:pPr>
+        <w:spacing w:before="0" w:after="400" w:line="320" w:lineRule="auto"/>
+        <w:ind w:left="400" w:right="0"/>
+        <w:jc w:val="left"/>
+      </w:pPr>
+      <w:r>
+        <w:rPr>
+          <w:i/>
+          <w:iCs/>
+          <w:color w:val="000000"/>
+          <w:sz w:val="30"/>
+          <w:szCs w:val="30"/>
+          <w:rFonts w:ascii="Garamond" w:hAnsi="Garamond" w:cs="Garamond"/>
+        </w:rPr>
+        <w:t xml:space="preserve">Mademoiselle,</w:t>
+      </w:r>
+    </w:p>
+    <w:p>
+      <w:pPr>
+        <w:spacing w:before="0" w:after="400" w:line="320" w:lineRule="auto"/>
+        <w:ind w:left="400" w:right="0"/>
+        <w:jc w:val="left"/>
+      </w:pPr>
+      <w:r>
+        <w:rPr>
+          <w:i/>
+          <w:iCs/>
+          <w:color w:val="000000"/>
+          <w:sz w:val="30"/>
+          <w:szCs w:val="30"/>
+          <w:rFonts w:ascii="Garamond" w:hAnsi="Garamond" w:cs="Garamond"/>
+        </w:rPr>
+        <w:t xml:space="preserve">Vous ne vous appelez pas Bouchard. Vous êtes Marguerite Beauchamp, nièce de la véritable Amandinette de Beauchamp — l’héritière morte d’une fièvre en mai 1910. On vous a pris votre nom et votre bien en même temps qu’on volait son identité.</w:t>
+      </w:r>
+    </w:p>
+    <w:p>
+      <w:pPr>
+        <w:spacing w:before="0" w:after="400" w:line="320" w:lineRule="auto"/>
+        <w:ind w:left="400" w:right="0"/>
+        <w:jc w:val="left"/>
+      </w:pPr>
+      <w:r>
+        <w:rPr>
+          <w:i/>
+          <w:iCs/>
+          <w:color w:val="000000"/>
+          <w:sz w:val="30"/>
+          <w:szCs w:val="30"/>
+          <w:rFonts w:ascii="Garamond" w:hAnsi="Garamond" w:cs="Garamond"/>
+        </w:rPr>
+        <w:t xml:space="preserve">Je n’ai pas su réparer toutes mes fautes ; je peux au moins réparer celle-ci. Sachez qui vous êtes — et reprenez ce qui vous revient.</w:t>
       </w:r>
     </w:p>
     <w:p>
       <w:pPr>
         <w:spacing w:before="0" w:after="200" w:line="320" w:lineRule="auto"/>
-        <w:jc w:val="center"/>
-      </w:pPr>
-      <w:r>
-        <w:rPr>
-          <w:i/>
-          <w:iCs/>
-          <w:color w:val="606060"/>
-          <w:sz w:val="18"/>
-          <w:szCs w:val="18"/>
-          <w:rFonts w:ascii="Times New Roman" w:hAnsi="Times New Roman" w:cs="Times New Roman"/>
-        </w:rPr>
-        <w:t>usage interne strict</w:t>
-      </w:r>
-    </w:p>
-    <w:p>
-      <w:pPr>
-        <w:pBdr>
-          <w:top w:val="single" w:sz="4" w:space="1" w:color="606060"/>
-        </w:pBdr>
-      </w:pPr>
-    </w:p>
-    <w:p>
-      <w:pPr>
-        <w:spacing w:before="0" w:after="80" w:line="320" w:lineRule="auto"/>
-        <w:jc w:val="center"/>
-      </w:pPr>
-      <w:r>
-        <w:rPr>
-          <w:i/>
-          <w:iCs/>
-          <w:color w:val="000000"/>
-          <w:sz w:val="22"/>
-          <w:szCs w:val="22"/>
-          <w:rFonts w:ascii="Garamond" w:hAnsi="Garamond" w:cs="Garamond"/>
-        </w:rPr>
-        <w:t>Dr Louis-Marc de Riegel</w:t>
-      </w:r>
-    </w:p>
-    <w:p>
-      <w:pPr>
-        <w:pBdr>
-          <w:top w:val="single" w:sz="8" w:space="1" w:color="000000"/>
-        </w:pBdr>
-      </w:pPr>
-    </w:p>
-    <w:p>
-      <w:r>
-        <w:br w:type="page"/>
+        <w:ind w:left="0" w:right="600"/>
+        <w:jc w:val="right"/>
+      </w:pPr>
+      <w:r>
+        <w:rPr>
+          <w:i/>
+          <w:iCs/>
+          <w:color w:val="000000"/>
+          <w:sz w:val="42"/>
+          <w:szCs w:val="42"/>
+          <w:rFonts w:ascii="Garamond" w:hAnsi="Garamond" w:cs="Garamond"/>
+        </w:rPr>
+        <w:t xml:space="preserve">— L.</w:t>
       </w:r>
     </w:p>
     <w:p>
@@ -911,7 +888,7 @@
           <w:szCs w:val="18"/>
           <w:rFonts w:ascii="Times New Roman" w:hAnsi="Times New Roman" w:cs="Times New Roman"/>
         </w:rPr>
-        <w:t>OBJET 06 — Lettre de chantage Vienne</w:t>
+        <w:t>OBJET 05 — Étiquette de la fiole de digitaline</w:t>
       </w:r>
     </w:p>
     <w:p>
@@ -928,7 +905,7 @@
           <w:szCs w:val="16"/>
           <w:rFonts w:ascii="Times New Roman" w:hAnsi="Times New Roman" w:cs="Times New Roman"/>
         </w:rPr>
-        <w:t>À placer : Pliée dans la poche intérieure du manteau du Duc Théodorette (sur un tabouret du bar)</w:t>
+        <w:t xml:space="preserve">À placer : À coller sur une vraie fiole vide, poche extérieure du manteau de Monsieur Baptiste André (sur un tabouret du bar)</w:t>
       </w:r>
     </w:p>
     <w:p>
@@ -945,80 +922,81 @@
     </w:p>
     <w:p>
       <w:pPr>
-        <w:spacing w:after="600"/>
-      </w:pPr>
-    </w:p>
-    <w:p>
-      <w:pPr>
-        <w:spacing w:before="0" w:after="400" w:line="320" w:lineRule="auto"/>
-        <w:ind w:left="400" w:right="0"/>
-        <w:jc w:val="left"/>
-      </w:pPr>
-      <w:r>
-        <w:rPr>
-          <w:i/>
-          <w:iCs/>
-          <w:color w:val="000000"/>
-          <w:sz w:val="32"/>
-          <w:szCs w:val="32"/>
-          <w:rFonts w:ascii="Garamond" w:hAnsi="Garamond" w:cs="Garamond"/>
-        </w:rPr>
-        <w:t>Monsieur le Duc,</w:t>
-      </w:r>
-    </w:p>
-    <w:p>
-      <w:pPr>
-        <w:spacing w:before="0" w:after="400" w:line="320" w:lineRule="auto"/>
+        <w:spacing w:after="400"/>
+      </w:pPr>
+    </w:p>
+    <w:p>
+      <w:pPr>
+        <w:pBdr>
+          <w:top w:val="single" w:sz="8" w:space="1" w:color="000000"/>
+        </w:pBdr>
+      </w:pPr>
+    </w:p>
+    <w:p>
+      <w:pPr>
+        <w:spacing w:before="0" w:after="80" w:line="320" w:lineRule="auto"/>
         <w:jc w:val="center"/>
       </w:pPr>
       <w:r>
         <w:rPr>
           <w:b/>
           <w:bCs/>
-          <w:i/>
-          <w:iCs/>
-          <w:color w:val="000000"/>
-          <w:sz w:val="36"/>
-          <w:szCs w:val="36"/>
-          <w:rFonts w:ascii="Garamond" w:hAnsi="Garamond" w:cs="Garamond"/>
-        </w:rPr>
-        <w:t>La diplomatie de Vienne, vous le savez, n’épargne jamais les imprudents — et je crains qu’une certaine dame, et une certaine note confidentielle, n’aient laissé plus de traces qu’on ne le souhaiterait.</w:t>
-      </w:r>
-    </w:p>
-    <w:p>
-      <w:pPr>
-        <w:spacing w:before="0" w:after="500" w:line="320" w:lineRule="auto"/>
-        <w:jc w:val="center"/>
-      </w:pPr>
-      <w:r>
-        <w:rPr>
-          <w:i/>
-          <w:iCs/>
-          <w:color w:val="000000"/>
-          <w:sz w:val="30"/>
-          <w:szCs w:val="30"/>
-          <w:rFonts w:ascii="Garamond" w:hAnsi="Garamond" w:cs="Garamond"/>
-        </w:rPr>
-        <w:t>Mille cinq cents livres me feront perdre le fil de cette malheureuse rumeur. Samedi soir, à votre convenance. Vous comprendrez que mes patiences ont leurs limites.</w:t>
+          <w:caps/>
+          <w:color w:val="000000"/>
+          <w:sz w:val="40"/>
+          <w:szCs w:val="40"/>
+          <w:rFonts w:ascii="Times New Roman" w:hAnsi="Times New Roman" w:cs="Times New Roman"/>
+        </w:rPr>
+        <w:t>DIGITALINE</w:t>
       </w:r>
     </w:p>
     <w:p>
       <w:pPr>
         <w:spacing w:before="0" w:after="200" w:line="320" w:lineRule="auto"/>
-        <w:ind w:left="0" w:right="600"/>
-        <w:jc w:val="right"/>
-      </w:pPr>
-      <w:r>
-        <w:rPr>
-          <w:i/>
-          <w:iCs/>
-          <w:color w:val="000000"/>
-          <w:sz w:val="44"/>
-          <w:szCs w:val="44"/>
-          <w:rFonts w:ascii="Garamond" w:hAnsi="Garamond" w:cs="Garamond"/>
-        </w:rPr>
-        <w:t>— L.</w:t>
-      </w:r>
+        <w:jc w:val="center"/>
+      </w:pPr>
+      <w:r>
+        <w:rPr>
+          <w:i/>
+          <w:iCs/>
+          <w:color w:val="606060"/>
+          <w:sz w:val="18"/>
+          <w:szCs w:val="18"/>
+          <w:rFonts w:ascii="Times New Roman" w:hAnsi="Times New Roman" w:cs="Times New Roman"/>
+        </w:rPr>
+        <w:t>usage interne strict</w:t>
+      </w:r>
+    </w:p>
+    <w:p>
+      <w:pPr>
+        <w:pBdr>
+          <w:top w:val="single" w:sz="4" w:space="1" w:color="606060"/>
+        </w:pBdr>
+      </w:pPr>
+    </w:p>
+    <w:p>
+      <w:pPr>
+        <w:spacing w:before="0" w:after="80" w:line="320" w:lineRule="auto"/>
+        <w:jc w:val="center"/>
+      </w:pPr>
+      <w:r>
+        <w:rPr>
+          <w:i/>
+          <w:iCs/>
+          <w:color w:val="000000"/>
+          <w:sz w:val="22"/>
+          <w:szCs w:val="22"/>
+          <w:rFonts w:ascii="Garamond" w:hAnsi="Garamond" w:cs="Garamond"/>
+        </w:rPr>
+        <w:t>Dr Louis-Marc de Riegel</w:t>
+      </w:r>
+    </w:p>
+    <w:p>
+      <w:pPr>
+        <w:pBdr>
+          <w:top w:val="single" w:sz="8" w:space="1" w:color="000000"/>
+        </w:pBdr>
+      </w:pPr>
     </w:p>
     <w:p>
       <w:r>
@@ -1039,7 +1017,7 @@
           <w:szCs w:val="18"/>
           <w:rFonts w:ascii="Times New Roman" w:hAnsi="Times New Roman" w:cs="Times New Roman"/>
         </w:rPr>
-        <w:t>OBJET 07 — Note de rendez-vous</w:t>
+        <w:t>OBJET 06 — Lettre de chantage Vienne</w:t>
       </w:r>
     </w:p>
     <w:p>
@@ -1056,7 +1034,7 @@
           <w:szCs w:val="16"/>
           <w:rFonts w:ascii="Times New Roman" w:hAnsi="Times New Roman" w:cs="Times New Roman"/>
         </w:rPr>
-        <w:t>À placer : Dans la mallette de Lord Gautier (cachée dans le placard du couloir intérieur)</w:t>
+        <w:t>À placer : Pliée dans la poche intérieure du manteau du Duc Théodorette (sur un tabouret du bar)</w:t>
       </w:r>
     </w:p>
     <w:p>
@@ -1073,12 +1051,30 @@
     </w:p>
     <w:p>
       <w:pPr>
-        <w:spacing w:after="800"/>
-      </w:pPr>
-    </w:p>
-    <w:p>
-      <w:pPr>
-        <w:spacing w:before="0" w:after="200" w:line="320" w:lineRule="auto"/>
+        <w:spacing w:after="600"/>
+      </w:pPr>
+    </w:p>
+    <w:p>
+      <w:pPr>
+        <w:spacing w:before="0" w:after="400" w:line="320" w:lineRule="auto"/>
+        <w:ind w:left="400" w:right="0"/>
+        <w:jc w:val="left"/>
+      </w:pPr>
+      <w:r>
+        <w:rPr>
+          <w:i/>
+          <w:iCs/>
+          <w:color w:val="000000"/>
+          <w:sz w:val="32"/>
+          <w:szCs w:val="32"/>
+          <w:rFonts w:ascii="Garamond" w:hAnsi="Garamond" w:cs="Garamond"/>
+        </w:rPr>
+        <w:t>Monsieur le Duc,</w:t>
+      </w:r>
+    </w:p>
+    <w:p>
+      <w:pPr>
+        <w:spacing w:before="0" w:after="400" w:line="320" w:lineRule="auto"/>
         <w:jc w:val="center"/>
       </w:pPr>
       <w:r>
@@ -1092,325 +1088,42 @@
           <w:szCs w:val="36"/>
           <w:rFonts w:ascii="Garamond" w:hAnsi="Garamond" w:cs="Garamond"/>
         </w:rPr>
-        <w:t>Mon cher Lord,</w:t>
-      </w:r>
-    </w:p>
-    <w:p>
-      <w:pPr>
-        <w:spacing w:before="0" w:after="300" w:line="320" w:lineRule="auto"/>
-        <w:jc w:val="center"/>
-      </w:pPr>
-      <w:r>
-        <w:rPr>
-          <w:i/>
-          <w:iCs/>
-          <w:color w:val="000000"/>
-          <w:sz w:val="32"/>
-          <w:szCs w:val="32"/>
-          <w:rFonts w:ascii="Garamond" w:hAnsi="Garamond" w:cs="Garamond"/>
-        </w:rPr>
-        <w:t>Samedi six juin, dix-sept heures trente, à la dépendance du Domaine.</w:t>
-      </w:r>
-    </w:p>
-    <w:p>
-      <w:pPr>
-        <w:spacing w:before="0" w:after="400" w:line="320" w:lineRule="auto"/>
-        <w:jc w:val="center"/>
-      </w:pPr>
-      <w:r>
-        <w:rPr>
-          <w:i/>
-          <w:iCs/>
-          <w:color w:val="606060"/>
-          <w:sz w:val="28"/>
-          <w:szCs w:val="28"/>
-          <w:rFonts w:ascii="Garamond" w:hAnsi="Garamond" w:cs="Garamond"/>
-        </w:rPr>
-        <w:t>La totalité, je vous prie — point une livre de moins. Soyez ponctuel : ma patience a des bornes que je préfère vous épargner. — L.</w:t>
-      </w:r>
-    </w:p>
-    <w:p>
-      <w:pPr>
-        <w:pageBreakBefore/>
-        <w:jc w:val="center"/>
-        <w:spacing w:before="240" w:after="120"/>
-      </w:pPr>
-      <w:r>
-        <w:rPr>
-          <w:b/>
-          <w:sz w:val="28"/>
-        </w:rPr>
-        <w:t xml:space="preserve">OBJET 07b — Mot à Lady Cloé Fischer (Clochette)</w:t>
-      </w:r>
-    </w:p>
-    <w:p>
-      <w:pPr>
-        <w:jc w:val="center"/>
-      </w:pPr>
-      <w:r>
-        <w:rPr>
-          <w:i/>
-          <w:sz w:val="22"/>
-        </w:rPr>
-        <w:t xml:space="preserve">À placer : froissé dans le réticule de Clochette (la joueuse l’a fourré là ce matin après l’avoir reçu de Léa). Elle l’avoue si pressée sur ses dettes.</w:t>
-      </w:r>
-    </w:p>
-    <w:p>
-      <w:pPr>
-        <w:jc w:val="center"/>
-        <w:spacing w:before="240"/>
-      </w:pPr>
-      <w:r>
-        <w:rPr>
-          <w:sz w:val="24"/>
-        </w:rPr>
-        <w:t xml:space="preserve">Ma chère Lady Cloé,</w:t>
-      </w:r>
-    </w:p>
-    <w:p>
-      <w:pPr>
-        <w:jc w:val="center"/>
-      </w:pPr>
-      <w:r>
-        <w:rPr>
-          <w:sz w:val="24"/>
-        </w:rPr>
-        <w:t xml:space="preserve">On peut tout perdre aux cartes, vois-tu, sauf l’art de feindre la sérénité — et même celui-là, ces derniers temps, m’a semblé vous échapper. Mille livres ce soir, dans le hall : un dernier service entre amies.</w:t>
-      </w:r>
-    </w:p>
-    <w:p>
-      <w:pPr>
-        <w:jc w:val="center"/>
-      </w:pPr>
-      <w:r>
-        <w:rPr>
-          <w:sz w:val="24"/>
-        </w:rPr>
-        <w:t xml:space="preserve">Je m’embarque vendredi prochain et ne reviendrai plus vous fatiguer de mes rappels. Tatoine ne saura rien — si vous savez payer.</w:t>
-      </w:r>
-    </w:p>
-    <w:p>
-      <w:pPr>
-        <w:jc w:val="center"/>
-      </w:pPr>
-      <w:r>
-        <w:rPr>
-          <w:sz w:val="24"/>
-        </w:rPr>
-        <w:t xml:space="preserve">— L.</w:t>
-      </w:r>
-    </w:p>
-    <w:p>
-      <w:pPr>
-        <w:pageBreakBefore/>
-        <w:jc w:val="center"/>
-        <w:spacing w:before="240" w:after="120"/>
-      </w:pPr>
-      <w:r>
-        <w:rPr>
-          <w:b/>
-          <w:sz w:val="28"/>
-        </w:rPr>
-        <w:t xml:space="preserve">OBJET 07c — Mot à Lady Boulet de Myrtilles</w:t>
-      </w:r>
-    </w:p>
-    <w:p>
-      <w:pPr>
-        <w:jc w:val="center"/>
-      </w:pPr>
-      <w:r>
-        <w:rPr>
-          <w:i/>
-          <w:sz w:val="22"/>
-        </w:rPr>
-        <w:t xml:space="preserve">À placer : caché sous la couverture cuir d’un livre d’annuaires posé près de son fauteuil.</w:t>
-      </w:r>
-    </w:p>
-    <w:p>
-      <w:pPr>
-        <w:jc w:val="center"/>
-        <w:spacing w:before="240"/>
-      </w:pPr>
-      <w:r>
-        <w:rPr>
-          <w:sz w:val="24"/>
-        </w:rPr>
-        <w:t xml:space="preserve">Chère Lady de Myrtilles,</w:t>
-      </w:r>
-    </w:p>
-    <w:p>
-      <w:pPr>
-        <w:jc w:val="center"/>
-      </w:pPr>
-      <w:r>
-        <w:rPr>
-          <w:sz w:val="24"/>
-        </w:rPr>
-        <w:t xml:space="preserve">Un jardin, six étés en arrière, et quelques lignes échangées avec un jeune diplomate qui n’avait point encore d’épouse : rien que de très innocent — sauf à le lire. Deux cents livres ce soir, un trimestre d’avance, et le silence se renouvelle comme à l’accoutumée.</w:t>
-      </w:r>
-    </w:p>
-    <w:p>
-      <w:pPr>
-        <w:jc w:val="center"/>
-      </w:pPr>
-      <w:r>
-        <w:rPr>
-          <w:sz w:val="24"/>
-        </w:rPr>
-        <w:t xml:space="preserve">Je m’embarque sous peu : ce sera notre dernière transaction. Clochette ne saura jamais. Vous y veillez ; moi aussi.</w:t>
-      </w:r>
-    </w:p>
-    <w:p>
-      <w:pPr>
-        <w:jc w:val="center"/>
-      </w:pPr>
-      <w:r>
-        <w:rPr>
-          <w:sz w:val="24"/>
-        </w:rPr>
-        <w:t xml:space="preserve">— L.</w:t>
-      </w:r>
-    </w:p>
-    <w:p>
-      <w:pPr>
-        <w:pageBreakBefore/>
-        <w:jc w:val="center"/>
-        <w:spacing w:before="240" w:after="120"/>
-      </w:pPr>
-      <w:r>
-        <w:rPr>
-          <w:b/>
-          <w:sz w:val="28"/>
-        </w:rPr>
-        <w:t xml:space="preserve">OBJET 07d — Mot à Sir Tatoine</w:t>
-      </w:r>
-    </w:p>
-    <w:p>
-      <w:pPr>
-        <w:jc w:val="center"/>
-      </w:pPr>
-      <w:r>
-        <w:rPr>
-          <w:i/>
-          <w:sz w:val="22"/>
-        </w:rPr>
-        <w:t xml:space="preserve">À placer : NE PAS placer en prop visible. Tatoine l’a brûlé dans le cendrier du jardin avant la tournée des présentations. Note conservée ici uniquement pour mémoire/MJ.</w:t>
-      </w:r>
-    </w:p>
-    <w:p>
-      <w:pPr>
-        <w:jc w:val="center"/>
-        <w:spacing w:before="240"/>
-      </w:pPr>
-      <w:r>
-        <w:rPr>
-          <w:sz w:val="24"/>
-        </w:rPr>
-        <w:t xml:space="preserve">Mon très cher Sir Tatoine,</w:t>
-      </w:r>
-    </w:p>
-    <w:p>
-      <w:pPr>
-        <w:jc w:val="center"/>
-      </w:pPr>
-      <w:r>
-        <w:rPr>
-          <w:sz w:val="24"/>
-        </w:rPr>
-        <w:t xml:space="preserve">Une promenade, jadis, dans un jardin qui n’avait pas encore vu d’épousailles. Six ans, et la lettre tendre que vous y avez laissée ne s’est jamais perdue tout à fait. Deux cents livres ce soir, par fidélité à notre petit pacte.</w:t>
-      </w:r>
-    </w:p>
-    <w:p>
-      <w:pPr>
-        <w:jc w:val="center"/>
-      </w:pPr>
-      <w:r>
-        <w:rPr>
-          <w:sz w:val="24"/>
-        </w:rPr>
-        <w:t xml:space="preserve">Je quitte le continent sous peu — ce sera notre adieu en chiffres. Clochette dormira mieux dans son ignorance.</w:t>
-      </w:r>
-    </w:p>
-    <w:p>
-      <w:pPr>
-        <w:jc w:val="center"/>
-      </w:pPr>
-      <w:r>
-        <w:rPr>
-          <w:sz w:val="24"/>
-        </w:rPr>
-        <w:t xml:space="preserve">— L.</w:t>
-      </w:r>
-    </w:p>
-    <w:p>
-      <w:pPr>
-        <w:pageBreakBefore/>
-        <w:jc w:val="center"/>
-        <w:spacing w:before="240" w:after="120"/>
-      </w:pPr>
-      <w:r>
-        <w:rPr>
-          <w:b/>
-          <w:sz w:val="28"/>
-        </w:rPr>
-        <w:t xml:space="preserve">OBJET 07e — Mot à Lord Nicolas</w:t>
-      </w:r>
-    </w:p>
-    <w:p>
-      <w:pPr>
-        <w:jc w:val="center"/>
-      </w:pPr>
-      <w:r>
-        <w:rPr>
-          <w:i/>
-          <w:sz w:val="22"/>
-        </w:rPr>
-        <w:t xml:space="preserve">À placer : NE PAS placer en prop visible. Nicolas l’a déchiré et jeté dans la cuvette des toilettes à son arrivée. Note conservée ici uniquement pour mémoire/MJ.</w:t>
-      </w:r>
-    </w:p>
-    <w:p>
-      <w:pPr>
-        <w:jc w:val="center"/>
-        <w:spacing w:before="240"/>
-      </w:pPr>
-      <w:r>
-        <w:rPr>
-          <w:sz w:val="24"/>
-        </w:rPr>
-        <w:t xml:space="preserve">À l’attention de Monsieur Plumeau,</w:t>
-      </w:r>
-    </w:p>
-    <w:p>
-      <w:pPr>
-        <w:jc w:val="center"/>
-      </w:pPr>
-      <w:r>
-        <w:rPr>
-          <w:sz w:val="24"/>
-        </w:rPr>
-        <w:t xml:space="preserve">La satire, mon cher, est un art noble — sauf lorsqu’elle pèche par anonymat. J’ai sous la main la liste des éditeurs qui vous tiennent à leur main droite, et plus encore : votre véritable nom. Deux cents livres samedi soir, et la rumeur s’éteint dans l’œuf.</w:t>
-      </w:r>
-    </w:p>
-    <w:p>
-      <w:pPr>
-        <w:jc w:val="center"/>
-      </w:pPr>
-      <w:r>
-        <w:rPr>
-          <w:sz w:val="24"/>
-        </w:rPr>
-        <w:t xml:space="preserve">Refusez, et lundi matin trouvera le Times prêt à l’impression — votre identité tout entière en première page. Romanette comprendra peut-être ; mais à vos risques. Je m’embarque dans huit jours : c’est notre dernière danse.</w:t>
-      </w:r>
-    </w:p>
-    <w:p>
-      <w:pPr>
-        <w:jc w:val="center"/>
-      </w:pPr>
-      <w:r>
-        <w:rPr>
-          <w:sz w:val="24"/>
-        </w:rPr>
-        <w:t xml:space="preserve">— L.</w:t>
+        <w:t>La diplomatie de Vienne, vous le savez, n’épargne jamais les imprudents — et je crains qu’une certaine dame, et une certaine note confidentielle, n’aient laissé plus de traces qu’on ne le souhaiterait.</w:t>
+      </w:r>
+    </w:p>
+    <w:p>
+      <w:pPr>
+        <w:spacing w:before="0" w:after="500" w:line="320" w:lineRule="auto"/>
+        <w:jc w:val="center"/>
+      </w:pPr>
+      <w:r>
+        <w:rPr>
+          <w:i/>
+          <w:iCs/>
+          <w:color w:val="000000"/>
+          <w:sz w:val="30"/>
+          <w:szCs w:val="30"/>
+          <w:rFonts w:ascii="Garamond" w:hAnsi="Garamond" w:cs="Garamond"/>
+        </w:rPr>
+        <w:t>Mille cinq cents livres me feront perdre le fil de cette malheureuse rumeur. Samedi soir, à votre convenance. Vous comprendrez que mes patiences ont leurs limites.</w:t>
+      </w:r>
+    </w:p>
+    <w:p>
+      <w:pPr>
+        <w:spacing w:before="0" w:after="200" w:line="320" w:lineRule="auto"/>
+        <w:ind w:left="0" w:right="600"/>
+        <w:jc w:val="right"/>
+      </w:pPr>
+      <w:r>
+        <w:rPr>
+          <w:i/>
+          <w:iCs/>
+          <w:color w:val="000000"/>
+          <w:sz w:val="44"/>
+          <w:szCs w:val="44"/>
+          <w:rFonts w:ascii="Garamond" w:hAnsi="Garamond" w:cs="Garamond"/>
+        </w:rPr>
+        <w:t>— L.</w:t>
       </w:r>
     </w:p>
     <w:p>
@@ -1432,7 +1145,7 @@
           <w:szCs w:val="18"/>
           <w:rFonts w:ascii="Times New Roman" w:hAnsi="Times New Roman" w:cs="Times New Roman"/>
         </w:rPr>
-        <w:t>OBJET 08 — Carnet de Léa — page 1 : la grille</w:t>
+        <w:t>OBJET 07 — Note de rendez-vous</w:t>
       </w:r>
     </w:p>
     <w:p>
@@ -1449,7 +1162,7 @@
           <w:szCs w:val="16"/>
           <w:rFonts w:ascii="Times New Roman" w:hAnsi="Times New Roman" w:cs="Times New Roman"/>
         </w:rPr>
-        <w:t>À placer : Dans l’atelier-dépendance de Léa (Acte IV), sur le bureau</w:t>
+        <w:t>À placer : Dans la mallette de Lord Gautier (cachée dans le placard du couloir intérieur)</w:t>
       </w:r>
     </w:p>
     <w:p>
@@ -1466,12 +1179,12 @@
     </w:p>
     <w:p>
       <w:pPr>
-        <w:spacing w:after="200"/>
-      </w:pPr>
-    </w:p>
-    <w:p>
-      <w:pPr>
-        <w:spacing w:before="0" w:after="80" w:line="320" w:lineRule="auto"/>
+        <w:spacing w:after="800"/>
+      </w:pPr>
+    </w:p>
+    <w:p>
+      <w:pPr>
+        <w:spacing w:before="0" w:after="200" w:line="320" w:lineRule="auto"/>
         <w:jc w:val="center"/>
       </w:pPr>
       <w:r>
@@ -1481,180 +1194,17 @@
           <w:i/>
           <w:iCs/>
           <w:color w:val="000000"/>
-          <w:sz w:val="34"/>
-          <w:szCs w:val="34"/>
-          <w:rFonts w:ascii="Garamond" w:hAnsi="Garamond" w:cs="Garamond"/>
-        </w:rPr>
-        <w:t>Grille de mes codes</w:t>
-      </w:r>
-    </w:p>
-    <w:p>
-      <w:pPr>
-        <w:spacing w:before="0" w:after="400" w:line="320" w:lineRule="auto"/>
-        <w:jc w:val="center"/>
-      </w:pPr>
-      <w:r>
-        <w:rPr>
-          <w:i/>
-          <w:iCs/>
-          <w:color w:val="606060"/>
-          <w:sz w:val="22"/>
-          <w:szCs w:val="22"/>
-          <w:rFonts w:ascii="Garamond" w:hAnsi="Garamond" w:cs="Garamond"/>
-        </w:rPr>
-        <w:t>— méthode personnelle —</w:t>
-      </w:r>
-    </w:p>
-    <w:p>
-      <w:pPr>
-        <w:spacing w:before="0" w:after="160" w:line="320" w:lineRule="auto"/>
-        <w:jc w:val="center"/>
-      </w:pPr>
-      <w:r>
-        <w:rPr>
-          <w:color w:val="000000"/>
-          <w:sz w:val="26"/>
-          <w:szCs w:val="26"/>
-          <w:rFonts w:ascii="Garamond" w:hAnsi="Garamond" w:cs="Garamond"/>
-        </w:rPr>
-        <w:t xml:space="preserve">A = 1     B = 2     C = 3     D = 4     E = 5</w:t>
-      </w:r>
-    </w:p>
-    <w:p>
-      <w:pPr>
-        <w:spacing w:before="0" w:after="160" w:line="320" w:lineRule="auto"/>
-        <w:jc w:val="center"/>
-      </w:pPr>
-      <w:r>
-        <w:rPr>
-          <w:color w:val="000000"/>
-          <w:sz w:val="26"/>
-          <w:szCs w:val="26"/>
-          <w:rFonts w:ascii="Garamond" w:hAnsi="Garamond" w:cs="Garamond"/>
-        </w:rPr>
-        <w:t xml:space="preserve">F = 6     G = 7     H = 8     I = 9</w:t>
-      </w:r>
-    </w:p>
-    <w:p>
-      <w:pPr>
-        <w:spacing w:before="0" w:after="160" w:line="320" w:lineRule="auto"/>
-        <w:jc w:val="center"/>
-      </w:pPr>
-      <w:r>
-        <w:rPr>
-          <w:color w:val="000000"/>
-          <w:sz w:val="26"/>
-          <w:szCs w:val="26"/>
-          <w:rFonts w:ascii="Garamond" w:hAnsi="Garamond" w:cs="Garamond"/>
-        </w:rPr>
-        <w:t xml:space="preserve">J = 10 → 1     K = 11 → 2     L = 12 → 3</w:t>
-      </w:r>
-    </w:p>
-    <w:p>
-      <w:pPr>
-        <w:spacing w:before="0" w:after="160" w:line="320" w:lineRule="auto"/>
-        <w:jc w:val="center"/>
-      </w:pPr>
-      <w:r>
-        <w:rPr>
-          <w:color w:val="000000"/>
-          <w:sz w:val="26"/>
-          <w:szCs w:val="26"/>
-          <w:rFonts w:ascii="Garamond" w:hAnsi="Garamond" w:cs="Garamond"/>
-        </w:rPr>
-        <w:t xml:space="preserve">M = 13 → 4     N = 14 → 5     O = 15 → 6</w:t>
-      </w:r>
-    </w:p>
-    <w:p>
-      <w:pPr>
-        <w:spacing w:before="0" w:after="160" w:line="320" w:lineRule="auto"/>
-        <w:jc w:val="center"/>
-      </w:pPr>
-      <w:r>
-        <w:rPr>
-          <w:color w:val="000000"/>
-          <w:sz w:val="26"/>
-          <w:szCs w:val="26"/>
-          <w:rFonts w:ascii="Garamond" w:hAnsi="Garamond" w:cs="Garamond"/>
-        </w:rPr>
-        <w:t xml:space="preserve">P = 16 → 7     Q = 17 → 8     R = 18 → 9</w:t>
-      </w:r>
-    </w:p>
-    <w:p>
-      <w:pPr>
-        <w:spacing w:before="0" w:after="160" w:line="320" w:lineRule="auto"/>
-        <w:jc w:val="center"/>
-      </w:pPr>
-      <w:r>
-        <w:rPr>
-          <w:color w:val="000000"/>
-          <w:sz w:val="26"/>
-          <w:szCs w:val="26"/>
-          <w:rFonts w:ascii="Garamond" w:hAnsi="Garamond" w:cs="Garamond"/>
-        </w:rPr>
-        <w:t xml:space="preserve">S = 19 → 1     T = 20 → 2     U = 21 → 3</w:t>
-      </w:r>
-    </w:p>
-    <w:p>
-      <w:pPr>
-        <w:spacing w:before="0" w:after="160" w:line="320" w:lineRule="auto"/>
-        <w:jc w:val="center"/>
-      </w:pPr>
-      <w:r>
-        <w:rPr>
-          <w:color w:val="000000"/>
-          <w:sz w:val="26"/>
-          <w:szCs w:val="26"/>
-          <w:rFonts w:ascii="Garamond" w:hAnsi="Garamond" w:cs="Garamond"/>
-        </w:rPr>
-        <w:t xml:space="preserve">V = 22 → 4     W = 23 → 5     X = 24 → 6</w:t>
-      </w:r>
-    </w:p>
-    <w:p>
-      <w:pPr>
-        <w:spacing w:before="0" w:after="160" w:line="320" w:lineRule="auto"/>
-        <w:jc w:val="center"/>
-      </w:pPr>
-      <w:r>
-        <w:rPr>
-          <w:color w:val="000000"/>
-          <w:sz w:val="26"/>
-          <w:szCs w:val="26"/>
-          <w:rFonts w:ascii="Garamond" w:hAnsi="Garamond" w:cs="Garamond"/>
-        </w:rPr>
-        <w:t xml:space="preserve">Y = 25 → 7     Z = 26 → 8</w:t>
-      </w:r>
-    </w:p>
-    <w:p>
-      <w:pPr>
-        <w:pBdr>
-          <w:top w:val="single" w:sz="4" w:space="1" w:color="606060"/>
-        </w:pBdr>
-      </w:pPr>
-    </w:p>
-    <w:p>
-      <w:pPr>
-        <w:spacing w:before="0" w:after="200" w:line="380" w:lineRule="auto"/>
-        <w:ind w:left="400" w:right="400"/>
-        <w:jc w:val="both"/>
-      </w:pPr>
-      <w:r>
-        <w:rPr>
-          <w:i/>
-          <w:iCs/>
-          <w:color w:val="000000"/>
-          <w:sz w:val="22"/>
-          <w:szCs w:val="22"/>
-          <w:rFonts w:ascii="Garamond" w:hAnsi="Garamond" w:cs="Garamond"/>
-        </w:rPr>
-        <w:t>« Pour mes coffres et mes serrures, je prends les initiales des trois mots de ma phrase du jour, dans mon journal de bord. Je convertis chaque lettre en un chiffre (de 1 à 9) ; si la lettre vaut plus de neuf, j’additionne (12 → 1+2 = 3). Le code change ainsi tous les jours. C’est ma méthode personnelle. »</w:t>
-      </w:r>
-    </w:p>
-    <w:p>
-      <w:pPr>
-        <w:spacing w:before="0" w:after="200" w:line="320" w:lineRule="auto"/>
-        <w:ind w:left="0" w:right="500"/>
-        <w:jc w:val="right"/>
+          <w:sz w:val="36"/>
+          <w:szCs w:val="36"/>
+          <w:rFonts w:ascii="Garamond" w:hAnsi="Garamond" w:cs="Garamond"/>
+        </w:rPr>
+        <w:t>Mon cher Lord,</w:t>
+      </w:r>
+    </w:p>
+    <w:p>
+      <w:pPr>
+        <w:spacing w:before="0" w:after="300" w:line="320" w:lineRule="auto"/>
+        <w:jc w:val="center"/>
       </w:pPr>
       <w:r>
         <w:rPr>
@@ -1665,12 +1215,473 @@
           <w:szCs w:val="32"/>
           <w:rFonts w:ascii="Garamond" w:hAnsi="Garamond" w:cs="Garamond"/>
         </w:rPr>
-        <w:t>— L.</w:t>
+        <w:t>Samedi six juin, dix-sept heures trente, à la dépendance du Domaine.</w:t>
+      </w:r>
+    </w:p>
+    <w:p>
+      <w:pPr>
+        <w:spacing w:before="0" w:after="400" w:line="320" w:lineRule="auto"/>
+        <w:jc w:val="center"/>
+      </w:pPr>
+      <w:r>
+        <w:rPr>
+          <w:i/>
+          <w:iCs/>
+          <w:color w:val="606060"/>
+          <w:sz w:val="28"/>
+          <w:szCs w:val="28"/>
+          <w:rFonts w:ascii="Garamond" w:hAnsi="Garamond" w:cs="Garamond"/>
+        </w:rPr>
+        <w:t>La totalité, je vous prie — point une livre de moins. Soyez ponctuel : ma patience a des bornes que je préfère vous épargner. — L.</w:t>
+      </w:r>
+    </w:p>
+    <w:p>
+      <w:pPr>
+        <w:pageBreakBefore/>
+        <w:jc w:val="center"/>
+        <w:spacing w:before="240" w:after="120"/>
+      </w:pPr>
+      <w:r>
+        <w:rPr>
+          <w:b/>
+          <w:sz w:val="28"/>
+        </w:rPr>
+        <w:t xml:space="preserve">OBJET 07b — Mot à Lady Cloé Fischer (Clochette)</w:t>
+      </w:r>
+    </w:p>
+    <w:p>
+      <w:pPr>
+        <w:jc w:val="center"/>
+      </w:pPr>
+      <w:r>
+        <w:rPr>
+          <w:i/>
+          <w:sz w:val="22"/>
+        </w:rPr>
+        <w:t xml:space="preserve">À placer : froissé dans le réticule de Clochette (la joueuse l’a fourré là ce matin après l’avoir reçu de Léa). Elle l’avoue si pressée sur ses dettes.</w:t>
+      </w:r>
+    </w:p>
+    <w:p>
+      <w:pPr>
+        <w:jc w:val="center"/>
+        <w:spacing w:before="240"/>
+      </w:pPr>
+      <w:r>
+        <w:rPr>
+          <w:sz w:val="24"/>
+        </w:rPr>
+        <w:t xml:space="preserve">Ma chère Lady Cloé,</w:t>
+      </w:r>
+    </w:p>
+    <w:p>
+      <w:pPr>
+        <w:jc w:val="center"/>
+      </w:pPr>
+      <w:r>
+        <w:rPr>
+          <w:sz w:val="24"/>
+        </w:rPr>
+        <w:t xml:space="preserve">On peut tout perdre aux cartes, vois-tu, sauf l’art de feindre la sérénité — et même celui-là, ces derniers temps, m’a semblé vous échapper. Mille livres ce soir, dans le hall : un dernier service entre amies.</w:t>
+      </w:r>
+    </w:p>
+    <w:p>
+      <w:pPr>
+        <w:jc w:val="center"/>
+      </w:pPr>
+      <w:r>
+        <w:rPr>
+          <w:sz w:val="24"/>
+        </w:rPr>
+        <w:t xml:space="preserve">Je m’embarque vendredi prochain et ne reviendrai plus vous fatiguer de mes rappels. Tatoine ne saura rien — si vous savez payer.</w:t>
+      </w:r>
+    </w:p>
+    <w:p>
+      <w:pPr>
+        <w:jc w:val="center"/>
+      </w:pPr>
+      <w:r>
+        <w:rPr>
+          <w:sz w:val="24"/>
+        </w:rPr>
+        <w:t xml:space="preserve">— L.</w:t>
+      </w:r>
+    </w:p>
+    <w:p>
+      <w:pPr>
+        <w:pageBreakBefore/>
+        <w:jc w:val="center"/>
+        <w:spacing w:before="240" w:after="120"/>
+      </w:pPr>
+      <w:r>
+        <w:rPr>
+          <w:b/>
+          <w:sz w:val="28"/>
+        </w:rPr>
+        <w:t xml:space="preserve">OBJET 07c — Mot à Lady Boulet de Myrtilles</w:t>
+      </w:r>
+    </w:p>
+    <w:p>
+      <w:pPr>
+        <w:jc w:val="center"/>
+      </w:pPr>
+      <w:r>
+        <w:rPr>
+          <w:i/>
+          <w:sz w:val="22"/>
+        </w:rPr>
+        <w:t xml:space="preserve">À placer : caché sous la couverture cuir d’un livre d’annuaires posé près de son fauteuil.</w:t>
+      </w:r>
+    </w:p>
+    <w:p>
+      <w:pPr>
+        <w:jc w:val="center"/>
+        <w:spacing w:before="240"/>
+      </w:pPr>
+      <w:r>
+        <w:rPr>
+          <w:sz w:val="24"/>
+        </w:rPr>
+        <w:t xml:space="preserve">Chère Lady de Myrtilles,</w:t>
+      </w:r>
+    </w:p>
+    <w:p>
+      <w:pPr>
+        <w:jc w:val="center"/>
+      </w:pPr>
+      <w:r>
+        <w:rPr>
+          <w:sz w:val="24"/>
+        </w:rPr>
+        <w:t xml:space="preserve">Un jardin, six étés en arrière, et quelques lignes échangées avec un jeune diplomate qui n’avait point encore d’épouse : rien que de très innocent — sauf à le lire. Deux cents livres ce soir, un trimestre d’avance, et le silence se renouvelle comme à l’accoutumée.</w:t>
+      </w:r>
+    </w:p>
+    <w:p>
+      <w:pPr>
+        <w:jc w:val="center"/>
+      </w:pPr>
+      <w:r>
+        <w:rPr>
+          <w:sz w:val="24"/>
+        </w:rPr>
+        <w:t xml:space="preserve">Je m’embarque sous peu : ce sera notre dernière transaction. Clochette ne saura jamais. Vous y veillez ; moi aussi.</w:t>
+      </w:r>
+    </w:p>
+    <w:p>
+      <w:pPr>
+        <w:jc w:val="center"/>
+      </w:pPr>
+      <w:r>
+        <w:rPr>
+          <w:sz w:val="24"/>
+        </w:rPr>
+        <w:t xml:space="preserve">— L.</w:t>
+      </w:r>
+    </w:p>
+    <w:p>
+      <w:pPr>
+        <w:pageBreakBefore/>
+        <w:jc w:val="center"/>
+        <w:spacing w:before="240" w:after="120"/>
+      </w:pPr>
+      <w:r>
+        <w:rPr>
+          <w:b/>
+          <w:sz w:val="28"/>
+        </w:rPr>
+        <w:t xml:space="preserve">OBJET 07d — Mot à Sir Tatoine</w:t>
+      </w:r>
+    </w:p>
+    <w:p>
+      <w:pPr>
+        <w:jc w:val="center"/>
+      </w:pPr>
+      <w:r>
+        <w:rPr>
+          <w:i/>
+          <w:sz w:val="22"/>
+        </w:rPr>
+        <w:t xml:space="preserve">À placer : NE PAS placer en prop visible. Tatoine l’a brûlé dans le cendrier du jardin avant la tournée des présentations. Note conservée ici uniquement pour mémoire/MJ.</w:t>
+      </w:r>
+    </w:p>
+    <w:p>
+      <w:pPr>
+        <w:jc w:val="center"/>
+        <w:spacing w:before="240"/>
+      </w:pPr>
+      <w:r>
+        <w:rPr>
+          <w:sz w:val="24"/>
+        </w:rPr>
+        <w:t xml:space="preserve">Mon très cher Sir Tatoine,</w:t>
+      </w:r>
+    </w:p>
+    <w:p>
+      <w:pPr>
+        <w:jc w:val="center"/>
+      </w:pPr>
+      <w:r>
+        <w:rPr>
+          <w:sz w:val="24"/>
+        </w:rPr>
+        <w:t xml:space="preserve">Une promenade, jadis, dans un jardin qui n’avait pas encore vu d’épousailles. Six ans, et la lettre tendre que vous y avez laissée ne s’est jamais perdue tout à fait. Deux cents livres ce soir, par fidélité à notre petit pacte.</w:t>
+      </w:r>
+    </w:p>
+    <w:p>
+      <w:pPr>
+        <w:jc w:val="center"/>
+      </w:pPr>
+      <w:r>
+        <w:rPr>
+          <w:sz w:val="24"/>
+        </w:rPr>
+        <w:t xml:space="preserve">Je quitte le continent sous peu — ce sera notre adieu en chiffres. Clochette dormira mieux dans son ignorance.</w:t>
+      </w:r>
+    </w:p>
+    <w:p>
+      <w:pPr>
+        <w:jc w:val="center"/>
+      </w:pPr>
+      <w:r>
+        <w:rPr>
+          <w:sz w:val="24"/>
+        </w:rPr>
+        <w:t xml:space="preserve">— L.</w:t>
+      </w:r>
+    </w:p>
+    <w:p>
+      <w:pPr>
+        <w:pageBreakBefore/>
+        <w:jc w:val="center"/>
+        <w:spacing w:before="240" w:after="120"/>
+      </w:pPr>
+      <w:r>
+        <w:rPr>
+          <w:b/>
+          <w:sz w:val="28"/>
+        </w:rPr>
+        <w:t xml:space="preserve">OBJET 07e — Mot à Monsieur Baptiste André (M. Plumeau)</w:t>
+      </w:r>
+    </w:p>
+    <w:p>
+      <w:pPr>
+        <w:jc w:val="center"/>
+      </w:pPr>
+      <w:r>
+        <w:rPr>
+          <w:i/>
+          <w:sz w:val="22"/>
+        </w:rPr>
+        <w:t xml:space="preserve">À placer : NE PAS placer en prop visible. Baptiste l’a déchiré et jeté dans la cuvette des toilettes à son arrivée. Note conservée ici uniquement pour mémoire/MJ.</w:t>
+      </w:r>
+    </w:p>
+    <w:p>
+      <w:pPr>
+        <w:jc w:val="center"/>
+        <w:spacing w:before="240"/>
+      </w:pPr>
+      <w:r>
+        <w:rPr>
+          <w:sz w:val="24"/>
+        </w:rPr>
+        <w:t xml:space="preserve">À l’attention de Monsieur Plumeau,</w:t>
+      </w:r>
+    </w:p>
+    <w:p>
+      <w:pPr>
+        <w:jc w:val="center"/>
+      </w:pPr>
+      <w:r>
+        <w:rPr>
+          <w:sz w:val="24"/>
+        </w:rPr>
+        <w:t xml:space="preserve">La satire, mon cher, est un art noble — sauf lorsqu’elle pèche par anonymat. J’ai sous la main la liste des éditeurs qui vous tiennent à leur main droite, et plus encore : votre véritable nom. Deux cents livres samedi soir, et la rumeur s’éteint dans l’œuf.</w:t>
+      </w:r>
+    </w:p>
+    <w:p>
+      <w:pPr>
+        <w:jc w:val="center"/>
+      </w:pPr>
+      <w:r>
+        <w:rPr>
+          <w:sz w:val="24"/>
+        </w:rPr>
+        <w:t xml:space="preserve">Refusez, et lundi matin trouvera le Times prêt à l’impression — votre identité tout entière en première page. Lisa comprendra peut-être ; mais à vos risques. Je m’embarque dans huit jours : c’est notre dernière danse.</w:t>
+      </w:r>
+    </w:p>
+    <w:p>
+      <w:pPr>
+        <w:jc w:val="center"/>
+      </w:pPr>
+      <w:r>
+        <w:rPr>
+          <w:sz w:val="24"/>
+        </w:rPr>
+        <w:t xml:space="preserve">— L.</w:t>
       </w:r>
     </w:p>
     <w:p>
       <w:r>
         <w:br w:type="page"/>
+      </w:r>
+    </w:p>
+    <w:p>
+      <w:pPr>
+        <w:pageBreakBefore/>
+        <w:jc w:val="center"/>
+        <w:spacing w:before="240" w:after="120"/>
+      </w:pPr>
+      <w:r>
+        <w:rPr>
+          <w:b/>
+          <w:sz w:val="28"/>
+        </w:rPr>
+        <w:t xml:space="preserve">OBJET 07f — Mot à Mademoiselle Lisa Lepra</w:t>
+      </w:r>
+    </w:p>
+    <w:p>
+      <w:pPr>
+        <w:jc w:val="center"/>
+      </w:pPr>
+      <w:r>
+        <w:rPr>
+          <w:i/>
+          <w:sz w:val="22"/>
+        </w:rPr>
+        <w:t xml:space="preserve">À placer : NE PAS placer en prop visible. Lisa l’a brûlé dans un cendrier du salon. Note conservée ici uniquement pour mémoire/MJ.</w:t>
+      </w:r>
+    </w:p>
+    <w:p>
+      <w:pPr>
+        <w:jc w:val="center"/>
+        <w:spacing w:before="240"/>
+      </w:pPr>
+      <w:r>
+        <w:rPr>
+          <w:sz w:val="24"/>
+        </w:rPr>
+        <w:t xml:space="preserve">Mademoiselle Lepra,</w:t>
+      </w:r>
+    </w:p>
+    <w:p>
+      <w:pPr>
+        <w:jc w:val="center"/>
+        <w:spacing w:before="240"/>
+      </w:pPr>
+      <w:r>
+        <w:rPr>
+          <w:sz w:val="24"/>
+        </w:rPr>
+        <w:t xml:space="preserve">Une voix comme la vôtre porte loin — jusqu’aux registres d’un lavoir de Belleville, où une blanchisseuse éleva jadis sa fille. Huit cents livres ce soir, et la Lepra demeure née de nulle part, comme il sied à une légende.</w:t>
+      </w:r>
+    </w:p>
+    <w:p>
+      <w:pPr>
+        <w:jc w:val="center"/>
+        <w:spacing w:before="240"/>
+      </w:pPr>
+      <w:r>
+        <w:rPr>
+          <w:sz w:val="24"/>
+        </w:rPr>
+        <w:t xml:space="preserve">Je m’embarque sous peu : ce sera notre dernière note, au sens propre. Baptiste n’a pas à le savoir.</w:t>
+      </w:r>
+    </w:p>
+    <w:p>
+      <w:pPr>
+        <w:spacing w:before="0" w:after="200" w:line="320" w:lineRule="auto"/>
+        <w:ind w:left="0" w:right="600"/>
+        <w:jc w:val="right"/>
+      </w:pPr>
+      <w:r>
+        <w:rPr>
+          <w:i/>
+          <w:iCs/>
+          <w:color w:val="000000"/>
+          <w:sz w:val="42"/>
+          <w:szCs w:val="42"/>
+          <w:rFonts w:ascii="Garamond" w:hAnsi="Garamond" w:cs="Garamond"/>
+        </w:rPr>
+        <w:t xml:space="preserve">— L.</w:t>
+      </w:r>
+    </w:p>
+    <w:p>
+      <w:pPr>
+        <w:pageBreakBefore/>
+        <w:jc w:val="center"/>
+        <w:spacing w:before="240" w:after="120"/>
+      </w:pPr>
+      <w:r>
+        <w:rPr>
+          <w:b/>
+          <w:sz w:val="28"/>
+        </w:rPr>
+        <w:t xml:space="preserve">OBJET 07g — Mot à Maître Emilien Collin-Stanislas</w:t>
+      </w:r>
+    </w:p>
+    <w:p>
+      <w:pPr>
+        <w:jc w:val="center"/>
+      </w:pPr>
+      <w:r>
+        <w:rPr>
+          <w:i/>
+          <w:sz w:val="22"/>
+        </w:rPr>
+        <w:t xml:space="preserve">À placer : glissé dans le portefeuille d’Emilien, au cabinet de lecture. Trouvable s’il est pressé ou fouillé.</w:t>
+      </w:r>
+    </w:p>
+    <w:p>
+      <w:pPr>
+        <w:jc w:val="center"/>
+        <w:spacing w:before="240"/>
+      </w:pPr>
+      <w:r>
+        <w:rPr>
+          <w:sz w:val="24"/>
+        </w:rPr>
+        <w:t xml:space="preserve">Maître,</w:t>
+      </w:r>
+    </w:p>
+    <w:p>
+      <w:pPr>
+        <w:jc w:val="center"/>
+        <w:spacing w:before="240"/>
+      </w:pPr>
+      <w:r>
+        <w:rPr>
+          <w:sz w:val="24"/>
+        </w:rPr>
+        <w:t xml:space="preserve">Le passé Beauchamp ne s’efface pas — vous le savez mieux que personne, vous qui en avez rédigé le mensonge en 1910 et bâti votre fortune sur son silence. Cinq mille livres ce soir, et les actes restent au fond de mes tiroirs.</w:t>
+      </w:r>
+    </w:p>
+    <w:p>
+      <w:pPr>
+        <w:jc w:val="center"/>
+        <w:spacing w:before="240"/>
+      </w:pPr>
+      <w:r>
+        <w:rPr>
+          <w:sz w:val="24"/>
+        </w:rPr>
+        <w:t xml:space="preserve">Je pars bientôt ; ce sera notre dernier acte notarié, en quelque sorte.</w:t>
+      </w:r>
+    </w:p>
+    <w:p>
+      <w:pPr>
+        <w:spacing w:before="0" w:after="200" w:line="320" w:lineRule="auto"/>
+        <w:ind w:left="0" w:right="600"/>
+        <w:jc w:val="right"/>
+      </w:pPr>
+      <w:r>
+        <w:rPr>
+          <w:i/>
+          <w:iCs/>
+          <w:color w:val="000000"/>
+          <w:sz w:val="42"/>
+          <w:szCs w:val="42"/>
+          <w:rFonts w:ascii="Garamond" w:hAnsi="Garamond" w:cs="Garamond"/>
+        </w:rPr>
+        <w:t xml:space="preserve">— L.</w:t>
       </w:r>
     </w:p>
     <w:p>
@@ -1687,409 +1698,7 @@
           <w:szCs w:val="18"/>
           <w:rFonts w:ascii="Times New Roman" w:hAnsi="Times New Roman" w:cs="Times New Roman"/>
         </w:rPr>
-        <w:t>OBJET 09 — Carnet de Léa — pages 2 à 7 : le journal de bord (six poèmes datés)</w:t>
-      </w:r>
-    </w:p>
-    <w:p>
-      <w:pPr>
-        <w:spacing w:before="240" w:after="120"/>
-        <w:jc w:val="center"/>
-      </w:pPr>
-      <w:r>
-        <w:rPr>
-          <w:b/>
-          <w:sz w:val="28"/>
-        </w:rPr>
-        <w:t xml:space="preserve">JOURNAL DE BORD</w:t>
-      </w:r>
-    </w:p>
-    <w:p>
-      <w:pPr>
-        <w:spacing w:after="240"/>
-        <w:jc w:val="center"/>
-      </w:pPr>
-      <w:r>
-        <w:rPr>
-          <w:i/>
-          <w:sz w:val="22"/>
-        </w:rPr>
-        <w:t xml:space="preserve">(chaque jour, le titre du poème donne le code : initiales des trois mots, via ma grille)</w:t>
-      </w:r>
-    </w:p>
-    <w:p>
-      <w:pPr>
-        <w:spacing w:before="240" w:after="60"/>
-      </w:pPr>
-      <w:r>
-        <w:rPr>
-          <w:i/>
-          <w:sz w:val="22"/>
-          <w:color w:val="6D4C41"/>
-        </w:rPr>
-        <w:t xml:space="preserve">Lundi 1er juin</w:t>
-      </w:r>
-    </w:p>
-    <w:p>
-      <w:pPr>
-        <w:spacing w:after="120"/>
-      </w:pPr>
-      <w:r>
-        <w:rPr>
-          <w:b/>
-          <w:sz w:val="26"/>
-        </w:rPr>
-        <w:t xml:space="preserve">« Ma décision prise »</w:t>
-      </w:r>
-    </w:p>
-    <w:p>
-      <w:pPr>
-        <w:spacing w:after="120"/>
-        <w:jc w:val="both"/>
-      </w:pPr>
-      <w:r>
-        <w:rPr>
-          <w:sz w:val="22"/>
-        </w:rPr>
-        <w:t xml:space="preserve">J’ai pris ma décision hier soir, au creux d’un orage. Trop de noms portés dans ce carnet, trop de secrets pesés dans cette main qui écrit. Mon âme étouffe sous le poids des fortunes d’autrui — j’en ai gagné assez pour qu’on ne me retrouve plus. Demain je vendrai mes meubles. La semaine prochaine, je prendrai la mer. Je veux des terres où nul ne sait que j’écris. Une autre patrie pour mes plumes, et pour moi un nom plus léger. Sept ans à plumer les puissants à Londres : il est temps que cette comédie cesse, et qu’une autre commence, sans public.</w:t>
-      </w:r>
-    </w:p>
-    <w:p>
-      <w:pPr>
-        <w:spacing w:before="240" w:after="60"/>
-      </w:pPr>
-      <w:r>
-        <w:br w:type="page"/>
-      </w:r>
-      <w:r>
-        <w:rPr>
-          <w:i/>
-          <w:sz w:val="22"/>
-          <w:color w:val="6D4C41"/>
-        </w:rPr>
-        <w:t xml:space="preserve">Mardi 2 juin</w:t>
-      </w:r>
-    </w:p>
-    <w:p>
-      <w:pPr>
-        <w:spacing w:after="120"/>
-      </w:pPr>
-      <w:r>
-        <w:rPr>
-          <w:b/>
-          <w:sz w:val="26"/>
-        </w:rPr>
-        <w:t xml:space="preserve">« Bateau parle anglais »</w:t>
-      </w:r>
-    </w:p>
-    <w:p>
-      <w:pPr>
-        <w:spacing w:after="120"/>
-        <w:jc w:val="both"/>
-      </w:pPr>
-      <w:r>
-        <w:rPr>
-          <w:sz w:val="22"/>
-        </w:rPr>
-        <w:t xml:space="preserve">Je me suis présentée chez Thomas Cook ce matin, voilette baissée. Le commis souriait sans comprendre l’enjeu de mon billet. Le Berengaria appareille du Havre vendredi 12 juin, à dix heures. Première classe, cabine B-37. J’ai signé Mademoiselle Léa de Pavy — c’est peut-être la dernière fois que ce nom paraîtra sur un registre français. Sur la traversée, j’apprendrai à le perdre. New York, dit-on, accueille les femmes qui ont des choses à oublier. Je suis exactement cela : une femme qui a trop su, et qui s’en va.</w:t>
-      </w:r>
-    </w:p>
-    <w:p>
-      <w:pPr>
-        <w:spacing w:before="240" w:after="60"/>
-      </w:pPr>
-      <w:r>
-        <w:br w:type="page"/>
-      </w:r>
-      <w:r>
-        <w:rPr>
-          <w:i/>
-          <w:sz w:val="22"/>
-          <w:color w:val="6D4C41"/>
-        </w:rPr>
-        <w:t xml:space="preserve">Mercredi 3 juin</w:t>
-      </w:r>
-    </w:p>
-    <w:p>
-      <w:pPr>
-        <w:spacing w:after="120"/>
-      </w:pPr>
-      <w:r>
-        <w:rPr>
-          <w:b/>
-          <w:sz w:val="26"/>
-        </w:rPr>
-        <w:t xml:space="preserve">« Vendre mes meubles »</w:t>
-      </w:r>
-    </w:p>
-    <w:p>
-      <w:pPr>
-        <w:spacing w:after="120"/>
-        <w:jc w:val="both"/>
-      </w:pPr>
-      <w:r>
-        <w:rPr>
-          <w:sz w:val="22"/>
-        </w:rPr>
-        <w:t xml:space="preserve">L’antiquaire est venu cet après-midi. Il a touché du doigt la commode héritée de Maman, sans un mot. Il m’a offert trois cents livres pour le tout — la commode, le secrétaire, les fauteuils, les tapis. J’ai accepté sans marchander. Ce qu’une vie d’avare m’a rapporté, un soir d’antiquaire le défait. Je n’emporterai qu’une malle et mes plumes. Les Servantes, mon roman, partira sous mon bras — c’est la seule chose qui ne se vend pas. À ses pages je dois ma révélation : c’est en cherchant pour ce livre qu’une vérité m’est revenue, qui changera tout dans quelques jours.</w:t>
-      </w:r>
-    </w:p>
-    <w:p>
-      <w:pPr>
-        <w:spacing w:before="240" w:after="60"/>
-      </w:pPr>
-      <w:r>
-        <w:br w:type="page"/>
-      </w:r>
-      <w:r>
-        <w:rPr>
-          <w:i/>
-          <w:sz w:val="22"/>
-          <w:color w:val="6D4C41"/>
-        </w:rPr>
-        <w:t xml:space="preserve">Jeudi 4 juin</w:t>
-      </w:r>
-    </w:p>
-    <w:p>
-      <w:pPr>
-        <w:spacing w:after="120"/>
-      </w:pPr>
-      <w:r>
-        <w:rPr>
-          <w:b/>
-          <w:sz w:val="26"/>
-        </w:rPr>
-        <w:t xml:space="preserve">« Quatre jours avant »</w:t>
-      </w:r>
-    </w:p>
-    <w:p>
-      <w:pPr>
-        <w:spacing w:after="120"/>
-        <w:jc w:val="both"/>
-      </w:pPr>
-      <w:r>
-        <w:rPr>
-          <w:sz w:val="22"/>
-        </w:rPr>
-        <w:t xml:space="preserve">Quatre jours. Je relis pour la dernière fois mes dossiers, et je prépare mes adieux. Sept enveloppes posées sur le secrétaire — sept noms, sept ardoises à solder. Mes derniers rappels d’échéance, pour samedi matin chez les Beuhaies. Quand je serai en mer, ils dormiront mieux. Moi aussi. Ce soir, je dîne seule. Sir Amaury m’a fait porter un panier de framboises de son jardin — comme une dernière offrande dont il ignore le poids. Le Domaine des Beuhaies fut, ces dernières années, ma scène préférée. C’est là que tout finira.</w:t>
-      </w:r>
-    </w:p>
-    <w:p>
-      <w:pPr>
-        <w:spacing w:before="240" w:after="60"/>
-      </w:pPr>
-      <w:r>
-        <w:br w:type="page"/>
-      </w:r>
-      <w:r>
-        <w:rPr>
-          <w:i/>
-          <w:sz w:val="22"/>
-          <w:color w:val="6D4C41"/>
-        </w:rPr>
-        <w:t xml:space="preserve">Vendredi 5 juin</w:t>
-      </w:r>
-    </w:p>
-    <w:p>
-      <w:pPr>
-        <w:spacing w:after="120"/>
-      </w:pPr>
-      <w:r>
-        <w:rPr>
-          <w:b/>
-          <w:sz w:val="26"/>
-        </w:rPr>
-        <w:t xml:space="preserve">« Une lettre cachée »</w:t>
-      </w:r>
-    </w:p>
-    <w:p>
-      <w:pPr>
-        <w:spacing w:after="120"/>
-        <w:jc w:val="both"/>
-      </w:pPr>
-      <w:r>
-        <w:rPr>
-          <w:sz w:val="22"/>
-        </w:rPr>
-        <w:t xml:space="preserve">J’ai écrit ce soir une lettre que je ne remettrai pas. Elle attendra. Je l’ai pliée dans le coffret, sous la malle de rotin du jardin, avec un autre papier — plus ancien, plus brûlant. Un acte de naissance que personne ne devrait jamais lire, et qui pourtant porte le nom d’une femme que tout Londres a applaudie sous un faux titre. Demain, à la soirée de Chloé, je laisserai entendre. Une phrase, peut-être. Un regard. Le Duc comprendra avant que je ne parte. Je dois cesser de protéger les imposteurs. Cette femme a volé une vie en mai 1910 — je vais la rendre à celle qui n’est plus.</w:t>
-      </w:r>
-    </w:p>
-    <w:p>
-      <w:pPr>
-        <w:spacing w:before="240" w:after="60"/>
-      </w:pPr>
-      <w:r>
-        <w:br w:type="page"/>
-      </w:r>
-      <w:r>
-        <w:rPr>
-          <w:i/>
-          <w:sz w:val="22"/>
-          <w:color w:val="6D4C41"/>
-        </w:rPr>
-        <w:t xml:space="preserve">SAMEDI 6 JUIN</w:t>
-      </w:r>
-    </w:p>
-    <w:p>
-      <w:pPr>
-        <w:spacing w:after="120"/>
-      </w:pPr>
-      <w:r>
-        <w:rPr>
-          <w:b/>
-          <w:sz w:val="28"/>
-        </w:rPr>
-        <w:t xml:space="preserve">« Au grand large »   ★ AUJOURD’HUI ★</w:t>
-      </w:r>
-    </w:p>
-    <w:p>
-      <w:pPr>
-        <w:spacing w:after="120"/>
-        <w:jc w:val="both"/>
-      </w:pPr>
-      <w:r>
-        <w:rPr>
-          <w:sz w:val="22"/>
-        </w:rPr>
-        <w:t xml:space="preserve">Aujourd’hui. Sept rappels distribués ce matin dans le hall — pliés, scellés, glissés en mains propres avec un sourire de cire. Chacun les rangera comme on range une braise. Chloé fête ses trente ans. J’ai mis mes plus beaux gants, ma plus belle robe, comme une révérence d’adieu. Aux Beuhaies, on prendra le thé, on se complimentera, et l’on s’ignorera savamment — la chorégraphie qu’ils connaissent tous par cœur. Je danserai la dernière. Demain matin, six heures, le train du Havre. Je quitterai ce pays sans regret. J’emporte mes Servantes, mes plumes, et une cabine au nom d’une autre. Au grand large.</w:t>
-      </w:r>
-    </w:p>
-    <w:p>
-      <w:pPr>
-        <w:spacing w:before="240"/>
-        <w:jc w:val="center"/>
-      </w:pPr>
-      <w:r>
-        <w:rPr>
-          <w:i/>
-          <w:sz w:val="20"/>
-        </w:rPr>
-        <w:t xml:space="preserve">(Les comptes de chantage sont sur un autre cahier dans le tiroir du bureau. Ils ne servent pas au code.)</w:t>
-      </w:r>
-    </w:p>
-    <w:p>
-      <w:pPr>
-        <w:pageBreakBefore/>
-        <w:jc w:val="center"/>
-        <w:spacing w:before="240" w:after="120"/>
-      </w:pPr>
-      <w:r>
-        <w:rPr>
-          <w:b/>
-          <w:sz w:val="28"/>
-        </w:rPr>
-        <w:t xml:space="preserve">OBJET 09b — Cahier des comptes de Léa</w:t>
-      </w:r>
-    </w:p>
-    <w:p>
-      <w:pPr>
-        <w:jc w:val="center"/>
-      </w:pPr>
-      <w:r>
-        <w:rPr>
-          <w:i/>
-          <w:sz w:val="22"/>
-        </w:rPr>
-        <w:t xml:space="preserve">À placer : dans le tiroir du bureau de Léa (atelier-dépendance). Petit cahier de comptable, séparé du carnet/journal de bord. Chloé peut le découvrir en Acte IV en fouillant les tiroirs.</w:t>
-      </w:r>
-    </w:p>
-    <w:p>
-      <w:pPr>
-        <w:jc w:val="center"/>
-        <w:spacing w:before="240" w:after="120"/>
-      </w:pPr>
-      <w:r>
-        <w:rPr>
-          <w:b/>
-          <w:sz w:val="24"/>
-        </w:rPr>
-        <w:t xml:space="preserve">Mon carnet des affaires — état des comptes</w:t>
-      </w:r>
-    </w:p>
-    <w:p>
-      <w:r>
-        <w:rPr>
-          <w:rFonts w:ascii="Courier New" w:hAnsi="Courier New"/>
-          <w:sz w:val="22"/>
-        </w:rPr>
-        <w:t xml:space="preserve">L.R. — Gautier          5 ✦ 1 ✦ 7     (500 livres)         ✓ payé</w:t>
-      </w:r>
-    </w:p>
-    <w:p>
-      <w:r>
-        <w:rPr>
-          <w:rFonts w:ascii="Courier New" w:hAnsi="Courier New"/>
-          <w:sz w:val="22"/>
-        </w:rPr>
-        <w:t xml:space="preserve">G.L. — Louis-Marc       5 ✦ 0           (5 000 livres)       en attente — rdv 17h30</w:t>
-      </w:r>
-    </w:p>
-    <w:p>
-      <w:r>
-        <w:rPr>
-          <w:rFonts w:ascii="Courier New" w:hAnsi="Courier New"/>
-          <w:sz w:val="22"/>
-        </w:rPr>
-        <w:t xml:space="preserve">N.P. — Plumeau          2 ✦ 7           (200 livres)         ✓ payé</w:t>
-      </w:r>
-    </w:p>
-    <w:p>
-      <w:r>
-        <w:rPr>
-          <w:rFonts w:ascii="Courier New" w:hAnsi="Courier New"/>
-          <w:sz w:val="22"/>
-        </w:rPr>
-        <w:t xml:space="preserve">T.P. — Vienne           1 ✦ 5           (1 500 livres)       en attente</w:t>
-      </w:r>
-    </w:p>
-    <w:p>
-      <w:r>
-        <w:rPr>
-          <w:rFonts w:ascii="Courier New" w:hAnsi="Courier New"/>
-          <w:sz w:val="22"/>
-        </w:rPr>
-        <w:t xml:space="preserve">C.C. — mardi            1 ✦ 0           (1 000 livres)       en attente</w:t>
-      </w:r>
-    </w:p>
-    <w:p>
-      <w:r>
-        <w:rPr>
-          <w:rFonts w:ascii="Courier New" w:hAnsi="Courier New"/>
-          <w:sz w:val="22"/>
-        </w:rPr>
-        <w:t xml:space="preserve">B.M. — Tatoine          2 ✦ 0           (200 livres / trim.) ✓ régulier</w:t>
-      </w:r>
-    </w:p>
-    <w:p>
-      <w:r>
-        <w:rPr>
-          <w:rFonts w:ascii="Courier New" w:hAnsi="Courier New"/>
-          <w:sz w:val="22"/>
-        </w:rPr>
-        <w:t xml:space="preserve">T.C. — Boulet           2 ✦ 0           (200 livres / trim.) ✓ régulier</w:t>
-      </w:r>
-    </w:p>
-    <w:p>
-      <w:pPr>
-        <w:spacing w:before="180"/>
-      </w:pPr>
-      <w:r>
-        <w:rPr>
-          <w:i/>
-          <w:sz w:val="22"/>
-        </w:rPr>
-        <w:t xml:space="preserve">(annotation personnelle, en marge : « M.R. — potager — non, garder le silence »)</w:t>
-      </w:r>
-    </w:p>
-    <w:p>
-      <w:pPr>
-        <w:spacing w:before="180"/>
-      </w:pPr>
-      <w:r>
-        <w:rPr>
-          <w:b/>
-          <w:sz w:val="24"/>
-        </w:rPr>
-        <w:t xml:space="preserve">★ La Duchesse — affaire spéciale, sans prix — voir mes notes de recherche ★</w:t>
+        <w:t>OBJET 08 — Carnet de Léa — page 1 : la grille</w:t>
       </w:r>
     </w:p>
     <w:p>
@@ -2106,7 +1715,7 @@
           <w:szCs w:val="16"/>
           <w:rFonts w:ascii="Times New Roman" w:hAnsi="Times New Roman" w:cs="Times New Roman"/>
         </w:rPr>
-        <w:t>À placer : Pages suivantes du carnet, dans l’atelier-dépendance. Chaque jour est une page, avec un titre de trois mots (le code du jour, via la grille) et un poème en prose. La page du samedi 6 juin contient le code de ce soir : « Au grand large » → A-G-L → 1-7-3.</w:t>
+        <w:t>À placer : Dans l’atelier-dépendance de Léa (Acte IV), sur le bureau</w:t>
       </w:r>
     </w:p>
     <w:p>
@@ -2128,6 +1737,162 @@
     </w:p>
     <w:p>
       <w:pPr>
+        <w:spacing w:before="0" w:after="80" w:line="320" w:lineRule="auto"/>
+        <w:jc w:val="center"/>
+      </w:pPr>
+      <w:r>
+        <w:rPr>
+          <w:b/>
+          <w:bCs/>
+          <w:i/>
+          <w:iCs/>
+          <w:color w:val="000000"/>
+          <w:sz w:val="34"/>
+          <w:szCs w:val="34"/>
+          <w:rFonts w:ascii="Garamond" w:hAnsi="Garamond" w:cs="Garamond"/>
+        </w:rPr>
+        <w:t>Grille de mes codes</w:t>
+      </w:r>
+    </w:p>
+    <w:p>
+      <w:pPr>
+        <w:spacing w:before="0" w:after="400" w:line="320" w:lineRule="auto"/>
+        <w:jc w:val="center"/>
+      </w:pPr>
+      <w:r>
+        <w:rPr>
+          <w:i/>
+          <w:iCs/>
+          <w:color w:val="606060"/>
+          <w:sz w:val="22"/>
+          <w:szCs w:val="22"/>
+          <w:rFonts w:ascii="Garamond" w:hAnsi="Garamond" w:cs="Garamond"/>
+        </w:rPr>
+        <w:t>— méthode personnelle —</w:t>
+      </w:r>
+    </w:p>
+    <w:p>
+      <w:pPr>
+        <w:spacing w:before="0" w:after="160" w:line="320" w:lineRule="auto"/>
+        <w:jc w:val="center"/>
+      </w:pPr>
+      <w:r>
+        <w:rPr>
+          <w:color w:val="000000"/>
+          <w:sz w:val="26"/>
+          <w:szCs w:val="26"/>
+          <w:rFonts w:ascii="Garamond" w:hAnsi="Garamond" w:cs="Garamond"/>
+        </w:rPr>
+        <w:t xml:space="preserve">A = 1     B = 2     C = 3     D = 4     E = 5</w:t>
+      </w:r>
+    </w:p>
+    <w:p>
+      <w:pPr>
+        <w:spacing w:before="0" w:after="160" w:line="320" w:lineRule="auto"/>
+        <w:jc w:val="center"/>
+      </w:pPr>
+      <w:r>
+        <w:rPr>
+          <w:color w:val="000000"/>
+          <w:sz w:val="26"/>
+          <w:szCs w:val="26"/>
+          <w:rFonts w:ascii="Garamond" w:hAnsi="Garamond" w:cs="Garamond"/>
+        </w:rPr>
+        <w:t xml:space="preserve">F = 6     G = 7     H = 8     I = 9</w:t>
+      </w:r>
+    </w:p>
+    <w:p>
+      <w:pPr>
+        <w:spacing w:before="0" w:after="160" w:line="320" w:lineRule="auto"/>
+        <w:jc w:val="center"/>
+      </w:pPr>
+      <w:r>
+        <w:rPr>
+          <w:color w:val="000000"/>
+          <w:sz w:val="26"/>
+          <w:szCs w:val="26"/>
+          <w:rFonts w:ascii="Garamond" w:hAnsi="Garamond" w:cs="Garamond"/>
+        </w:rPr>
+        <w:t xml:space="preserve">J = 10 → 1     K = 11 → 2     L = 12 → 3</w:t>
+      </w:r>
+    </w:p>
+    <w:p>
+      <w:pPr>
+        <w:spacing w:before="0" w:after="160" w:line="320" w:lineRule="auto"/>
+        <w:jc w:val="center"/>
+      </w:pPr>
+      <w:r>
+        <w:rPr>
+          <w:color w:val="000000"/>
+          <w:sz w:val="26"/>
+          <w:szCs w:val="26"/>
+          <w:rFonts w:ascii="Garamond" w:hAnsi="Garamond" w:cs="Garamond"/>
+        </w:rPr>
+        <w:t xml:space="preserve">M = 13 → 4     N = 14 → 5     O = 15 → 6</w:t>
+      </w:r>
+    </w:p>
+    <w:p>
+      <w:pPr>
+        <w:spacing w:before="0" w:after="160" w:line="320" w:lineRule="auto"/>
+        <w:jc w:val="center"/>
+      </w:pPr>
+      <w:r>
+        <w:rPr>
+          <w:color w:val="000000"/>
+          <w:sz w:val="26"/>
+          <w:szCs w:val="26"/>
+          <w:rFonts w:ascii="Garamond" w:hAnsi="Garamond" w:cs="Garamond"/>
+        </w:rPr>
+        <w:t xml:space="preserve">P = 16 → 7     Q = 17 → 8     R = 18 → 9</w:t>
+      </w:r>
+    </w:p>
+    <w:p>
+      <w:pPr>
+        <w:spacing w:before="0" w:after="160" w:line="320" w:lineRule="auto"/>
+        <w:jc w:val="center"/>
+      </w:pPr>
+      <w:r>
+        <w:rPr>
+          <w:color w:val="000000"/>
+          <w:sz w:val="26"/>
+          <w:szCs w:val="26"/>
+          <w:rFonts w:ascii="Garamond" w:hAnsi="Garamond" w:cs="Garamond"/>
+        </w:rPr>
+        <w:t xml:space="preserve">S = 19 → 1     T = 20 → 2     U = 21 → 3</w:t>
+      </w:r>
+    </w:p>
+    <w:p>
+      <w:pPr>
+        <w:spacing w:before="0" w:after="160" w:line="320" w:lineRule="auto"/>
+        <w:jc w:val="center"/>
+      </w:pPr>
+      <w:r>
+        <w:rPr>
+          <w:color w:val="000000"/>
+          <w:sz w:val="26"/>
+          <w:szCs w:val="26"/>
+          <w:rFonts w:ascii="Garamond" w:hAnsi="Garamond" w:cs="Garamond"/>
+        </w:rPr>
+        <w:t xml:space="preserve">V = 22 → 4     W = 23 → 5     X = 24 → 6</w:t>
+      </w:r>
+    </w:p>
+    <w:p>
+      <w:pPr>
+        <w:spacing w:before="0" w:after="160" w:line="320" w:lineRule="auto"/>
+        <w:jc w:val="center"/>
+      </w:pPr>
+      <w:r>
+        <w:rPr>
+          <w:color w:val="000000"/>
+          <w:sz w:val="26"/>
+          <w:szCs w:val="26"/>
+          <w:rFonts w:ascii="Garamond" w:hAnsi="Garamond" w:cs="Garamond"/>
+        </w:rPr>
+        <w:t xml:space="preserve">Y = 25 → 7     Z = 26 → 8</w:t>
+      </w:r>
+    </w:p>
+    <w:p>
+      <w:pPr>
         <w:pBdr>
           <w:top w:val="single" w:sz="4" w:space="1" w:color="606060"/>
         </w:pBdr>
@@ -2135,27 +1900,39 @@
     </w:p>
     <w:p>
       <w:pPr>
-        <w:spacing w:after="120"/>
-      </w:pPr>
-    </w:p>
-    <w:p>
-      <w:pPr>
-        <w:spacing w:after="400"/>
-      </w:pPr>
-    </w:p>
-    <w:p>
-      <w:pPr>
-        <w:pBdr>
-          <w:top w:val="single" w:sz="8" w:space="1" w:color="000000"/>
-        </w:pBdr>
-      </w:pPr>
-    </w:p>
-    <w:p>
-      <w:pPr>
-        <w:pBdr>
-          <w:top w:val="single" w:sz="8" w:space="1" w:color="000000"/>
-        </w:pBdr>
-      </w:pPr>
+        <w:spacing w:before="0" w:after="200" w:line="380" w:lineRule="auto"/>
+        <w:ind w:left="400" w:right="400"/>
+        <w:jc w:val="both"/>
+      </w:pPr>
+      <w:r>
+        <w:rPr>
+          <w:i/>
+          <w:iCs/>
+          <w:color w:val="000000"/>
+          <w:sz w:val="22"/>
+          <w:szCs w:val="22"/>
+          <w:rFonts w:ascii="Garamond" w:hAnsi="Garamond" w:cs="Garamond"/>
+        </w:rPr>
+        <w:t>« Pour mes coffres et mes serrures, je prends les initiales des trois mots de ma phrase du jour, dans mon journal de bord. Je convertis chaque lettre en un chiffre (de 1 à 9) ; si la lettre vaut plus de neuf, j’additionne (12 → 1+2 = 3). Le code change ainsi tous les jours. C’est ma méthode personnelle. »</w:t>
+      </w:r>
+    </w:p>
+    <w:p>
+      <w:pPr>
+        <w:spacing w:before="0" w:after="200" w:line="320" w:lineRule="auto"/>
+        <w:ind w:left="0" w:right="500"/>
+        <w:jc w:val="right"/>
+      </w:pPr>
+      <w:r>
+        <w:rPr>
+          <w:i/>
+          <w:iCs/>
+          <w:color w:val="000000"/>
+          <w:sz w:val="32"/>
+          <w:szCs w:val="32"/>
+          <w:rFonts w:ascii="Garamond" w:hAnsi="Garamond" w:cs="Garamond"/>
+        </w:rPr>
+        <w:t>— L.</w:t>
+      </w:r>
     </w:p>
     <w:p>
       <w:r>
@@ -2176,7 +1953,427 @@
           <w:szCs w:val="18"/>
           <w:rFonts w:ascii="Times New Roman" w:hAnsi="Times New Roman" w:cs="Times New Roman"/>
         </w:rPr>
-        <w:t>OBJET 10 — Notes de recherche de Léa</w:t>
+        <w:t>OBJET 09 — Carnet de Léa — pages 2 à 7 : le journal de bord (six poèmes datés)</w:t>
+      </w:r>
+    </w:p>
+    <w:p>
+      <w:pPr>
+        <w:spacing w:before="240" w:after="120"/>
+        <w:jc w:val="center"/>
+      </w:pPr>
+      <w:r>
+        <w:rPr>
+          <w:b/>
+          <w:sz w:val="28"/>
+        </w:rPr>
+        <w:t xml:space="preserve">JOURNAL DE BORD</w:t>
+      </w:r>
+    </w:p>
+    <w:p>
+      <w:pPr>
+        <w:spacing w:after="240"/>
+        <w:jc w:val="center"/>
+      </w:pPr>
+      <w:r>
+        <w:rPr>
+          <w:i/>
+          <w:sz w:val="22"/>
+        </w:rPr>
+        <w:t xml:space="preserve">(chaque jour, le titre du poème donne le code : initiales des trois mots, via ma grille)</w:t>
+      </w:r>
+    </w:p>
+    <w:p>
+      <w:pPr>
+        <w:spacing w:before="240" w:after="60"/>
+      </w:pPr>
+      <w:r>
+        <w:rPr>
+          <w:i/>
+          <w:sz w:val="22"/>
+          <w:color w:val="6D4C41"/>
+        </w:rPr>
+        <w:t xml:space="preserve">Lundi 1er juin</w:t>
+      </w:r>
+    </w:p>
+    <w:p>
+      <w:pPr>
+        <w:spacing w:after="120"/>
+      </w:pPr>
+      <w:r>
+        <w:rPr>
+          <w:b/>
+          <w:sz w:val="26"/>
+        </w:rPr>
+        <w:t xml:space="preserve">« Ma décision prise »</w:t>
+      </w:r>
+    </w:p>
+    <w:p>
+      <w:pPr>
+        <w:spacing w:after="120"/>
+        <w:jc w:val="both"/>
+      </w:pPr>
+      <w:r>
+        <w:rPr>
+          <w:sz w:val="22"/>
+        </w:rPr>
+        <w:t xml:space="preserve">J’ai pris ma décision hier soir, au creux d’un orage. Trop de noms portés dans ce carnet, trop de secrets pesés dans cette main qui écrit. Mon âme étouffe sous le poids des fortunes d’autrui — j’en ai gagné assez pour qu’on ne me retrouve plus. Demain je vendrai mes meubles. La semaine prochaine, je prendrai la mer. Je veux des terres où nul ne sait que j’écris. Une autre patrie pour mes plumes, et pour moi un nom plus léger. Sept ans à plumer les puissants à Londres : il est temps que cette comédie cesse, et qu’une autre commence, sans public.</w:t>
+      </w:r>
+    </w:p>
+    <w:p>
+      <w:pPr>
+        <w:spacing w:before="240" w:after="60"/>
+      </w:pPr>
+      <w:r>
+        <w:br w:type="page"/>
+      </w:r>
+      <w:r>
+        <w:rPr>
+          <w:i/>
+          <w:sz w:val="22"/>
+          <w:color w:val="6D4C41"/>
+        </w:rPr>
+        <w:t xml:space="preserve">Mardi 2 juin</w:t>
+      </w:r>
+    </w:p>
+    <w:p>
+      <w:pPr>
+        <w:spacing w:after="120"/>
+      </w:pPr>
+      <w:r>
+        <w:rPr>
+          <w:b/>
+          <w:sz w:val="26"/>
+        </w:rPr>
+        <w:t xml:space="preserve">« Bateau parle anglais »</w:t>
+      </w:r>
+    </w:p>
+    <w:p>
+      <w:pPr>
+        <w:spacing w:after="120"/>
+        <w:jc w:val="both"/>
+      </w:pPr>
+      <w:r>
+        <w:rPr>
+          <w:sz w:val="22"/>
+        </w:rPr>
+        <w:t xml:space="preserve">Je me suis présentée chez Thomas Cook ce matin, voilette baissée. Le commis souriait sans comprendre l’enjeu de mon billet. Le Berengaria appareille du Havre vendredi 12 juin, à dix heures. Première classe, cabine B-37. J’ai signé Mademoiselle Léa de Pavy — c’est peut-être la dernière fois que ce nom paraîtra sur un registre français. Sur la traversée, j’apprendrai à le perdre. New York, dit-on, accueille les femmes qui ont des choses à oublier. Je suis exactement cela : une femme qui a trop su, et qui s’en va.</w:t>
+      </w:r>
+    </w:p>
+    <w:p>
+      <w:pPr>
+        <w:spacing w:before="240" w:after="60"/>
+      </w:pPr>
+      <w:r>
+        <w:br w:type="page"/>
+      </w:r>
+      <w:r>
+        <w:rPr>
+          <w:i/>
+          <w:sz w:val="22"/>
+          <w:color w:val="6D4C41"/>
+        </w:rPr>
+        <w:t xml:space="preserve">Mercredi 3 juin</w:t>
+      </w:r>
+    </w:p>
+    <w:p>
+      <w:pPr>
+        <w:spacing w:after="120"/>
+      </w:pPr>
+      <w:r>
+        <w:rPr>
+          <w:b/>
+          <w:sz w:val="26"/>
+        </w:rPr>
+        <w:t xml:space="preserve">« Vendre mes meubles »</w:t>
+      </w:r>
+    </w:p>
+    <w:p>
+      <w:pPr>
+        <w:spacing w:after="120"/>
+        <w:jc w:val="both"/>
+      </w:pPr>
+      <w:r>
+        <w:rPr>
+          <w:sz w:val="22"/>
+        </w:rPr>
+        <w:t xml:space="preserve">L’antiquaire est venu cet après-midi. Il a touché du doigt la commode héritée de Maman, sans un mot. Il m’a offert trois cents livres pour le tout — la commode, le secrétaire, les fauteuils, les tapis. J’ai accepté sans marchander. Ce qu’une vie d’avare m’a rapporté, un soir d’antiquaire le défait. Je n’emporterai qu’une malle et mes plumes. Les Servantes, mon roman, partira sous mon bras — c’est la seule chose qui ne se vend pas. À ses pages je dois ma révélation : c’est en cherchant pour ce livre qu’une vérité m’est revenue, qui changera tout dans quelques jours.</w:t>
+      </w:r>
+    </w:p>
+    <w:p>
+      <w:pPr>
+        <w:spacing w:before="240" w:after="60"/>
+      </w:pPr>
+      <w:r>
+        <w:br w:type="page"/>
+      </w:r>
+      <w:r>
+        <w:rPr>
+          <w:i/>
+          <w:sz w:val="22"/>
+          <w:color w:val="6D4C41"/>
+        </w:rPr>
+        <w:t xml:space="preserve">Jeudi 4 juin</w:t>
+      </w:r>
+    </w:p>
+    <w:p>
+      <w:pPr>
+        <w:spacing w:after="120"/>
+      </w:pPr>
+      <w:r>
+        <w:rPr>
+          <w:b/>
+          <w:sz w:val="26"/>
+        </w:rPr>
+        <w:t xml:space="preserve">« Quatre jours avant »</w:t>
+      </w:r>
+    </w:p>
+    <w:p>
+      <w:pPr>
+        <w:spacing w:after="120"/>
+        <w:jc w:val="both"/>
+      </w:pPr>
+      <w:r>
+        <w:rPr>
+          <w:sz w:val="22"/>
+        </w:rPr>
+        <w:t xml:space="preserve">Quatre jours. Je relis pour la dernière fois mes dossiers, et je prépare mes adieux. Neuf enveloppes posées sur le secrétaire — neuf noms, neuf ardoises à solder. Mes derniers rappels d’échéance, pour samedi matin chez les Beuhaies. Quand je serai en mer, ils dormiront mieux. Moi aussi. Ce soir, je dîne seule. Sir Amaury m’a fait porter un panier de framboises de son jardin — comme une dernière offrande dont il ignore le poids. Le Domaine des Beuhaies fut, ces dernières années, ma scène préférée. C’est là que tout finira.</w:t>
+      </w:r>
+    </w:p>
+    <w:p>
+      <w:pPr>
+        <w:spacing w:before="240" w:after="60"/>
+      </w:pPr>
+      <w:r>
+        <w:br w:type="page"/>
+      </w:r>
+      <w:r>
+        <w:rPr>
+          <w:i/>
+          <w:sz w:val="22"/>
+          <w:color w:val="6D4C41"/>
+        </w:rPr>
+        <w:t xml:space="preserve">Vendredi 5 juin</w:t>
+      </w:r>
+    </w:p>
+    <w:p>
+      <w:pPr>
+        <w:spacing w:after="120"/>
+      </w:pPr>
+      <w:r>
+        <w:rPr>
+          <w:b/>
+          <w:sz w:val="26"/>
+        </w:rPr>
+        <w:t xml:space="preserve">« Une lettre cachée »</w:t>
+      </w:r>
+    </w:p>
+    <w:p>
+      <w:pPr>
+        <w:spacing w:after="120"/>
+        <w:jc w:val="both"/>
+      </w:pPr>
+      <w:r>
+        <w:rPr>
+          <w:sz w:val="22"/>
+        </w:rPr>
+        <w:t xml:space="preserve">J’ai écrit ce soir une lettre que je ne remettrai pas. Elle attendra. Je l’ai pliée dans le coffret, sous la malle de rotin du jardin, avec un autre papier — plus ancien, plus brûlant. Un acte de naissance que personne ne devrait jamais lire, et qui pourtant porte le nom d’une femme que tout Londres a applaudie sous un faux titre. Demain, à la soirée de Chloé, je laisserai entendre. Une phrase, peut-être. Un regard. Le Duc comprendra avant que je ne parte. Je dois cesser de protéger les imposteurs. Cette femme a volé une vie en mai 1910 — je vais la rendre à celle qui n’est plus, et réparer, enfin, pour l’enfant qu’on a dépouillée avec elle.</w:t>
+      </w:r>
+    </w:p>
+    <w:p>
+      <w:pPr>
+        <w:spacing w:before="240" w:after="60"/>
+      </w:pPr>
+      <w:r>
+        <w:br w:type="page"/>
+      </w:r>
+      <w:r>
+        <w:rPr>
+          <w:i/>
+          <w:sz w:val="22"/>
+          <w:color w:val="6D4C41"/>
+        </w:rPr>
+        <w:t xml:space="preserve">SAMEDI 6 JUIN</w:t>
+      </w:r>
+    </w:p>
+    <w:p>
+      <w:pPr>
+        <w:spacing w:after="120"/>
+      </w:pPr>
+      <w:r>
+        <w:rPr>
+          <w:b/>
+          <w:sz w:val="28"/>
+        </w:rPr>
+        <w:t xml:space="preserve">« Au grand large »   ★ AUJOURD’HUI ★</w:t>
+      </w:r>
+    </w:p>
+    <w:p>
+      <w:pPr>
+        <w:spacing w:after="120"/>
+        <w:jc w:val="both"/>
+      </w:pPr>
+      <w:r>
+        <w:rPr>
+          <w:sz w:val="22"/>
+        </w:rPr>
+        <w:t xml:space="preserve">Aujourd’hui. Neuf rappels distribués ce matin dans le hall — pliés, scellés, glissés en mains propres avec un sourire de cire. Chacun les rangera comme on range une braise. Chloé fête ses trente ans. J’ai mis mes plus beaux gants, ma plus belle robe, comme une révérence d’adieu. Aux Beuhaies, on prendra le thé, on se complimentera, et l’on s’ignorera savamment — la chorégraphie qu’ils connaissent tous par cœur. Je danserai la dernière. Demain matin, six heures, le train du Havre. Je quitterai ce pays sans regret. J’emporte mes Servantes, mes plumes, et une cabine au nom d’une autre. Au grand large.</w:t>
+      </w:r>
+    </w:p>
+    <w:p>
+      <w:pPr>
+        <w:spacing w:before="240"/>
+        <w:jc w:val="center"/>
+      </w:pPr>
+      <w:r>
+        <w:rPr>
+          <w:i/>
+          <w:sz w:val="20"/>
+        </w:rPr>
+        <w:t xml:space="preserve">(Les comptes de chantage sont sur un autre cahier dans le tiroir du bureau. Ils ne servent pas au code.)</w:t>
+      </w:r>
+    </w:p>
+    <w:p>
+      <w:pPr>
+        <w:pageBreakBefore/>
+        <w:jc w:val="center"/>
+        <w:spacing w:before="240" w:after="120"/>
+      </w:pPr>
+      <w:r>
+        <w:rPr>
+          <w:b/>
+          <w:sz w:val="28"/>
+        </w:rPr>
+        <w:t xml:space="preserve">OBJET 09b — Cahier des comptes de Léa</w:t>
+      </w:r>
+    </w:p>
+    <w:p>
+      <w:pPr>
+        <w:jc w:val="center"/>
+      </w:pPr>
+      <w:r>
+        <w:rPr>
+          <w:i/>
+          <w:sz w:val="22"/>
+        </w:rPr>
+        <w:t xml:space="preserve">À placer : dans le tiroir du bureau de Léa (atelier-dépendance). Petit cahier de comptable, séparé du carnet/journal de bord. Chloé peut le découvrir en Acte IV en fouillant les tiroirs.</w:t>
+      </w:r>
+    </w:p>
+    <w:p>
+      <w:pPr>
+        <w:jc w:val="center"/>
+        <w:spacing w:before="240" w:after="120"/>
+      </w:pPr>
+      <w:r>
+        <w:rPr>
+          <w:b/>
+          <w:sz w:val="24"/>
+        </w:rPr>
+        <w:t xml:space="preserve">Mon carnet des affaires — état des comptes</w:t>
+      </w:r>
+    </w:p>
+    <w:p>
+      <w:r>
+        <w:rPr>
+          <w:rFonts w:ascii="Courier New" w:hAnsi="Courier New"/>
+          <w:sz w:val="22"/>
+        </w:rPr>
+        <w:t xml:space="preserve">L.R. — Gautier          5 ✦ 1 ✦ 7     (500 livres)         ✓ payé</w:t>
+      </w:r>
+    </w:p>
+    <w:p>
+      <w:r>
+        <w:rPr>
+          <w:rFonts w:ascii="Courier New" w:hAnsi="Courier New"/>
+          <w:sz w:val="22"/>
+        </w:rPr>
+        <w:t xml:space="preserve">G.L. — Louis-Marc       5 ✦ 0           (5 000 livres)       en attente — rdv 17h30</w:t>
+      </w:r>
+    </w:p>
+    <w:p>
+      <w:r>
+        <w:rPr>
+          <w:rFonts w:ascii="Courier New" w:hAnsi="Courier New"/>
+          <w:sz w:val="22"/>
+        </w:rPr>
+        <w:t xml:space="preserve">B.A. — Plumeau          2 ✦ 7           (200 livres)         ✓ payé</w:t>
+      </w:r>
+    </w:p>
+    <w:p>
+      <w:r>
+        <w:rPr>
+          <w:rFonts w:ascii="Courier New" w:hAnsi="Courier New"/>
+          <w:sz w:val="22"/>
+        </w:rPr>
+        <w:t xml:space="preserve">T.P. — Vienne           1 ✦ 5           (1 500 livres)       en attente</w:t>
+      </w:r>
+    </w:p>
+    <w:p>
+      <w:r>
+        <w:rPr>
+          <w:rFonts w:ascii="Courier New" w:hAnsi="Courier New"/>
+          <w:sz w:val="22"/>
+        </w:rPr>
+        <w:t xml:space="preserve">C.C. — mardi            1 ✦ 0           (1 000 livres)       en attente</w:t>
+      </w:r>
+    </w:p>
+    <w:p>
+      <w:r>
+        <w:rPr>
+          <w:rFonts w:ascii="Courier New" w:hAnsi="Courier New"/>
+          <w:sz w:val="22"/>
+        </w:rPr>
+        <w:t xml:space="preserve">B.M. — Tatoine          2 ✦ 0           (200 livres / trim.) ✓ régulier</w:t>
+      </w:r>
+    </w:p>
+    <w:p>
+      <w:r>
+        <w:rPr>
+          <w:rFonts w:ascii="Courier New" w:hAnsi="Courier New"/>
+          <w:sz w:val="22"/>
+        </w:rPr>
+        <w:t xml:space="preserve">T.C. — Boulet           2 ✦ 0           (200 livres / trim.) ✓ régulier</w:t>
+      </w:r>
+    </w:p>
+    <w:p>
+      <w:r>
+        <w:rPr>
+          <w:rFonts w:ascii="Courier New" w:hAnsi="Courier New"/>
+          <w:sz w:val="22"/>
+        </w:rPr>
+        <w:t xml:space="preserve">L.L. — origines         8 ✦ 0 ✦ 0       (800 livres)         en attente</w:t>
+      </w:r>
+    </w:p>
+    <w:p>
+      <w:r>
+        <w:rPr>
+          <w:rFonts w:ascii="Courier New" w:hAnsi="Courier New"/>
+          <w:sz w:val="22"/>
+        </w:rPr>
+        <w:t xml:space="preserve">E.C.S. — Beauchamp 1910 5 ✦ 0 ✦ 0 ✦ 0   (5 000 livres)       en attente</w:t>
+      </w:r>
+    </w:p>
+    <w:p>
+      <w:pPr>
+        <w:spacing w:before="180"/>
+      </w:pPr>
+      <w:r>
+        <w:rPr>
+          <w:i/>
+          <w:sz w:val="22"/>
+        </w:rPr>
+        <w:t xml:space="preserve">(annotation personnelle, en marge : « M.R. — potager — non, garder le silence »)</w:t>
+      </w:r>
+    </w:p>
+    <w:p>
+      <w:pPr>
+        <w:spacing w:before="180"/>
+      </w:pPr>
+      <w:r>
+        <w:rPr>
+          <w:b/>
+          <w:sz w:val="24"/>
+        </w:rPr>
+        <w:t xml:space="preserve">★ La Duchesse — affaire spéciale, sans prix — voir mes notes de recherche ★</w:t>
       </w:r>
     </w:p>
     <w:p>
@@ -2193,7 +2390,7 @@
           <w:szCs w:val="16"/>
           <w:rFonts w:ascii="Times New Roman" w:hAnsi="Times New Roman" w:cs="Times New Roman"/>
         </w:rPr>
-        <w:t>À placer : Dans l’atelier-dépendance, à proximité du carnet</w:t>
+        <w:t>À placer : Pages suivantes du carnet, dans l’atelier-dépendance. Chaque jour est une page, avec un titre de trois mots (le code du jour, via la grille) et un poème en prose. La page du samedi 6 juin contient le code de ce soir : « Au grand large » → A-G-L → 1-7-3.</w:t>
       </w:r>
     </w:p>
     <w:p>
@@ -2210,61 +2407,8 @@
     </w:p>
     <w:p>
       <w:pPr>
-        <w:spacing w:after="400"/>
-      </w:pPr>
-    </w:p>
-    <w:p>
-      <w:pPr>
-        <w:spacing w:before="0" w:after="80" w:line="320" w:lineRule="auto"/>
-        <w:jc w:val="center"/>
-      </w:pPr>
-      <w:r>
-        <w:rPr>
-          <w:i/>
-          <w:iCs/>
-          <w:color w:val="606060"/>
-          <w:sz w:val="24"/>
-          <w:szCs w:val="24"/>
-          <w:rFonts w:ascii="Garamond" w:hAnsi="Garamond" w:cs="Garamond"/>
-        </w:rPr>
-        <w:t>Notes — projet de roman</w:t>
-      </w:r>
-    </w:p>
-    <w:p>
-      <w:pPr>
-        <w:spacing w:before="0" w:after="80" w:line="320" w:lineRule="auto"/>
-        <w:jc w:val="center"/>
-      </w:pPr>
-      <w:r>
-        <w:rPr>
-          <w:b/>
-          <w:bCs/>
-          <w:i/>
-          <w:iCs/>
-          <w:color w:val="000000"/>
-          <w:sz w:val="40"/>
-          <w:szCs w:val="40"/>
-          <w:rFonts w:ascii="Garamond" w:hAnsi="Garamond" w:cs="Garamond"/>
-        </w:rPr>
-        <w:t>« Les Servantes »</w:t>
-      </w:r>
-    </w:p>
-    <w:p>
-      <w:pPr>
-        <w:spacing w:before="0" w:after="400" w:line="320" w:lineRule="auto"/>
-        <w:jc w:val="center"/>
-      </w:pPr>
-      <w:r>
-        <w:rPr>
-          <w:i/>
-          <w:iCs/>
-          <w:color w:val="606060"/>
-          <w:sz w:val="22"/>
-          <w:szCs w:val="22"/>
-          <w:rFonts w:ascii="Garamond" w:hAnsi="Garamond" w:cs="Garamond"/>
-        </w:rPr>
-        <w:t>— 5 juin —</w:t>
-      </w:r>
+        <w:spacing w:after="200"/>
+      </w:pPr>
     </w:p>
     <w:p>
       <w:pPr>
@@ -2275,246 +2419,27 @@
     </w:p>
     <w:p>
       <w:pPr>
-        <w:spacing w:after="200"/>
-      </w:pPr>
-    </w:p>
-    <w:p>
-      <w:pPr>
-        <w:spacing w:before="0" w:after="400" w:line="320" w:lineRule="auto"/>
-        <w:jc w:val="center"/>
-      </w:pPr>
-      <w:r>
-        <w:rPr>
-          <w:b/>
-          <w:bCs/>
-          <w:i/>
-          <w:iCs/>
-          <w:color w:val="000000"/>
-          <w:sz w:val="28"/>
-          <w:szCs w:val="28"/>
-          <w:rFonts w:ascii="Garamond" w:hAnsi="Garamond" w:cs="Garamond"/>
-        </w:rPr>
-        <w:t>A.G.L. : confirmée.</w:t>
-      </w:r>
-    </w:p>
-    <w:p>
-      <w:pPr>
-        <w:spacing w:before="0" w:after="140" w:line="320" w:lineRule="auto"/>
-        <w:jc w:val="center"/>
-      </w:pPr>
-      <w:r>
-        <w:rPr>
-          <w:i/>
-          <w:iCs/>
-          <w:color w:val="000000"/>
-          <w:sz w:val="24"/>
-          <w:szCs w:val="24"/>
-          <w:rFonts w:ascii="Garamond" w:hAnsi="Garamond" w:cs="Garamond"/>
-        </w:rPr>
-        <w:t>Servante chez les Beauchamp de 1907 à 1910.</w:t>
-      </w:r>
-    </w:p>
-    <w:p>
-      <w:pPr>
-        <w:spacing w:before="0" w:after="80" w:line="320" w:lineRule="auto"/>
-        <w:jc w:val="center"/>
-      </w:pPr>
-      <w:r>
-        <w:rPr>
-          <w:i/>
-          <w:iCs/>
-          <w:color w:val="000000"/>
-          <w:sz w:val="24"/>
-          <w:szCs w:val="24"/>
-          <w:rFonts w:ascii="Garamond" w:hAnsi="Garamond" w:cs="Garamond"/>
-        </w:rPr>
-        <w:t>Au service de Mademoiselle Amandinette de Beauchamp,</w:t>
-      </w:r>
-    </w:p>
-    <w:p>
-      <w:pPr>
-        <w:spacing w:before="0" w:after="300" w:line="320" w:lineRule="auto"/>
-        <w:jc w:val="center"/>
-      </w:pPr>
-      <w:r>
-        <w:rPr>
-          <w:i/>
-          <w:iCs/>
-          <w:color w:val="000000"/>
-          <w:sz w:val="24"/>
-          <w:szCs w:val="24"/>
-          <w:rFonts w:ascii="Garamond" w:hAnsi="Garamond" w:cs="Garamond"/>
-        </w:rPr>
-        <w:t>l’héritière de la famille, qui partageait son prénom.</w:t>
-      </w:r>
-    </w:p>
-    <w:p>
-      <w:pPr>
-        <w:spacing w:before="0" w:after="80" w:line="320" w:lineRule="auto"/>
-        <w:jc w:val="center"/>
-      </w:pPr>
-      <w:r>
-        <w:rPr>
-          <w:i/>
-          <w:iCs/>
-          <w:color w:val="000000"/>
-          <w:sz w:val="24"/>
-          <w:szCs w:val="24"/>
-          <w:rFonts w:ascii="Garamond" w:hAnsi="Garamond" w:cs="Garamond"/>
-        </w:rPr>
-        <w:t>Cette dernière morte d’une fièvre en mai 1910 —</w:t>
-      </w:r>
-    </w:p>
-    <w:p>
-      <w:pPr>
-        <w:spacing w:before="0" w:after="300" w:line="320" w:lineRule="auto"/>
-        <w:jc w:val="center"/>
-      </w:pPr>
-      <w:r>
-        <w:rPr>
-          <w:i/>
-          <w:iCs/>
-          <w:color w:val="000000"/>
-          <w:sz w:val="24"/>
-          <w:szCs w:val="24"/>
-          <w:rFonts w:ascii="Garamond" w:hAnsi="Garamond" w:cs="Garamond"/>
-        </w:rPr>
-        <w:t>seule la servante était à son chevet.</w:t>
-      </w:r>
-    </w:p>
-    <w:p>
-      <w:pPr>
-        <w:spacing w:before="0" w:after="80" w:line="320" w:lineRule="auto"/>
-        <w:jc w:val="center"/>
-      </w:pPr>
-      <w:r>
-        <w:rPr>
-          <w:i/>
-          <w:iCs/>
-          <w:color w:val="000000"/>
-          <w:sz w:val="24"/>
-          <w:szCs w:val="24"/>
-          <w:rFonts w:ascii="Garamond" w:hAnsi="Garamond" w:cs="Garamond"/>
-        </w:rPr>
-        <w:t>La semaine suivante, une « Mademoiselle Amandinette</w:t>
-      </w:r>
-    </w:p>
-    <w:p>
-      <w:pPr>
-        <w:spacing w:before="0" w:after="80" w:line="320" w:lineRule="auto"/>
-        <w:jc w:val="center"/>
-      </w:pPr>
-      <w:r>
-        <w:rPr>
-          <w:i/>
-          <w:iCs/>
-          <w:color w:val="000000"/>
-          <w:sz w:val="24"/>
-          <w:szCs w:val="24"/>
-          <w:rFonts w:ascii="Garamond" w:hAnsi="Garamond" w:cs="Garamond"/>
-        </w:rPr>
-        <w:t>de Beauchamp » paraît au bal des Parisette</w:t>
-      </w:r>
-    </w:p>
-    <w:p>
-      <w:pPr>
-        <w:spacing w:before="0" w:after="300" w:line="320" w:lineRule="auto"/>
-        <w:jc w:val="center"/>
-      </w:pPr>
-      <w:r>
-        <w:rPr>
-          <w:i/>
-          <w:iCs/>
-          <w:color w:val="000000"/>
-          <w:sz w:val="24"/>
-          <w:szCs w:val="24"/>
-          <w:rFonts w:ascii="Garamond" w:hAnsi="Garamond" w:cs="Garamond"/>
-        </w:rPr>
-        <w:t>avec la carte d’invitation et la robe de la défunte.</w:t>
-      </w:r>
-    </w:p>
-    <w:p>
-      <w:pPr>
-        <w:spacing w:before="0" w:after="400" w:line="320" w:lineRule="auto"/>
-        <w:jc w:val="center"/>
-      </w:pPr>
-      <w:r>
-        <w:rPr>
-          <w:i/>
-          <w:iCs/>
-          <w:color w:val="000000"/>
-          <w:sz w:val="24"/>
-          <w:szCs w:val="24"/>
-          <w:rFonts w:ascii="Garamond" w:hAnsi="Garamond" w:cs="Garamond"/>
-        </w:rPr>
-        <w:t>Théodorette de Parisette l’épouse quatre mois plus tard.</w:t>
-      </w:r>
+        <w:spacing w:after="120"/>
+      </w:pPr>
+    </w:p>
+    <w:p>
+      <w:pPr>
+        <w:spacing w:after="400"/>
+      </w:pPr>
     </w:p>
     <w:p>
       <w:pPr>
         <w:pBdr>
-          <w:top w:val="single" w:sz="4" w:space="1" w:color="606060"/>
+          <w:top w:val="single" w:sz="8" w:space="1" w:color="000000"/>
         </w:pBdr>
       </w:pPr>
     </w:p>
     <w:p>
       <w:pPr>
-        <w:spacing w:after="120"/>
-      </w:pPr>
-    </w:p>
-    <w:p>
-      <w:pPr>
-        <w:spacing w:before="0" w:after="80" w:line="320" w:lineRule="auto"/>
-        <w:jc w:val="center"/>
-      </w:pPr>
-      <w:r>
-        <w:rPr>
-          <w:i/>
-          <w:iCs/>
-          <w:color w:val="000000"/>
-          <w:sz w:val="24"/>
-          <w:szCs w:val="24"/>
-          <w:rFonts w:ascii="Garamond" w:hAnsi="Garamond" w:cs="Garamond"/>
-        </w:rPr>
-        <w:t>Doit en parler à Théodorette cette semaine —</w:t>
-      </w:r>
-    </w:p>
-    <w:p>
-      <w:pPr>
-        <w:spacing w:before="0" w:after="400" w:line="320" w:lineRule="auto"/>
-        <w:jc w:val="center"/>
-      </w:pPr>
-      <w:r>
-        <w:rPr>
-          <w:b/>
-          <w:bCs/>
-          <w:i/>
-          <w:iCs/>
-          <w:color w:val="000000"/>
-          <w:sz w:val="26"/>
-          <w:szCs w:val="26"/>
-          <w:rFonts w:ascii="Garamond" w:hAnsi="Garamond" w:cs="Garamond"/>
-        </w:rPr>
-        <w:t>je ne peux plus garder ce silence, et je ne le porterai pas avec moi sur l’Atlantique.</w:t>
-      </w:r>
-    </w:p>
-    <w:p>
-      <w:pPr>
-        <w:spacing w:before="0" w:after="200" w:line="320" w:lineRule="auto"/>
-        <w:ind w:left="0" w:right="600"/>
-        <w:jc w:val="right"/>
-      </w:pPr>
-      <w:r>
-        <w:rPr>
-          <w:i/>
-          <w:iCs/>
-          <w:color w:val="000000"/>
-          <w:sz w:val="36"/>
-          <w:szCs w:val="36"/>
-          <w:rFonts w:ascii="Garamond" w:hAnsi="Garamond" w:cs="Garamond"/>
-        </w:rPr>
-        <w:t>— L.</w:t>
-      </w:r>
+        <w:pBdr>
+          <w:top w:val="single" w:sz="8" w:space="1" w:color="000000"/>
+        </w:pBdr>
+      </w:pPr>
     </w:p>
     <w:p>
       <w:r>
@@ -2535,7 +2460,7 @@
           <w:szCs w:val="18"/>
           <w:rFonts w:ascii="Times New Roman" w:hAnsi="Times New Roman" w:cs="Times New Roman"/>
         </w:rPr>
-        <w:t>OBJET 11 — Lettre Nicolas → Alicia (échantillon)</w:t>
+        <w:t>OBJET 10 — Notes de recherche de Léa</w:t>
       </w:r>
     </w:p>
     <w:p>
@@ -2552,7 +2477,7 @@
           <w:szCs w:val="16"/>
           <w:rFonts w:ascii="Times New Roman" w:hAnsi="Times New Roman" w:cs="Times New Roman"/>
         </w:rPr>
-        <w:t>À placer : Paquet ruban de soie rose, atelier-dépendance — peut être imprimé en 3-4 exemplaires pour le réalisme</w:t>
+        <w:t>À placer : Dans l’atelier-dépendance, à proximité du carnet</w:t>
       </w:r>
     </w:p>
     <w:p>
@@ -2569,6 +2494,365 @@
     </w:p>
     <w:p>
       <w:pPr>
+        <w:spacing w:after="400"/>
+      </w:pPr>
+    </w:p>
+    <w:p>
+      <w:pPr>
+        <w:spacing w:before="0" w:after="80" w:line="320" w:lineRule="auto"/>
+        <w:jc w:val="center"/>
+      </w:pPr>
+      <w:r>
+        <w:rPr>
+          <w:i/>
+          <w:iCs/>
+          <w:color w:val="606060"/>
+          <w:sz w:val="24"/>
+          <w:szCs w:val="24"/>
+          <w:rFonts w:ascii="Garamond" w:hAnsi="Garamond" w:cs="Garamond"/>
+        </w:rPr>
+        <w:t>Notes — projet de roman</w:t>
+      </w:r>
+    </w:p>
+    <w:p>
+      <w:pPr>
+        <w:spacing w:before="0" w:after="80" w:line="320" w:lineRule="auto"/>
+        <w:jc w:val="center"/>
+      </w:pPr>
+      <w:r>
+        <w:rPr>
+          <w:b/>
+          <w:bCs/>
+          <w:i/>
+          <w:iCs/>
+          <w:color w:val="000000"/>
+          <w:sz w:val="40"/>
+          <w:szCs w:val="40"/>
+          <w:rFonts w:ascii="Garamond" w:hAnsi="Garamond" w:cs="Garamond"/>
+        </w:rPr>
+        <w:t>« Les Servantes »</w:t>
+      </w:r>
+    </w:p>
+    <w:p>
+      <w:pPr>
+        <w:spacing w:before="0" w:after="400" w:line="320" w:lineRule="auto"/>
+        <w:jc w:val="center"/>
+      </w:pPr>
+      <w:r>
+        <w:rPr>
+          <w:i/>
+          <w:iCs/>
+          <w:color w:val="606060"/>
+          <w:sz w:val="22"/>
+          <w:szCs w:val="22"/>
+          <w:rFonts w:ascii="Garamond" w:hAnsi="Garamond" w:cs="Garamond"/>
+        </w:rPr>
+        <w:t>— 5 juin —</w:t>
+      </w:r>
+    </w:p>
+    <w:p>
+      <w:pPr>
+        <w:pBdr>
+          <w:top w:val="single" w:sz="4" w:space="1" w:color="606060"/>
+        </w:pBdr>
+      </w:pPr>
+    </w:p>
+    <w:p>
+      <w:pPr>
+        <w:spacing w:after="200"/>
+      </w:pPr>
+    </w:p>
+    <w:p>
+      <w:pPr>
+        <w:spacing w:before="0" w:after="400" w:line="320" w:lineRule="auto"/>
+        <w:jc w:val="center"/>
+      </w:pPr>
+      <w:r>
+        <w:rPr>
+          <w:b/>
+          <w:bCs/>
+          <w:i/>
+          <w:iCs/>
+          <w:color w:val="000000"/>
+          <w:sz w:val="28"/>
+          <w:szCs w:val="28"/>
+          <w:rFonts w:ascii="Garamond" w:hAnsi="Garamond" w:cs="Garamond"/>
+        </w:rPr>
+        <w:t>A.G.L. : confirmée.</w:t>
+      </w:r>
+    </w:p>
+    <w:p>
+      <w:pPr>
+        <w:spacing w:before="0" w:after="140" w:line="320" w:lineRule="auto"/>
+        <w:jc w:val="center"/>
+      </w:pPr>
+      <w:r>
+        <w:rPr>
+          <w:i/>
+          <w:iCs/>
+          <w:color w:val="000000"/>
+          <w:sz w:val="24"/>
+          <w:szCs w:val="24"/>
+          <w:rFonts w:ascii="Garamond" w:hAnsi="Garamond" w:cs="Garamond"/>
+        </w:rPr>
+        <w:t>Servante chez les Beauchamp de 1907 à 1910.</w:t>
+      </w:r>
+    </w:p>
+    <w:p>
+      <w:pPr>
+        <w:spacing w:before="0" w:after="80" w:line="320" w:lineRule="auto"/>
+        <w:jc w:val="center"/>
+      </w:pPr>
+      <w:r>
+        <w:rPr>
+          <w:i/>
+          <w:iCs/>
+          <w:color w:val="000000"/>
+          <w:sz w:val="24"/>
+          <w:szCs w:val="24"/>
+          <w:rFonts w:ascii="Garamond" w:hAnsi="Garamond" w:cs="Garamond"/>
+        </w:rPr>
+        <w:t>Au service de Mademoiselle Amandinette de Beauchamp,</w:t>
+      </w:r>
+    </w:p>
+    <w:p>
+      <w:pPr>
+        <w:spacing w:before="0" w:after="300" w:line="320" w:lineRule="auto"/>
+        <w:jc w:val="center"/>
+      </w:pPr>
+      <w:r>
+        <w:rPr>
+          <w:i/>
+          <w:iCs/>
+          <w:color w:val="000000"/>
+          <w:sz w:val="24"/>
+          <w:szCs w:val="24"/>
+          <w:rFonts w:ascii="Garamond" w:hAnsi="Garamond" w:cs="Garamond"/>
+        </w:rPr>
+        <w:t>l’héritière de la famille, qui partageait son prénom.</w:t>
+      </w:r>
+    </w:p>
+    <w:p>
+      <w:pPr>
+        <w:spacing w:before="0" w:after="80" w:line="320" w:lineRule="auto"/>
+        <w:jc w:val="center"/>
+      </w:pPr>
+      <w:r>
+        <w:rPr>
+          <w:i/>
+          <w:iCs/>
+          <w:color w:val="000000"/>
+          <w:sz w:val="24"/>
+          <w:szCs w:val="24"/>
+          <w:rFonts w:ascii="Garamond" w:hAnsi="Garamond" w:cs="Garamond"/>
+        </w:rPr>
+        <w:t>Cette dernière morte d’une fièvre en mai 1910 —</w:t>
+      </w:r>
+    </w:p>
+    <w:p>
+      <w:pPr>
+        <w:spacing w:before="0" w:after="300" w:line="320" w:lineRule="auto"/>
+        <w:jc w:val="center"/>
+      </w:pPr>
+      <w:r>
+        <w:rPr>
+          <w:i/>
+          <w:iCs/>
+          <w:color w:val="000000"/>
+          <w:sz w:val="24"/>
+          <w:szCs w:val="24"/>
+          <w:rFonts w:ascii="Garamond" w:hAnsi="Garamond" w:cs="Garamond"/>
+        </w:rPr>
+        <w:t>seule la servante était à son chevet.</w:t>
+      </w:r>
+    </w:p>
+    <w:p>
+      <w:pPr>
+        <w:spacing w:before="0" w:after="80" w:line="320" w:lineRule="auto"/>
+        <w:jc w:val="center"/>
+      </w:pPr>
+      <w:r>
+        <w:rPr>
+          <w:i/>
+          <w:iCs/>
+          <w:color w:val="000000"/>
+          <w:sz w:val="24"/>
+          <w:szCs w:val="24"/>
+          <w:rFonts w:ascii="Garamond" w:hAnsi="Garamond" w:cs="Garamond"/>
+        </w:rPr>
+        <w:t>La semaine suivante, une « Mademoiselle Amandinette</w:t>
+      </w:r>
+    </w:p>
+    <w:p>
+      <w:pPr>
+        <w:spacing w:before="0" w:after="80" w:line="320" w:lineRule="auto"/>
+        <w:jc w:val="center"/>
+      </w:pPr>
+      <w:r>
+        <w:rPr>
+          <w:i/>
+          <w:iCs/>
+          <w:color w:val="000000"/>
+          <w:sz w:val="24"/>
+          <w:szCs w:val="24"/>
+          <w:rFonts w:ascii="Garamond" w:hAnsi="Garamond" w:cs="Garamond"/>
+        </w:rPr>
+        <w:t>de Beauchamp » paraît au bal des Parisette</w:t>
+      </w:r>
+    </w:p>
+    <w:p>
+      <w:pPr>
+        <w:spacing w:before="0" w:after="300" w:line="320" w:lineRule="auto"/>
+        <w:jc w:val="center"/>
+      </w:pPr>
+      <w:r>
+        <w:rPr>
+          <w:i/>
+          <w:iCs/>
+          <w:color w:val="000000"/>
+          <w:sz w:val="24"/>
+          <w:szCs w:val="24"/>
+          <w:rFonts w:ascii="Garamond" w:hAnsi="Garamond" w:cs="Garamond"/>
+        </w:rPr>
+        <w:t>avec la carte d’invitation et la robe de la défunte.</w:t>
+      </w:r>
+    </w:p>
+    <w:p>
+      <w:pPr>
+        <w:spacing w:before="0" w:after="400" w:line="320" w:lineRule="auto"/>
+        <w:jc w:val="center"/>
+      </w:pPr>
+      <w:r>
+        <w:rPr>
+          <w:i/>
+          <w:iCs/>
+          <w:color w:val="000000"/>
+          <w:sz w:val="24"/>
+          <w:szCs w:val="24"/>
+          <w:rFonts w:ascii="Garamond" w:hAnsi="Garamond" w:cs="Garamond"/>
+        </w:rPr>
+        <w:t>Théodorette de Parisette l’épouse quatre mois plus tard.</w:t>
+      </w:r>
+    </w:p>
+    <w:p>
+      <w:pPr>
+        <w:pBdr>
+          <w:top w:val="single" w:sz="4" w:space="1" w:color="606060"/>
+        </w:pBdr>
+      </w:pPr>
+    </w:p>
+    <w:p>
+      <w:pPr>
+        <w:spacing w:after="120"/>
+      </w:pPr>
+    </w:p>
+    <w:p>
+      <w:pPr>
+        <w:spacing w:before="0" w:after="80" w:line="320" w:lineRule="auto"/>
+        <w:jc w:val="center"/>
+      </w:pPr>
+      <w:r>
+        <w:rPr>
+          <w:i/>
+          <w:iCs/>
+          <w:color w:val="000000"/>
+          <w:sz w:val="24"/>
+          <w:szCs w:val="24"/>
+          <w:rFonts w:ascii="Garamond" w:hAnsi="Garamond" w:cs="Garamond"/>
+        </w:rPr>
+        <w:t>Doit en parler à Théodorette cette semaine —</w:t>
+      </w:r>
+    </w:p>
+    <w:p>
+      <w:pPr>
+        <w:spacing w:before="0" w:after="400" w:line="320" w:lineRule="auto"/>
+        <w:jc w:val="center"/>
+      </w:pPr>
+      <w:r>
+        <w:rPr>
+          <w:b/>
+          <w:bCs/>
+          <w:i/>
+          <w:iCs/>
+          <w:color w:val="000000"/>
+          <w:sz w:val="26"/>
+          <w:szCs w:val="26"/>
+          <w:rFonts w:ascii="Garamond" w:hAnsi="Garamond" w:cs="Garamond"/>
+        </w:rPr>
+        <w:t>je ne peux plus garder ce silence, et je ne le porterai pas avec moi sur l’Atlantique.</w:t>
+      </w:r>
+    </w:p>
+    <w:p>
+      <w:pPr>
+        <w:spacing w:before="0" w:after="200" w:line="320" w:lineRule="auto"/>
+        <w:ind w:left="0" w:right="600"/>
+        <w:jc w:val="right"/>
+      </w:pPr>
+      <w:r>
+        <w:rPr>
+          <w:i/>
+          <w:iCs/>
+          <w:color w:val="000000"/>
+          <w:sz w:val="36"/>
+          <w:szCs w:val="36"/>
+          <w:rFonts w:ascii="Garamond" w:hAnsi="Garamond" w:cs="Garamond"/>
+        </w:rPr>
+        <w:t>— L.</w:t>
+      </w:r>
+    </w:p>
+    <w:p>
+      <w:r>
+        <w:br w:type="page"/>
+      </w:r>
+    </w:p>
+    <w:p>
+      <w:pPr>
+        <w:spacing w:before="0" w:after="40" w:line="320" w:lineRule="auto"/>
+        <w:jc w:val="left"/>
+      </w:pPr>
+      <w:r>
+        <w:rPr>
+          <w:b/>
+          <w:bCs/>
+          <w:color w:val="606060"/>
+          <w:sz w:val="18"/>
+          <w:szCs w:val="18"/>
+          <w:rFonts w:ascii="Times New Roman" w:hAnsi="Times New Roman" w:cs="Times New Roman"/>
+        </w:rPr>
+        <w:t xml:space="preserve">OBJET 11 — Lettre Baptiste → Alicia (échantillon, signée « B. »)</w:t>
+      </w:r>
+    </w:p>
+    <w:p>
+      <w:pPr>
+        <w:spacing w:before="0" w:after="400" w:line="320" w:lineRule="auto"/>
+        <w:jc w:val="left"/>
+      </w:pPr>
+      <w:r>
+        <w:rPr>
+          <w:i/>
+          <w:iCs/>
+          <w:color w:val="606060"/>
+          <w:sz w:val="16"/>
+          <w:szCs w:val="16"/>
+          <w:rFonts w:ascii="Times New Roman" w:hAnsi="Times New Roman" w:cs="Times New Roman"/>
+        </w:rPr>
+        <w:t>À placer : Paquet ruban de soie rose, atelier-dépendance — peut être imprimé en 3-4 exemplaires pour le réalisme</w:t>
+      </w:r>
+    </w:p>
+    <w:p>
+      <w:pPr>
+        <w:pBdr>
+          <w:top w:val="single" w:sz="4" w:space="1" w:color="606060"/>
+        </w:pBdr>
+      </w:pPr>
+    </w:p>
+    <w:p>
+      <w:pPr>
+        <w:spacing w:after="400"/>
+      </w:pPr>
+    </w:p>
+    <w:p>
+      <w:pPr>
         <w:spacing w:after="300"/>
       </w:pPr>
     </w:p>
@@ -2715,7 +2999,7 @@
           <w:szCs w:val="44"/>
           <w:rFonts w:ascii="Garamond" w:hAnsi="Garamond" w:cs="Garamond"/>
         </w:rPr>
-        <w:t>— N.</w:t>
+        <w:t xml:space="preserve">— B.</w:t>
       </w:r>
     </w:p>
     <w:p>

--- a/Objets.docx
+++ b/Objets.docx
@@ -835,7 +835,7 @@
           <w:szCs w:val="30"/>
           <w:rFonts w:ascii="Garamond" w:hAnsi="Garamond" w:cs="Garamond"/>
         </w:rPr>
-        <w:t xml:space="preserve">Vous ne vous appelez pas Bouchard. Vous êtes Marguerite Beauchamp, nièce de la véritable Amandinette de Beauchamp — l’héritière morte d’une fièvre en mai 1910. On vous a pris votre nom et votre bien en même temps qu’on volait son identité.</w:t>
+        <w:t xml:space="preserve">Vous ne vous appelez pas Bouchard. Vous êtes Camille Beauchamp, nièce de la véritable Amandinette de Beauchamp — l’héritière morte d’une fièvre en mai 1910. On vous a pris votre nom et votre bien en même temps qu’on volait son identité.</w:t>
       </w:r>
     </w:p>
     <w:p>
@@ -2340,7 +2340,7 @@
           <w:rFonts w:ascii="Courier New" w:hAnsi="Courier New"/>
           <w:sz w:val="22"/>
         </w:rPr>
-        <w:t xml:space="preserve">L.L. — origines         8 ✦ 0 ✦ 0       (800 livres)         en attente</w:t>
+        <w:t xml:space="preserve">L.L. — origines         8 ✦ 0           (800 livres)         en attente</w:t>
       </w:r>
     </w:p>
     <w:p>
@@ -2349,7 +2349,7 @@
           <w:rFonts w:ascii="Courier New" w:hAnsi="Courier New"/>
           <w:sz w:val="22"/>
         </w:rPr>
-        <w:t xml:space="preserve">E.C.S. — Beauchamp 1910 5 ✦ 0 ✦ 0 ✦ 0   (5 000 livres)       en attente</w:t>
+        <w:t xml:space="preserve">E.C.S. — Beauchamp 1910 5 ✦ 0           (5 000 livres)       en attente</w:t>
       </w:r>
     </w:p>
     <w:p>

--- a/Objets.docx
+++ b/Objets.docx
@@ -2277,7 +2277,7 @@
           <w:rFonts w:ascii="Courier New" w:hAnsi="Courier New"/>
           <w:sz w:val="22"/>
         </w:rPr>
-        <w:t xml:space="preserve">L.R. — Gautier          5 ✦ 1 ✦ 7     (500 livres)         ✓ payé</w:t>
+        <w:t xml:space="preserve">L.R. — Louis-Marc       5 ✦ 0 ✦ 0       (500 livres)         en attente</w:t>
       </w:r>
     </w:p>
     <w:p>
@@ -2286,7 +2286,7 @@
           <w:rFonts w:ascii="Courier New" w:hAnsi="Courier New"/>
           <w:sz w:val="22"/>
         </w:rPr>
-        <w:t xml:space="preserve">G.L. — Louis-Marc       5 ✦ 0           (5 000 livres)       en attente — rdv 17h30</w:t>
+        <w:t xml:space="preserve">G.L. — Gautier          5 ✦ 0 ✦ 0 ✦ 0   (5 000 livres)       en attente — rdv 17h30</w:t>
       </w:r>
     </w:p>
     <w:p>
@@ -2295,7 +2295,7 @@
           <w:rFonts w:ascii="Courier New" w:hAnsi="Courier New"/>
           <w:sz w:val="22"/>
         </w:rPr>
-        <w:t xml:space="preserve">B.A. — Plumeau          2 ✦ 7           (200 livres)         ✓ payé</w:t>
+        <w:t xml:space="preserve">B.A. — Plumeau          2 ✦ 0 ✦ 0       (200 livres)         ✓ payé</w:t>
       </w:r>
     </w:p>
     <w:p>
@@ -2304,7 +2304,7 @@
           <w:rFonts w:ascii="Courier New" w:hAnsi="Courier New"/>
           <w:sz w:val="22"/>
         </w:rPr>
-        <w:t xml:space="preserve">T.P. — Vienne           1 ✦ 5           (1 500 livres)       en attente</w:t>
+        <w:t xml:space="preserve">T.P. — Vienne           1 ✦ 5 ✦ 0 ✦ 0   (1 500 livres)       en attente</w:t>
       </w:r>
     </w:p>
     <w:p>
@@ -2313,7 +2313,7 @@
           <w:rFonts w:ascii="Courier New" w:hAnsi="Courier New"/>
           <w:sz w:val="22"/>
         </w:rPr>
-        <w:t xml:space="preserve">C.C. — mardi            1 ✦ 0           (1 000 livres)       en attente</w:t>
+        <w:t xml:space="preserve">C.C. — Clochette        1 ✦ 0 ✦ 0 ✦ 0   (1 000 livres)       en attente</w:t>
       </w:r>
     </w:p>
     <w:p>
@@ -2322,7 +2322,7 @@
           <w:rFonts w:ascii="Courier New" w:hAnsi="Courier New"/>
           <w:sz w:val="22"/>
         </w:rPr>
-        <w:t xml:space="preserve">B.M. — Tatoine          2 ✦ 0           (200 livres / trim.) ✓ régulier</w:t>
+        <w:t xml:space="preserve">T.C. — Tatoine          2 ✦ 0 ✦ 0       (200 livres / trim.) ✓ régulier</w:t>
       </w:r>
     </w:p>
     <w:p>
@@ -2331,7 +2331,7 @@
           <w:rFonts w:ascii="Courier New" w:hAnsi="Courier New"/>
           <w:sz w:val="22"/>
         </w:rPr>
-        <w:t xml:space="preserve">T.C. — Boulet           2 ✦ 0           (200 livres / trim.) ✓ régulier</w:t>
+        <w:t xml:space="preserve">B.M. — Boulet           2 ✦ 0 ✦ 0       (200 livres / trim.) ✓ régulier</w:t>
       </w:r>
     </w:p>
     <w:p>
@@ -2340,7 +2340,7 @@
           <w:rFonts w:ascii="Courier New" w:hAnsi="Courier New"/>
           <w:sz w:val="22"/>
         </w:rPr>
-        <w:t xml:space="preserve">L.L. — origines         8 ✦ 0           (800 livres)         en attente</w:t>
+        <w:t xml:space="preserve">L.L. — origines         8 ✦ 0 ✦ 0       (800 livres)         en attente</w:t>
       </w:r>
     </w:p>
     <w:p>
@@ -2349,7 +2349,7 @@
           <w:rFonts w:ascii="Courier New" w:hAnsi="Courier New"/>
           <w:sz w:val="22"/>
         </w:rPr>
-        <w:t xml:space="preserve">E.C.S. — Beauchamp 1910 5 ✦ 0           (5 000 livres)       en attente</w:t>
+        <w:t xml:space="preserve">E.C.S. — Beauchamp 1910 5 ✦ 0 ✦ 0 ✦ 0   (5 000 livres)       en attente</w:t>
       </w:r>
     </w:p>
     <w:p>

--- a/Objets.docx
+++ b/Objets.docx
@@ -2578,7 +2578,7 @@
           <w:szCs w:val="28"/>
           <w:rFonts w:ascii="Garamond" w:hAnsi="Garamond" w:cs="Garamond"/>
         </w:rPr>
-        <w:t>A.G.L. : confirmée.</w:t>
+        <w:t xml:space="preserve">A.G.L. — Amandine de la Grande Leuleu, dite Amandinette — confirmée.</w:t>
       </w:r>
     </w:p>
     <w:p>

--- a/Objets.docx
+++ b/Objets.docx
@@ -123,6 +123,60 @@
       </w:r>
     </w:p>
     <w:p>
+      <w:pPr>
+        <w:spacing w:before="0" w:after="120" w:line="320" w:lineRule="auto"/>
+        <w:ind w:left="1440" w:right="1440"/>
+        <w:jc w:val="center"/>
+      </w:pPr>
+      <w:r>
+        <w:rPr>
+          <w:i/>
+          <w:iCs/>
+          <w:color w:val="606060"/>
+          <w:sz w:val="20"/>
+          <w:szCs w:val="20"/>
+          <w:rFonts w:ascii="Garamond" w:hAnsi="Garamond" w:cs="Garamond"/>
+        </w:rPr>
+        <w:t xml:space="preserve">OBJET 00 — Plan du Domaine des Beuhaies</w:t>
+      </w:r>
+    </w:p>
+    <w:p>
+      <w:pPr>
+        <w:spacing w:before="0" w:after="120" w:line="320" w:lineRule="auto"/>
+        <w:ind w:left="1440" w:right="1440"/>
+        <w:jc w:val="center"/>
+      </w:pPr>
+      <w:r>
+        <w:rPr>
+          <w:i/>
+          <w:iCs/>
+          <w:color w:val="606060"/>
+          <w:sz w:val="20"/>
+          <w:szCs w:val="20"/>
+          <w:rFonts w:ascii="Garamond" w:hAnsi="Garamond" w:cs="Garamond"/>
+        </w:rPr>
+        <w:t xml:space="preserve">À placer : sur un guéridon du salon, dès l’arrivée de Chloé. À ressortir à tout moment. Référence permanente pour planifier les déplacements.</w:t>
+      </w:r>
+    </w:p>
+    <w:p>
+      <w:pPr>
+        <w:spacing w:before="0" w:after="120" w:line="320" w:lineRule="auto"/>
+        <w:ind w:left="1440" w:right="1440"/>
+        <w:jc w:val="center"/>
+      </w:pPr>
+      <w:r>
+        <w:rPr>
+          <w:i/>
+          <w:iCs/>
+          <w:color w:val="606060"/>
+          <w:sz w:val="20"/>
+          <w:szCs w:val="20"/>
+          <w:rFonts w:ascii="Garamond" w:hAnsi="Garamond" w:cs="Garamond"/>
+        </w:rPr>
+        <w:t xml:space="preserve">Fichier déjà fourni à la racine du projet : Plan.png (à imprimer en A3 si possible, ou A4 plastifié). N’est pas à générer par l’IA.</w:t>
+      </w:r>
+    </w:p>
+    <w:p>
       <w:r>
         <w:br w:type="page"/>
       </w:r>
@@ -1606,86 +1660,6 @@
     </w:p>
     <w:p>
       <w:pPr>
-        <w:pageBreakBefore/>
-        <w:jc w:val="center"/>
-        <w:spacing w:before="240" w:after="120"/>
-      </w:pPr>
-      <w:r>
-        <w:rPr>
-          <w:b/>
-          <w:sz w:val="28"/>
-        </w:rPr>
-        <w:t xml:space="preserve">OBJET 07g — Mot à Maître Emilien Collin-Stanislas</w:t>
-      </w:r>
-    </w:p>
-    <w:p>
-      <w:pPr>
-        <w:jc w:val="center"/>
-      </w:pPr>
-      <w:r>
-        <w:rPr>
-          <w:i/>
-          <w:sz w:val="22"/>
-        </w:rPr>
-        <w:t xml:space="preserve">À placer : glissé dans le portefeuille d’Emilien, au cabinet de lecture. Trouvable s’il est pressé ou fouillé.</w:t>
-      </w:r>
-    </w:p>
-    <w:p>
-      <w:pPr>
-        <w:jc w:val="center"/>
-        <w:spacing w:before="240"/>
-      </w:pPr>
-      <w:r>
-        <w:rPr>
-          <w:sz w:val="24"/>
-        </w:rPr>
-        <w:t xml:space="preserve">Maître,</w:t>
-      </w:r>
-    </w:p>
-    <w:p>
-      <w:pPr>
-        <w:jc w:val="center"/>
-        <w:spacing w:before="240"/>
-      </w:pPr>
-      <w:r>
-        <w:rPr>
-          <w:sz w:val="24"/>
-        </w:rPr>
-        <w:t xml:space="preserve">Le passé Beauchamp ne s’efface pas — vous le savez mieux que personne, vous qui en avez rédigé le mensonge en 1910 et bâti votre fortune sur son silence. Cinq mille livres ce soir, et les actes restent au fond de mes tiroirs.</w:t>
-      </w:r>
-    </w:p>
-    <w:p>
-      <w:pPr>
-        <w:jc w:val="center"/>
-        <w:spacing w:before="240"/>
-      </w:pPr>
-      <w:r>
-        <w:rPr>
-          <w:sz w:val="24"/>
-        </w:rPr>
-        <w:t xml:space="preserve">Je pars bientôt ; ce sera notre dernier acte notarié, en quelque sorte.</w:t>
-      </w:r>
-    </w:p>
-    <w:p>
-      <w:pPr>
-        <w:spacing w:before="0" w:after="200" w:line="320" w:lineRule="auto"/>
-        <w:ind w:left="0" w:right="600"/>
-        <w:jc w:val="right"/>
-      </w:pPr>
-      <w:r>
-        <w:rPr>
-          <w:i/>
-          <w:iCs/>
-          <w:color w:val="000000"/>
-          <w:sz w:val="42"/>
-          <w:szCs w:val="42"/>
-          <w:rFonts w:ascii="Garamond" w:hAnsi="Garamond" w:cs="Garamond"/>
-        </w:rPr>
-        <w:t xml:space="preserve">— L.</w:t>
-      </w:r>
-    </w:p>
-    <w:p>
-      <w:pPr>
         <w:spacing w:before="0" w:after="40" w:line="320" w:lineRule="auto"/>
         <w:jc w:val="left"/>
       </w:pPr>
@@ -2136,7 +2110,7 @@
         <w:rPr>
           <w:sz w:val="22"/>
         </w:rPr>
-        <w:t xml:space="preserve">Quatre jours. Je relis pour la dernière fois mes dossiers, et je prépare mes adieux. Neuf enveloppes posées sur le secrétaire — neuf noms, neuf ardoises à solder. Mes derniers rappels d’échéance, pour samedi matin chez les Beuhaies. Quand je serai en mer, ils dormiront mieux. Moi aussi. Ce soir, je dîne seule. Sir Amaury m’a fait porter un panier de framboises de son jardin — comme une dernière offrande dont il ignore le poids. Le Domaine des Beuhaies fut, ces dernières années, ma scène préférée. C’est là que tout finira.</w:t>
+        <w:t xml:space="preserve">Quatre jours. Je relis pour la dernière fois mes dossiers, et je prépare mes adieux. Huit enveloppes posées sur le secrétaire — huit noms, huit ardoises à solder. Mes derniers rappels d’échéance, pour samedi matin chez les Beuhaies. Quand je serai en mer, ils dormiront mieux. Moi aussi. Ce soir, je dîne seule. Sir Amaury m’a fait porter un panier de framboises de son jardin — comme une dernière offrande dont il ignore le poids. Le Domaine des Beuhaies fut, ces dernières années, ma scène préférée. C’est là que tout finira.</w:t>
       </w:r>
     </w:p>
     <w:p>
@@ -2216,7 +2190,7 @@
         <w:rPr>
           <w:sz w:val="22"/>
         </w:rPr>
-        <w:t xml:space="preserve">Aujourd’hui. Neuf rappels distribués ce matin dans le hall — pliés, scellés, glissés en mains propres avec un sourire de cire. Chacun les rangera comme on range une braise. Chloé fête ses trente ans. J’ai mis mes plus beaux gants, ma plus belle robe, comme une révérence d’adieu. Aux Beuhaies, on prendra le thé, on se complimentera, et l’on s’ignorera savamment — la chorégraphie qu’ils connaissent tous par cœur. Je danserai la dernière. Demain matin, six heures, le train du Havre. Je quitterai ce pays sans regret. J’emporte mes Servantes, mes plumes, et une cabine au nom d’une autre. Au grand large.</w:t>
+        <w:t xml:space="preserve">Aujourd’hui. Huit rappels distribués ce matin dans le hall — pliés, scellés, glissés en mains propres avec un sourire de cire. Chacun les rangera comme on range une braise. Chloé fête ses trente ans. J’ai mis mes plus beaux gants, ma plus belle robe, comme une révérence d’adieu. Aux Beuhaies, on prendra le thé, on se complimentera, et l’on s’ignorera savamment — la chorégraphie qu’ils connaissent tous par cœur. Je danserai la dernière. Demain matin, six heures, le train du Havre. Je quitterai ce pays sans regret. J’emporte mes Servantes, mes plumes, et une cabine au nom d’une autre. Au grand large.</w:t>
       </w:r>
     </w:p>
     <w:p>
@@ -2341,15 +2315,6 @@
           <w:sz w:val="22"/>
         </w:rPr>
         <w:t xml:space="preserve">L.L. — origines         8 ✦ 0 ✦ 0       (800 livres)         en attente</w:t>
-      </w:r>
-    </w:p>
-    <w:p>
-      <w:r>
-        <w:rPr>
-          <w:rFonts w:ascii="Courier New" w:hAnsi="Courier New"/>
-          <w:sz w:val="22"/>
-        </w:rPr>
-        <w:t xml:space="preserve">E.C.S. — Beauchamp 1910 5 ✦ 0 ✦ 0 ✦ 0   (5 000 livres)       en attente</w:t>
       </w:r>
     </w:p>
     <w:p>
